--- a/KI-RnB_작업보고서_20260815.docx
+++ b/KI-RnB_작업보고서_20260815.docx
@@ -43,6 +43,7 @@
         </w:rPr>
         <w:t xml:space="preserve">LX3 </w:t>
       </w:r>
+      <w:proofErr w:type="spellStart"/>
       <w:r>
         <w:rPr>
           <w:color w:val="444444"/>
@@ -50,6 +51,7 @@
         </w:rPr>
         <w:t>차종</w:t>
       </w:r>
+      <w:proofErr w:type="spellEnd"/>
       <w:r>
         <w:rPr>
           <w:color w:val="444444"/>
@@ -57,6 +59,7 @@
         </w:rPr>
         <w:t xml:space="preserve"> </w:t>
       </w:r>
+      <w:proofErr w:type="spellStart"/>
       <w:r>
         <w:rPr>
           <w:color w:val="444444"/>
@@ -64,6 +67,7 @@
         </w:rPr>
         <w:t>추가</w:t>
       </w:r>
+      <w:proofErr w:type="spellEnd"/>
       <w:r>
         <w:rPr>
           <w:color w:val="444444"/>
@@ -85,6 +89,7 @@
         </w:rPr>
         <w:t xml:space="preserve"> </w:t>
       </w:r>
+      <w:proofErr w:type="spellStart"/>
       <w:r>
         <w:rPr>
           <w:color w:val="444444"/>
@@ -92,6 +97,7 @@
         </w:rPr>
         <w:t>에러</w:t>
       </w:r>
+      <w:proofErr w:type="spellEnd"/>
       <w:r>
         <w:rPr>
           <w:color w:val="444444"/>
@@ -99,6 +105,7 @@
         </w:rPr>
         <w:t xml:space="preserve"> </w:t>
       </w:r>
+      <w:proofErr w:type="spellStart"/>
       <w:r>
         <w:rPr>
           <w:color w:val="444444"/>
@@ -106,6 +113,7 @@
         </w:rPr>
         <w:t>방어</w:t>
       </w:r>
+      <w:proofErr w:type="spellEnd"/>
       <w:r>
         <w:rPr>
           <w:color w:val="444444"/>
@@ -113,6 +121,7 @@
         </w:rPr>
         <w:t xml:space="preserve"> </w:t>
       </w:r>
+      <w:proofErr w:type="spellStart"/>
       <w:r>
         <w:rPr>
           <w:color w:val="444444"/>
@@ -120,6 +129,7 @@
         </w:rPr>
         <w:t>코드</w:t>
       </w:r>
+      <w:proofErr w:type="spellEnd"/>
       <w:r>
         <w:rPr>
           <w:color w:val="444444"/>
@@ -127,6 +137,7 @@
         </w:rPr>
         <w:t xml:space="preserve"> </w:t>
       </w:r>
+      <w:proofErr w:type="spellStart"/>
       <w:r>
         <w:rPr>
           <w:color w:val="444444"/>
@@ -134,6 +145,7 @@
         </w:rPr>
         <w:t>작업</w:t>
       </w:r>
+      <w:proofErr w:type="spellEnd"/>
       <w:r>
         <w:rPr>
           <w:color w:val="444444"/>
@@ -141,6 +153,7 @@
         </w:rPr>
         <w:t xml:space="preserve"> </w:t>
       </w:r>
+      <w:proofErr w:type="spellStart"/>
       <w:r>
         <w:rPr>
           <w:color w:val="444444"/>
@@ -148,6 +161,7 @@
         </w:rPr>
         <w:t>보고서</w:t>
       </w:r>
+      <w:proofErr w:type="spellEnd"/>
       <w:r>
         <w:rPr>
           <w:color w:val="444444"/>
@@ -167,7 +181,16 @@
           <w:color w:val="888888"/>
           <w:sz w:val="28"/>
         </w:rPr>
-        <w:t>2026-08-15</w:t>
+        <w:t>2026-08-</w:t>
+      </w:r>
+      <w:r>
+        <w:rPr>
+          <w:rFonts w:eastAsia="맑은 고딕" w:hint="eastAsia"/>
+          <w:color w:val="888888"/>
+          <w:sz w:val="28"/>
+          <w:lang w:eastAsia="ko-KR"/>
+        </w:rPr>
+        <w:t>25</w:t>
       </w:r>
       <w:r>
         <w:rPr>
@@ -182,13 +205,13 @@
         </w:rPr>
         <w:t>GitHub: rr8602/KI-RnB-PK</w:t>
       </w:r>
+      <w:bookmarkStart w:id="0" w:name="_GoBack"/>
+      <w:bookmarkEnd w:id="0"/>
     </w:p>
     <w:p>
       <w:r>
         <w:br w:type="page"/>
       </w:r>
-      <w:bookmarkStart w:id="0" w:name="_GoBack"/>
-      <w:bookmarkEnd w:id="0"/>
     </w:p>
     <w:p>
       <w:pPr>
@@ -573,33 +596,11 @@
             <w:shd w:val="clear" w:color="auto" w:fill="F2F2F2"/>
           </w:tcPr>
           <w:p>
-            <w:pPr>
-              <w:rPr>
-                <w:rFonts w:eastAsia="맑은 고딕" w:hint="eastAsia"/>
-                <w:lang w:eastAsia="ko-KR"/>
-              </w:rPr>
-            </w:pPr>
-            <w:r>
-              <w:rPr>
-                <w:rFonts w:eastAsia="맑은 고딕" w:hint="eastAsia"/>
-                <w:sz w:val="18"/>
-                <w:lang w:eastAsia="ko-KR"/>
-              </w:rPr>
-              <w:t>202</w:t>
-            </w:r>
-            <w:r>
-              <w:rPr>
-                <w:sz w:val="18"/>
-              </w:rPr>
-              <w:t>6-08-1</w:t>
-            </w:r>
-            <w:r>
-              <w:rPr>
-                <w:rFonts w:eastAsia="맑은 고딕" w:hint="eastAsia"/>
-                <w:sz w:val="18"/>
-                <w:lang w:eastAsia="ko-KR"/>
-              </w:rPr>
-              <w:t>3 ~ 2026-08-25</w:t>
+            <w:r>
+              <w:rPr>
+                <w:sz w:val="18"/>
+              </w:rPr>
+              <w:t>2026-08-15</w:t>
             </w:r>
           </w:p>
         </w:tc>
@@ -1724,13 +1725,13 @@
           <w:rFonts w:ascii="맑은 고딕" w:hAnsi="맑은 고딕"/>
         </w:rPr>
         <w:lastRenderedPageBreak/>
-        <w:t xml:space="preserve">3. </w:t>
+        <w:t xml:space="preserve">3. LX3 </w:t>
       </w:r>
       <w:r>
         <w:rPr>
           <w:rFonts w:ascii="맑은 고딕" w:hAnsi="맑은 고딕"/>
         </w:rPr>
-        <w:t>에러</w:t>
+        <w:t>차종</w:t>
       </w:r>
       <w:r>
         <w:rPr>
@@ -1742,31 +1743,2044 @@
         <w:rPr>
           <w:rFonts w:ascii="맑은 고딕" w:hAnsi="맑은 고딕"/>
         </w:rPr>
-        <w:t>방어</w:t>
-      </w:r>
+        <w:t>추가</w:t>
+      </w:r>
+    </w:p>
+    <w:p>
+      <w:pPr>
+        <w:rPr>
+          <w:lang w:eastAsia="ko-KR"/>
+        </w:rPr>
+      </w:pPr>
+      <w:r>
+        <w:rPr>
+          <w:lang w:eastAsia="ko-KR"/>
+        </w:rPr>
+        <w:t>파키스탄</w:t>
+      </w:r>
+      <w:r>
+        <w:rPr>
+          <w:lang w:eastAsia="ko-KR"/>
+        </w:rPr>
+        <w:t xml:space="preserve"> HNMPL </w:t>
+      </w:r>
+      <w:r>
+        <w:rPr>
+          <w:lang w:eastAsia="ko-KR"/>
+        </w:rPr>
+        <w:t>공장에</w:t>
+      </w:r>
+      <w:r>
+        <w:rPr>
+          <w:lang w:eastAsia="ko-KR"/>
+        </w:rPr>
+        <w:t xml:space="preserve"> LX3 </w:t>
+      </w:r>
+      <w:r>
+        <w:rPr>
+          <w:lang w:eastAsia="ko-KR"/>
+        </w:rPr>
+        <w:t>HEV/ICE 2</w:t>
+      </w:r>
+      <w:r>
+        <w:rPr>
+          <w:lang w:eastAsia="ko-KR"/>
+        </w:rPr>
+        <w:t>개</w:t>
+      </w:r>
+      <w:r>
+        <w:rPr>
+          <w:lang w:eastAsia="ko-KR"/>
+        </w:rPr>
+        <w:t xml:space="preserve"> </w:t>
+      </w:r>
+      <w:r>
+        <w:rPr>
+          <w:lang w:eastAsia="ko-KR"/>
+        </w:rPr>
+        <w:t>차종을</w:t>
+      </w:r>
+      <w:r>
+        <w:rPr>
+          <w:lang w:eastAsia="ko-KR"/>
+        </w:rPr>
+        <w:t xml:space="preserve"> </w:t>
+      </w:r>
+      <w:r>
+        <w:rPr>
+          <w:lang w:eastAsia="ko-KR"/>
+        </w:rPr>
+        <w:t>신규</w:t>
+      </w:r>
+      <w:r>
+        <w:rPr>
+          <w:lang w:eastAsia="ko-KR"/>
+        </w:rPr>
+        <w:t xml:space="preserve"> </w:t>
+      </w:r>
+      <w:r>
+        <w:rPr>
+          <w:lang w:eastAsia="ko-KR"/>
+        </w:rPr>
+        <w:t>추가하였다</w:t>
+      </w:r>
+      <w:r>
+        <w:rPr>
+          <w:lang w:eastAsia="ko-KR"/>
+        </w:rPr>
+        <w:t xml:space="preserve">. ECU </w:t>
+      </w:r>
+      <w:r>
+        <w:rPr>
+          <w:lang w:eastAsia="ko-KR"/>
+        </w:rPr>
+        <w:t>통신</w:t>
+      </w:r>
+      <w:r>
+        <w:rPr>
+          <w:lang w:eastAsia="ko-KR"/>
+        </w:rPr>
+        <w:t xml:space="preserve"> </w:t>
+      </w:r>
+      <w:r>
+        <w:rPr>
+          <w:lang w:eastAsia="ko-KR"/>
+        </w:rPr>
+        <w:t>클래스</w:t>
+      </w:r>
+      <w:r>
+        <w:rPr>
+          <w:lang w:eastAsia="ko-KR"/>
+        </w:rPr>
+        <w:t xml:space="preserve"> </w:t>
+      </w:r>
+      <w:r>
+        <w:rPr>
+          <w:lang w:eastAsia="ko-KR"/>
+        </w:rPr>
+        <w:t>신규</w:t>
+      </w:r>
+      <w:r>
+        <w:rPr>
+          <w:lang w:eastAsia="ko-KR"/>
+        </w:rPr>
+        <w:t xml:space="preserve"> </w:t>
+      </w:r>
+      <w:r>
+        <w:rPr>
+          <w:lang w:eastAsia="ko-KR"/>
+        </w:rPr>
+        <w:t>작성</w:t>
+      </w:r>
+      <w:r>
+        <w:rPr>
+          <w:lang w:eastAsia="ko-KR"/>
+        </w:rPr>
+        <w:t xml:space="preserve">, </w:t>
+      </w:r>
+      <w:r>
+        <w:rPr>
+          <w:lang w:eastAsia="ko-KR"/>
+        </w:rPr>
+        <w:t>검사</w:t>
+      </w:r>
+      <w:r>
+        <w:rPr>
+          <w:lang w:eastAsia="ko-KR"/>
+        </w:rPr>
+        <w:t xml:space="preserve"> </w:t>
+      </w:r>
+      <w:r>
+        <w:rPr>
+          <w:lang w:eastAsia="ko-KR"/>
+        </w:rPr>
+        <w:t>시퀀스</w:t>
+      </w:r>
+      <w:r>
+        <w:rPr>
+          <w:lang w:eastAsia="ko-KR"/>
+        </w:rPr>
+        <w:t xml:space="preserve"> </w:t>
+      </w:r>
+      <w:r>
+        <w:rPr>
+          <w:lang w:eastAsia="ko-KR"/>
+        </w:rPr>
+        <w:t>커브</w:t>
+      </w:r>
+      <w:r>
+        <w:rPr>
+          <w:lang w:eastAsia="ko-KR"/>
+        </w:rPr>
+        <w:t xml:space="preserve"> </w:t>
+      </w:r>
+      <w:r>
+        <w:rPr>
+          <w:lang w:eastAsia="ko-KR"/>
+        </w:rPr>
+        <w:t>파일</w:t>
+      </w:r>
+      <w:r>
+        <w:rPr>
+          <w:lang w:eastAsia="ko-KR"/>
+        </w:rPr>
+        <w:t xml:space="preserve"> </w:t>
+      </w:r>
+      <w:r>
+        <w:rPr>
+          <w:lang w:eastAsia="ko-KR"/>
+        </w:rPr>
+        <w:t>생성</w:t>
+      </w:r>
+      <w:r>
+        <w:rPr>
+          <w:lang w:eastAsia="ko-KR"/>
+        </w:rPr>
+        <w:t xml:space="preserve">, DB </w:t>
+      </w:r>
+      <w:r>
+        <w:rPr>
+          <w:lang w:eastAsia="ko-KR"/>
+        </w:rPr>
+        <w:t>모델</w:t>
+      </w:r>
+      <w:r>
+        <w:rPr>
+          <w:lang w:eastAsia="ko-KR"/>
+        </w:rPr>
+        <w:t xml:space="preserve"> </w:t>
+      </w:r>
+      <w:r>
+        <w:rPr>
+          <w:lang w:eastAsia="ko-KR"/>
+        </w:rPr>
+        <w:t>데이터</w:t>
+      </w:r>
+      <w:r>
+        <w:rPr>
+          <w:lang w:eastAsia="ko-KR"/>
+        </w:rPr>
+        <w:t xml:space="preserve"> </w:t>
+      </w:r>
+      <w:r>
+        <w:rPr>
+          <w:lang w:eastAsia="ko-KR"/>
+        </w:rPr>
+        <w:t>등록</w:t>
+      </w:r>
+      <w:r>
+        <w:rPr>
+          <w:lang w:eastAsia="ko-KR"/>
+        </w:rPr>
+        <w:t xml:space="preserve">, UI </w:t>
+      </w:r>
+      <w:proofErr w:type="spellStart"/>
+      <w:r>
+        <w:rPr>
+          <w:lang w:eastAsia="ko-KR"/>
+        </w:rPr>
+        <w:t>콤보박스</w:t>
+      </w:r>
+      <w:proofErr w:type="spellEnd"/>
+      <w:r>
+        <w:rPr>
+          <w:lang w:eastAsia="ko-KR"/>
+        </w:rPr>
+        <w:t xml:space="preserve"> </w:t>
+      </w:r>
+      <w:r>
+        <w:rPr>
+          <w:lang w:eastAsia="ko-KR"/>
+        </w:rPr>
+        <w:t>항목</w:t>
+      </w:r>
+      <w:r>
+        <w:rPr>
+          <w:lang w:eastAsia="ko-KR"/>
+        </w:rPr>
+        <w:t xml:space="preserve"> </w:t>
+      </w:r>
+      <w:r>
+        <w:rPr>
+          <w:lang w:eastAsia="ko-KR"/>
+        </w:rPr>
+        <w:t>추가를</w:t>
+      </w:r>
+      <w:r>
+        <w:rPr>
+          <w:lang w:eastAsia="ko-KR"/>
+        </w:rPr>
+        <w:t xml:space="preserve"> </w:t>
+      </w:r>
+      <w:r>
+        <w:rPr>
+          <w:lang w:eastAsia="ko-KR"/>
+        </w:rPr>
+        <w:t>수행하였다</w:t>
+      </w:r>
+      <w:r>
+        <w:rPr>
+          <w:lang w:eastAsia="ko-KR"/>
+        </w:rPr>
+        <w:t>.</w:t>
+      </w:r>
+    </w:p>
+    <w:p>
+      <w:pPr>
+        <w:pStyle w:val="21"/>
+        <w:rPr>
+          <w:lang w:eastAsia="ko-KR"/>
+        </w:rPr>
+      </w:pPr>
       <w:r>
         <w:rPr>
           <w:rFonts w:ascii="맑은 고딕" w:hAnsi="맑은 고딕"/>
+          <w:lang w:eastAsia="ko-KR"/>
+        </w:rPr>
+        <w:t xml:space="preserve">3.1 ECU </w:t>
+      </w:r>
+      <w:r>
+        <w:rPr>
+          <w:rFonts w:ascii="맑은 고딕" w:hAnsi="맑은 고딕"/>
+          <w:lang w:eastAsia="ko-KR"/>
+        </w:rPr>
+        <w:t>통신</w:t>
+      </w:r>
+      <w:r>
+        <w:rPr>
+          <w:rFonts w:ascii="맑은 고딕" w:hAnsi="맑은 고딕"/>
+          <w:lang w:eastAsia="ko-KR"/>
         </w:rPr>
         <w:t xml:space="preserve"> </w:t>
       </w:r>
       <w:r>
         <w:rPr>
           <w:rFonts w:ascii="맑은 고딕" w:hAnsi="맑은 고딕"/>
-        </w:rPr>
-        <w:t>코드</w:t>
+          <w:lang w:eastAsia="ko-KR"/>
+        </w:rPr>
+        <w:t>클래스</w:t>
       </w:r>
       <w:r>
         <w:rPr>
           <w:rFonts w:ascii="맑은 고딕" w:hAnsi="맑은 고딕"/>
+          <w:lang w:eastAsia="ko-KR"/>
         </w:rPr>
         <w:t xml:space="preserve"> </w:t>
       </w:r>
       <w:r>
         <w:rPr>
           <w:rFonts w:ascii="맑은 고딕" w:hAnsi="맑은 고딕"/>
-        </w:rPr>
-        <w:t>상세</w:t>
+          <w:lang w:eastAsia="ko-KR"/>
+        </w:rPr>
+        <w:t>추가</w:t>
+      </w:r>
+      <w:r>
+        <w:rPr>
+          <w:rFonts w:ascii="맑은 고딕" w:hAnsi="맑은 고딕"/>
+          <w:lang w:eastAsia="ko-KR"/>
+        </w:rPr>
+        <w:t xml:space="preserve"> (</w:t>
+      </w:r>
+      <w:proofErr w:type="spellStart"/>
+      <w:r>
+        <w:rPr>
+          <w:rFonts w:ascii="맑은 고딕" w:hAnsi="맑은 고딕"/>
+          <w:lang w:eastAsia="ko-KR"/>
+        </w:rPr>
+        <w:t>cls_ECUs.cs</w:t>
+      </w:r>
+      <w:proofErr w:type="spellEnd"/>
+      <w:r>
+        <w:rPr>
+          <w:rFonts w:ascii="맑은 고딕" w:hAnsi="맑은 고딕"/>
+          <w:lang w:eastAsia="ko-KR"/>
+        </w:rPr>
+        <w:t>)</w:t>
+      </w:r>
+    </w:p>
+    <w:tbl>
+      <w:tblPr>
+        <w:tblStyle w:val="af9"/>
+        <w:tblW w:w="0" w:type="auto"/>
+        <w:jc w:val="center"/>
+        <w:tblLook w:val="04A0" w:firstRow="1" w:lastRow="0" w:firstColumn="1" w:lastColumn="0" w:noHBand="0" w:noVBand="1"/>
+      </w:tblPr>
+      <w:tblGrid>
+        <w:gridCol w:w="2268"/>
+        <w:gridCol w:w="2835"/>
+        <w:gridCol w:w="2835"/>
+      </w:tblGrid>
+      <w:tr>
+        <w:trPr>
+          <w:jc w:val="center"/>
+        </w:trPr>
+        <w:tc>
+          <w:tcPr>
+            <w:tcW w:w="2268" w:type="dxa"/>
+            <w:shd w:val="clear" w:color="auto" w:fill="2B579A"/>
+          </w:tcPr>
+          <w:p>
+            <w:pPr>
+              <w:jc w:val="center"/>
+            </w:pPr>
+            <w:proofErr w:type="spellStart"/>
+            <w:r>
+              <w:rPr>
+                <w:b/>
+                <w:color w:val="FFFFFF"/>
+                <w:sz w:val="18"/>
+              </w:rPr>
+              <w:t>항목</w:t>
+            </w:r>
+            <w:proofErr w:type="spellEnd"/>
+          </w:p>
+        </w:tc>
+        <w:tc>
+          <w:tcPr>
+            <w:tcW w:w="2835" w:type="dxa"/>
+            <w:shd w:val="clear" w:color="auto" w:fill="2B579A"/>
+          </w:tcPr>
+          <w:p>
+            <w:pPr>
+              <w:jc w:val="center"/>
+            </w:pPr>
+            <w:r>
+              <w:rPr>
+                <w:b/>
+                <w:color w:val="FFFFFF"/>
+                <w:sz w:val="18"/>
+              </w:rPr>
+              <w:t>LX3 HEV</w:t>
+            </w:r>
+          </w:p>
+        </w:tc>
+        <w:tc>
+          <w:tcPr>
+            <w:tcW w:w="2835" w:type="dxa"/>
+            <w:shd w:val="clear" w:color="auto" w:fill="2B579A"/>
+          </w:tcPr>
+          <w:p>
+            <w:pPr>
+              <w:jc w:val="center"/>
+            </w:pPr>
+            <w:r>
+              <w:rPr>
+                <w:b/>
+                <w:color w:val="FFFFFF"/>
+                <w:sz w:val="18"/>
+              </w:rPr>
+              <w:t>LX3 ICE</w:t>
+            </w:r>
+          </w:p>
+        </w:tc>
+      </w:tr>
+      <w:tr>
+        <w:trPr>
+          <w:jc w:val="center"/>
+        </w:trPr>
+        <w:tc>
+          <w:tcPr>
+            <w:tcW w:w="2268" w:type="dxa"/>
+          </w:tcPr>
+          <w:p>
+            <w:r>
+              <w:rPr>
+                <w:sz w:val="18"/>
+              </w:rPr>
+              <w:t xml:space="preserve">ECU </w:t>
+            </w:r>
+            <w:r>
+              <w:rPr>
+                <w:sz w:val="18"/>
+              </w:rPr>
+              <w:t>모델명</w:t>
+            </w:r>
+          </w:p>
+        </w:tc>
+        <w:tc>
+          <w:tcPr>
+            <w:tcW w:w="2835" w:type="dxa"/>
+          </w:tcPr>
+          <w:p>
+            <w:r>
+              <w:rPr>
+                <w:sz w:val="18"/>
+              </w:rPr>
+              <w:t>MOBIS LX3 HEV</w:t>
+            </w:r>
+          </w:p>
+        </w:tc>
+        <w:tc>
+          <w:tcPr>
+            <w:tcW w:w="2835" w:type="dxa"/>
+          </w:tcPr>
+          <w:p>
+            <w:r>
+              <w:rPr>
+                <w:sz w:val="18"/>
+              </w:rPr>
+              <w:t>MOBIS LX3 ICE</w:t>
+            </w:r>
+          </w:p>
+        </w:tc>
+      </w:tr>
+      <w:tr>
+        <w:trPr>
+          <w:jc w:val="center"/>
+        </w:trPr>
+        <w:tc>
+          <w:tcPr>
+            <w:tcW w:w="2268" w:type="dxa"/>
+            <w:shd w:val="clear" w:color="auto" w:fill="F2F2F2"/>
+          </w:tcPr>
+          <w:p>
+            <w:r>
+              <w:rPr>
+                <w:sz w:val="18"/>
+              </w:rPr>
+              <w:t xml:space="preserve">ECU </w:t>
+            </w:r>
+            <w:r>
+              <w:rPr>
+                <w:sz w:val="18"/>
+              </w:rPr>
+              <w:t>타입</w:t>
+            </w:r>
+          </w:p>
+        </w:tc>
+        <w:tc>
+          <w:tcPr>
+            <w:tcW w:w="2835" w:type="dxa"/>
+            <w:shd w:val="clear" w:color="auto" w:fill="F2F2F2"/>
+          </w:tcPr>
+          <w:p>
+            <w:r>
+              <w:rPr>
+                <w:sz w:val="18"/>
+              </w:rPr>
+              <w:t>iMEB2 (</w:t>
+            </w:r>
+            <w:r>
+              <w:rPr>
+                <w:sz w:val="18"/>
+              </w:rPr>
+              <w:t>현대모비스</w:t>
+            </w:r>
+            <w:r>
+              <w:rPr>
+                <w:sz w:val="18"/>
+              </w:rPr>
+              <w:t>)</w:t>
+            </w:r>
+          </w:p>
+        </w:tc>
+        <w:tc>
+          <w:tcPr>
+            <w:tcW w:w="2835" w:type="dxa"/>
+            <w:shd w:val="clear" w:color="auto" w:fill="F2F2F2"/>
+          </w:tcPr>
+          <w:p>
+            <w:r>
+              <w:rPr>
+                <w:sz w:val="18"/>
+              </w:rPr>
+              <w:t>MEB5_1 (</w:t>
+            </w:r>
+            <w:r>
+              <w:rPr>
+                <w:sz w:val="18"/>
+              </w:rPr>
+              <w:t>현대모비스</w:t>
+            </w:r>
+            <w:r>
+              <w:rPr>
+                <w:sz w:val="18"/>
+              </w:rPr>
+              <w:t>)</w:t>
+            </w:r>
+          </w:p>
+        </w:tc>
+      </w:tr>
+      <w:tr>
+        <w:trPr>
+          <w:jc w:val="center"/>
+        </w:trPr>
+        <w:tc>
+          <w:tcPr>
+            <w:tcW w:w="2268" w:type="dxa"/>
+          </w:tcPr>
+          <w:p>
+            <w:r>
+              <w:rPr>
+                <w:sz w:val="18"/>
+              </w:rPr>
+              <w:t>통신</w:t>
+            </w:r>
+            <w:r>
+              <w:rPr>
+                <w:sz w:val="18"/>
+              </w:rPr>
+              <w:t xml:space="preserve"> </w:t>
+            </w:r>
+            <w:r>
+              <w:rPr>
+                <w:sz w:val="18"/>
+              </w:rPr>
+              <w:t>프로토콜</w:t>
+            </w:r>
+          </w:p>
+        </w:tc>
+        <w:tc>
+          <w:tcPr>
+            <w:tcW w:w="2835" w:type="dxa"/>
+          </w:tcPr>
+          <w:p>
+            <w:r>
+              <w:rPr>
+                <w:sz w:val="18"/>
+              </w:rPr>
+              <w:t>CAN (UDS)</w:t>
+            </w:r>
+          </w:p>
+        </w:tc>
+        <w:tc>
+          <w:tcPr>
+            <w:tcW w:w="2835" w:type="dxa"/>
+          </w:tcPr>
+          <w:p>
+            <w:r>
+              <w:rPr>
+                <w:sz w:val="18"/>
+              </w:rPr>
+              <w:t>CAN (UDS)</w:t>
+            </w:r>
+          </w:p>
+        </w:tc>
+      </w:tr>
+      <w:tr>
+        <w:trPr>
+          <w:jc w:val="center"/>
+        </w:trPr>
+        <w:tc>
+          <w:tcPr>
+            <w:tcW w:w="2268" w:type="dxa"/>
+            <w:shd w:val="clear" w:color="auto" w:fill="F2F2F2"/>
+          </w:tcPr>
+          <w:p>
+            <w:r>
+              <w:rPr>
+                <w:sz w:val="18"/>
+              </w:rPr>
+              <w:t xml:space="preserve">Send </w:t>
+            </w:r>
+            <w:r>
+              <w:rPr>
+                <w:sz w:val="18"/>
+              </w:rPr>
+              <w:t>ID</w:t>
+            </w:r>
+          </w:p>
+        </w:tc>
+        <w:tc>
+          <w:tcPr>
+            <w:tcW w:w="2835" w:type="dxa"/>
+            <w:shd w:val="clear" w:color="auto" w:fill="F2F2F2"/>
+          </w:tcPr>
+          <w:p>
+            <w:r>
+              <w:rPr>
+                <w:sz w:val="18"/>
+              </w:rPr>
+              <w:t>0x7E7</w:t>
+            </w:r>
+          </w:p>
+        </w:tc>
+        <w:tc>
+          <w:tcPr>
+            <w:tcW w:w="2835" w:type="dxa"/>
+            <w:shd w:val="clear" w:color="auto" w:fill="F2F2F2"/>
+          </w:tcPr>
+          <w:p>
+            <w:r>
+              <w:rPr>
+                <w:sz w:val="18"/>
+              </w:rPr>
+              <w:t>0x7D1</w:t>
+            </w:r>
+          </w:p>
+        </w:tc>
+      </w:tr>
+      <w:tr>
+        <w:trPr>
+          <w:jc w:val="center"/>
+        </w:trPr>
+        <w:tc>
+          <w:tcPr>
+            <w:tcW w:w="2268" w:type="dxa"/>
+          </w:tcPr>
+          <w:p>
+            <w:r>
+              <w:rPr>
+                <w:sz w:val="18"/>
+              </w:rPr>
+              <w:t>Receive ID</w:t>
+            </w:r>
+          </w:p>
+        </w:tc>
+        <w:tc>
+          <w:tcPr>
+            <w:tcW w:w="2835" w:type="dxa"/>
+          </w:tcPr>
+          <w:p>
+            <w:r>
+              <w:rPr>
+                <w:sz w:val="18"/>
+              </w:rPr>
+              <w:t>0x7EF</w:t>
+            </w:r>
+          </w:p>
+        </w:tc>
+        <w:tc>
+          <w:tcPr>
+            <w:tcW w:w="2835" w:type="dxa"/>
+          </w:tcPr>
+          <w:p>
+            <w:r>
+              <w:rPr>
+                <w:sz w:val="18"/>
+              </w:rPr>
+              <w:t>0x7D9</w:t>
+            </w:r>
+          </w:p>
+        </w:tc>
+      </w:tr>
+      <w:tr>
+        <w:trPr>
+          <w:jc w:val="center"/>
+        </w:trPr>
+        <w:tc>
+          <w:tcPr>
+            <w:tcW w:w="2268" w:type="dxa"/>
+            <w:shd w:val="clear" w:color="auto" w:fill="F2F2F2"/>
+          </w:tcPr>
+          <w:p>
+            <w:r>
+              <w:rPr>
+                <w:sz w:val="18"/>
+              </w:rPr>
+              <w:t>SecurityAccess</w:t>
+            </w:r>
+          </w:p>
+        </w:tc>
+        <w:tc>
+          <w:tcPr>
+            <w:tcW w:w="2835" w:type="dxa"/>
+            <w:shd w:val="clear" w:color="auto" w:fill="F2F2F2"/>
+          </w:tcPr>
+          <w:p>
+            <w:r>
+              <w:rPr>
+                <w:sz w:val="18"/>
+              </w:rPr>
+              <w:t>불필요</w:t>
+            </w:r>
+            <w:r>
+              <w:rPr>
+                <w:sz w:val="18"/>
+              </w:rPr>
+              <w:t xml:space="preserve"> (bypass)</w:t>
+            </w:r>
+          </w:p>
+        </w:tc>
+        <w:tc>
+          <w:tcPr>
+            <w:tcW w:w="2835" w:type="dxa"/>
+            <w:shd w:val="clear" w:color="auto" w:fill="F2F2F2"/>
+          </w:tcPr>
+          <w:p>
+            <w:r>
+              <w:rPr>
+                <w:sz w:val="18"/>
+              </w:rPr>
+              <w:t>불필요</w:t>
+            </w:r>
+            <w:r>
+              <w:rPr>
+                <w:sz w:val="18"/>
+              </w:rPr>
+              <w:t xml:space="preserve"> (bypass)</w:t>
+            </w:r>
+          </w:p>
+        </w:tc>
+      </w:tr>
+      <w:tr>
+        <w:trPr>
+          <w:jc w:val="center"/>
+        </w:trPr>
+        <w:tc>
+          <w:tcPr>
+            <w:tcW w:w="2268" w:type="dxa"/>
+          </w:tcPr>
+          <w:p>
+            <w:r>
+              <w:rPr>
+                <w:sz w:val="18"/>
+              </w:rPr>
+              <w:t>클래스명</w:t>
+            </w:r>
+          </w:p>
+        </w:tc>
+        <w:tc>
+          <w:tcPr>
+            <w:tcW w:w="2835" w:type="dxa"/>
+          </w:tcPr>
+          <w:p>
+            <w:r>
+              <w:rPr>
+                <w:sz w:val="18"/>
+              </w:rPr>
+              <w:t>MOBIS_LX3H (line 4787~)</w:t>
+            </w:r>
+          </w:p>
+        </w:tc>
+        <w:tc>
+          <w:tcPr>
+            <w:tcW w:w="2835" w:type="dxa"/>
+          </w:tcPr>
+          <w:p>
+            <w:r>
+              <w:rPr>
+                <w:sz w:val="18"/>
+              </w:rPr>
+              <w:t>MOBIS_LX3I (line 5027~)</w:t>
+            </w:r>
+          </w:p>
+        </w:tc>
+      </w:tr>
+    </w:tbl>
+    <w:p>
+      <w:pPr>
+        <w:pStyle w:val="21"/>
+        <w:rPr>
+          <w:lang w:eastAsia="ko-KR"/>
+        </w:rPr>
+      </w:pPr>
+      <w:r>
+        <w:rPr>
+          <w:rFonts w:ascii="맑은 고딕" w:hAnsi="맑은 고딕"/>
+          <w:lang w:eastAsia="ko-KR"/>
+        </w:rPr>
+        <w:t xml:space="preserve">3.2 </w:t>
+      </w:r>
+      <w:r>
+        <w:rPr>
+          <w:rFonts w:ascii="맑은 고딕" w:hAnsi="맑은 고딕"/>
+          <w:lang w:eastAsia="ko-KR"/>
+        </w:rPr>
+        <w:t>구현된</w:t>
+      </w:r>
+      <w:r>
+        <w:rPr>
+          <w:rFonts w:ascii="맑은 고딕" w:hAnsi="맑은 고딕"/>
+          <w:lang w:eastAsia="ko-KR"/>
+        </w:rPr>
+        <w:t xml:space="preserve"> ECU </w:t>
+      </w:r>
+      <w:r>
+        <w:rPr>
+          <w:rFonts w:ascii="맑은 고딕" w:hAnsi="맑은 고딕"/>
+          <w:lang w:eastAsia="ko-KR"/>
+        </w:rPr>
+        <w:t>통신</w:t>
+      </w:r>
+      <w:r>
+        <w:rPr>
+          <w:rFonts w:ascii="맑은 고딕" w:hAnsi="맑은 고딕"/>
+          <w:lang w:eastAsia="ko-KR"/>
+        </w:rPr>
+        <w:t xml:space="preserve"> </w:t>
+      </w:r>
+      <w:r>
+        <w:rPr>
+          <w:rFonts w:ascii="맑은 고딕" w:hAnsi="맑은 고딕"/>
+          <w:lang w:eastAsia="ko-KR"/>
+        </w:rPr>
+        <w:t>기능</w:t>
+      </w:r>
+      <w:r>
+        <w:rPr>
+          <w:rFonts w:ascii="맑은 고딕" w:hAnsi="맑은 고딕"/>
+          <w:lang w:eastAsia="ko-KR"/>
+        </w:rPr>
+        <w:t xml:space="preserve"> (14</w:t>
+      </w:r>
+      <w:r>
+        <w:rPr>
+          <w:rFonts w:ascii="맑은 고딕" w:hAnsi="맑은 고딕"/>
+          <w:lang w:eastAsia="ko-KR"/>
+        </w:rPr>
+        <w:t>개</w:t>
+      </w:r>
+      <w:r>
+        <w:rPr>
+          <w:rFonts w:ascii="맑은 고딕" w:hAnsi="맑은 고딕"/>
+          <w:lang w:eastAsia="ko-KR"/>
+        </w:rPr>
+        <w:t>)</w:t>
+      </w:r>
+    </w:p>
+    <w:tbl>
+      <w:tblPr>
+        <w:tblStyle w:val="af9"/>
+        <w:tblW w:w="0" w:type="auto"/>
+        <w:jc w:val="center"/>
+        <w:tblLook w:val="04A0" w:firstRow="1" w:lastRow="0" w:firstColumn="1" w:lastColumn="0" w:noHBand="0" w:noVBand="1"/>
+      </w:tblPr>
+      <w:tblGrid>
+        <w:gridCol w:w="567"/>
+        <w:gridCol w:w="2268"/>
+        <w:gridCol w:w="6236"/>
+      </w:tblGrid>
+      <w:tr>
+        <w:trPr>
+          <w:jc w:val="center"/>
+        </w:trPr>
+        <w:tc>
+          <w:tcPr>
+            <w:tcW w:w="567" w:type="dxa"/>
+            <w:shd w:val="clear" w:color="auto" w:fill="2B579A"/>
+          </w:tcPr>
+          <w:p>
+            <w:pPr>
+              <w:jc w:val="center"/>
+            </w:pPr>
+            <w:r>
+              <w:rPr>
+                <w:b/>
+                <w:color w:val="FFFFFF"/>
+                <w:sz w:val="18"/>
+              </w:rPr>
+              <w:t>#</w:t>
+            </w:r>
+          </w:p>
+        </w:tc>
+        <w:tc>
+          <w:tcPr>
+            <w:tcW w:w="2268" w:type="dxa"/>
+            <w:shd w:val="clear" w:color="auto" w:fill="2B579A"/>
+          </w:tcPr>
+          <w:p>
+            <w:pPr>
+              <w:jc w:val="center"/>
+            </w:pPr>
+            <w:r>
+              <w:rPr>
+                <w:b/>
+                <w:color w:val="FFFFFF"/>
+                <w:sz w:val="18"/>
+              </w:rPr>
+              <w:t>기능</w:t>
+            </w:r>
+          </w:p>
+        </w:tc>
+        <w:tc>
+          <w:tcPr>
+            <w:tcW w:w="6236" w:type="dxa"/>
+            <w:shd w:val="clear" w:color="auto" w:fill="2B579A"/>
+          </w:tcPr>
+          <w:p>
+            <w:pPr>
+              <w:jc w:val="center"/>
+            </w:pPr>
+            <w:r>
+              <w:rPr>
+                <w:b/>
+                <w:color w:val="FFFFFF"/>
+                <w:sz w:val="18"/>
+              </w:rPr>
+              <w:t>설명</w:t>
+            </w:r>
+          </w:p>
+        </w:tc>
+      </w:tr>
+      <w:tr>
+        <w:trPr>
+          <w:jc w:val="center"/>
+        </w:trPr>
+        <w:tc>
+          <w:tcPr>
+            <w:tcW w:w="567" w:type="dxa"/>
+          </w:tcPr>
+          <w:p>
+            <w:r>
+              <w:rPr>
+                <w:sz w:val="18"/>
+              </w:rPr>
+              <w:t>1</w:t>
+            </w:r>
+          </w:p>
+        </w:tc>
+        <w:tc>
+          <w:tcPr>
+            <w:tcW w:w="2268" w:type="dxa"/>
+          </w:tcPr>
+          <w:p>
+            <w:r>
+              <w:rPr>
+                <w:sz w:val="18"/>
+              </w:rPr>
+              <w:t>Start_Communication</w:t>
+            </w:r>
+          </w:p>
+        </w:tc>
+        <w:tc>
+          <w:tcPr>
+            <w:tcW w:w="6236" w:type="dxa"/>
+          </w:tcPr>
+          <w:p>
+            <w:r>
+              <w:rPr>
+                <w:sz w:val="18"/>
+              </w:rPr>
+              <w:t xml:space="preserve">Extended Diagnostic Session </w:t>
+            </w:r>
+            <w:r>
+              <w:rPr>
+                <w:sz w:val="18"/>
+              </w:rPr>
+              <w:t>시작</w:t>
+            </w:r>
+          </w:p>
+        </w:tc>
+      </w:tr>
+      <w:tr>
+        <w:trPr>
+          <w:jc w:val="center"/>
+        </w:trPr>
+        <w:tc>
+          <w:tcPr>
+            <w:tcW w:w="567" w:type="dxa"/>
+            <w:shd w:val="clear" w:color="auto" w:fill="F2F2F2"/>
+          </w:tcPr>
+          <w:p>
+            <w:r>
+              <w:rPr>
+                <w:sz w:val="18"/>
+              </w:rPr>
+              <w:t>2</w:t>
+            </w:r>
+          </w:p>
+        </w:tc>
+        <w:tc>
+          <w:tcPr>
+            <w:tcW w:w="2268" w:type="dxa"/>
+            <w:shd w:val="clear" w:color="auto" w:fill="F2F2F2"/>
+          </w:tcPr>
+          <w:p>
+            <w:r>
+              <w:rPr>
+                <w:sz w:val="18"/>
+              </w:rPr>
+              <w:t>Stop_Communication</w:t>
+            </w:r>
+          </w:p>
+        </w:tc>
+        <w:tc>
+          <w:tcPr>
+            <w:tcW w:w="6236" w:type="dxa"/>
+            <w:shd w:val="clear" w:color="auto" w:fill="F2F2F2"/>
+          </w:tcPr>
+          <w:p>
+            <w:r>
+              <w:rPr>
+                <w:sz w:val="18"/>
+              </w:rPr>
+              <w:t xml:space="preserve">Default </w:t>
+            </w:r>
+            <w:r>
+              <w:rPr>
+                <w:sz w:val="18"/>
+              </w:rPr>
+              <w:t xml:space="preserve">Session </w:t>
+            </w:r>
+            <w:r>
+              <w:rPr>
+                <w:sz w:val="18"/>
+              </w:rPr>
+              <w:t>복귀</w:t>
+            </w:r>
+          </w:p>
+        </w:tc>
+      </w:tr>
+      <w:tr>
+        <w:trPr>
+          <w:jc w:val="center"/>
+        </w:trPr>
+        <w:tc>
+          <w:tcPr>
+            <w:tcW w:w="567" w:type="dxa"/>
+          </w:tcPr>
+          <w:p>
+            <w:r>
+              <w:rPr>
+                <w:sz w:val="18"/>
+              </w:rPr>
+              <w:t>3</w:t>
+            </w:r>
+          </w:p>
+        </w:tc>
+        <w:tc>
+          <w:tcPr>
+            <w:tcW w:w="2268" w:type="dxa"/>
+          </w:tcPr>
+          <w:p>
+            <w:r>
+              <w:rPr>
+                <w:sz w:val="18"/>
+              </w:rPr>
+              <w:t>ECU_Reset</w:t>
+            </w:r>
+          </w:p>
+        </w:tc>
+        <w:tc>
+          <w:tcPr>
+            <w:tcW w:w="6236" w:type="dxa"/>
+          </w:tcPr>
+          <w:p>
+            <w:pPr>
+              <w:rPr>
+                <w:lang w:eastAsia="ko-KR"/>
+              </w:rPr>
+            </w:pPr>
+            <w:r>
+              <w:rPr>
+                <w:sz w:val="18"/>
+                <w:lang w:eastAsia="ko-KR"/>
+              </w:rPr>
+              <w:t xml:space="preserve">ECU </w:t>
+            </w:r>
+            <w:r>
+              <w:rPr>
+                <w:sz w:val="18"/>
+                <w:lang w:eastAsia="ko-KR"/>
+              </w:rPr>
+              <w:t>하드</w:t>
+            </w:r>
+            <w:r>
+              <w:rPr>
+                <w:sz w:val="18"/>
+                <w:lang w:eastAsia="ko-KR"/>
+              </w:rPr>
+              <w:t>/</w:t>
+            </w:r>
+            <w:r>
+              <w:rPr>
+                <w:sz w:val="18"/>
+                <w:lang w:eastAsia="ko-KR"/>
+              </w:rPr>
+              <w:t>소프트</w:t>
+            </w:r>
+            <w:r>
+              <w:rPr>
+                <w:sz w:val="18"/>
+                <w:lang w:eastAsia="ko-KR"/>
+              </w:rPr>
+              <w:t xml:space="preserve"> </w:t>
+            </w:r>
+            <w:proofErr w:type="spellStart"/>
+            <w:r>
+              <w:rPr>
+                <w:sz w:val="18"/>
+                <w:lang w:eastAsia="ko-KR"/>
+              </w:rPr>
+              <w:t>리셋</w:t>
+            </w:r>
+            <w:proofErr w:type="spellEnd"/>
+          </w:p>
+        </w:tc>
+      </w:tr>
+      <w:tr>
+        <w:trPr>
+          <w:jc w:val="center"/>
+        </w:trPr>
+        <w:tc>
+          <w:tcPr>
+            <w:tcW w:w="567" w:type="dxa"/>
+            <w:shd w:val="clear" w:color="auto" w:fill="F2F2F2"/>
+          </w:tcPr>
+          <w:p>
+            <w:r>
+              <w:rPr>
+                <w:sz w:val="18"/>
+              </w:rPr>
+              <w:t>4</w:t>
+            </w:r>
+          </w:p>
+        </w:tc>
+        <w:tc>
+          <w:tcPr>
+            <w:tcW w:w="2268" w:type="dxa"/>
+            <w:shd w:val="clear" w:color="auto" w:fill="F2F2F2"/>
+          </w:tcPr>
+          <w:p>
+            <w:r>
+              <w:rPr>
+                <w:sz w:val="18"/>
+              </w:rPr>
+              <w:t>ECU_Identification</w:t>
+            </w:r>
+          </w:p>
+        </w:tc>
+        <w:tc>
+          <w:tcPr>
+            <w:tcW w:w="6236" w:type="dxa"/>
+            <w:shd w:val="clear" w:color="auto" w:fill="F2F2F2"/>
+          </w:tcPr>
+          <w:p>
+            <w:pPr>
+              <w:rPr>
+                <w:lang w:eastAsia="ko-KR"/>
+              </w:rPr>
+            </w:pPr>
+            <w:r>
+              <w:rPr>
+                <w:sz w:val="18"/>
+                <w:lang w:eastAsia="ko-KR"/>
+              </w:rPr>
+              <w:t xml:space="preserve">ECU </w:t>
+            </w:r>
+            <w:r>
+              <w:rPr>
+                <w:sz w:val="18"/>
+                <w:lang w:eastAsia="ko-KR"/>
+              </w:rPr>
+              <w:t>버전</w:t>
+            </w:r>
+            <w:r>
+              <w:rPr>
+                <w:sz w:val="18"/>
+                <w:lang w:eastAsia="ko-KR"/>
+              </w:rPr>
+              <w:t>/</w:t>
+            </w:r>
+            <w:r>
+              <w:rPr>
+                <w:sz w:val="18"/>
+                <w:lang w:eastAsia="ko-KR"/>
+              </w:rPr>
+              <w:t>파트넘버</w:t>
+            </w:r>
+            <w:r>
+              <w:rPr>
+                <w:sz w:val="18"/>
+                <w:lang w:eastAsia="ko-KR"/>
+              </w:rPr>
+              <w:t xml:space="preserve"> </w:t>
+            </w:r>
+            <w:r>
+              <w:rPr>
+                <w:sz w:val="18"/>
+                <w:lang w:eastAsia="ko-KR"/>
+              </w:rPr>
+              <w:t>읽기</w:t>
+            </w:r>
+          </w:p>
+        </w:tc>
+      </w:tr>
+      <w:tr>
+        <w:trPr>
+          <w:jc w:val="center"/>
+        </w:trPr>
+        <w:tc>
+          <w:tcPr>
+            <w:tcW w:w="567" w:type="dxa"/>
+          </w:tcPr>
+          <w:p>
+            <w:r>
+              <w:rPr>
+                <w:sz w:val="18"/>
+              </w:rPr>
+              <w:t>5</w:t>
+            </w:r>
+          </w:p>
+        </w:tc>
+        <w:tc>
+          <w:tcPr>
+            <w:tcW w:w="2268" w:type="dxa"/>
+          </w:tcPr>
+          <w:p>
+            <w:r>
+              <w:rPr>
+                <w:sz w:val="18"/>
+              </w:rPr>
+              <w:t>Read__DTC</w:t>
+            </w:r>
+          </w:p>
+        </w:tc>
+        <w:tc>
+          <w:tcPr>
+            <w:tcW w:w="6236" w:type="dxa"/>
+          </w:tcPr>
+          <w:p>
+            <w:r>
+              <w:rPr>
+                <w:sz w:val="18"/>
+              </w:rPr>
+              <w:t xml:space="preserve">Diagnostic Trouble Code </w:t>
+            </w:r>
+            <w:r>
+              <w:rPr>
+                <w:sz w:val="18"/>
+              </w:rPr>
+              <w:t>읽기</w:t>
+            </w:r>
+          </w:p>
+        </w:tc>
+      </w:tr>
+      <w:tr>
+        <w:trPr>
+          <w:jc w:val="center"/>
+        </w:trPr>
+        <w:tc>
+          <w:tcPr>
+            <w:tcW w:w="567" w:type="dxa"/>
+            <w:shd w:val="clear" w:color="auto" w:fill="F2F2F2"/>
+          </w:tcPr>
+          <w:p>
+            <w:r>
+              <w:rPr>
+                <w:sz w:val="18"/>
+              </w:rPr>
+              <w:t>6</w:t>
+            </w:r>
+          </w:p>
+        </w:tc>
+        <w:tc>
+          <w:tcPr>
+            <w:tcW w:w="2268" w:type="dxa"/>
+            <w:shd w:val="clear" w:color="auto" w:fill="F2F2F2"/>
+          </w:tcPr>
+          <w:p>
+            <w:r>
+              <w:rPr>
+                <w:sz w:val="18"/>
+              </w:rPr>
+              <w:t>Clear_DTC</w:t>
+            </w:r>
+          </w:p>
+        </w:tc>
+        <w:tc>
+          <w:tcPr>
+            <w:tcW w:w="6236" w:type="dxa"/>
+            <w:shd w:val="clear" w:color="auto" w:fill="F2F2F2"/>
+          </w:tcPr>
+          <w:p>
+            <w:r>
+              <w:rPr>
+                <w:sz w:val="18"/>
+              </w:rPr>
+              <w:t xml:space="preserve">DTC </w:t>
+            </w:r>
+            <w:r>
+              <w:rPr>
+                <w:sz w:val="18"/>
+              </w:rPr>
+              <w:t>삭제</w:t>
+            </w:r>
+          </w:p>
+        </w:tc>
+      </w:tr>
+      <w:tr>
+        <w:trPr>
+          <w:jc w:val="center"/>
+        </w:trPr>
+        <w:tc>
+          <w:tcPr>
+            <w:tcW w:w="567" w:type="dxa"/>
+          </w:tcPr>
+          <w:p>
+            <w:r>
+              <w:rPr>
+                <w:sz w:val="18"/>
+              </w:rPr>
+              <w:t>7</w:t>
+            </w:r>
+          </w:p>
+        </w:tc>
+        <w:tc>
+          <w:tcPr>
+            <w:tcW w:w="2268" w:type="dxa"/>
+          </w:tcPr>
+          <w:p>
+            <w:r>
+              <w:rPr>
+                <w:sz w:val="18"/>
+              </w:rPr>
+              <w:t>Check_Signals</w:t>
+            </w:r>
+          </w:p>
+        </w:tc>
+        <w:tc>
+          <w:tcPr>
+            <w:tcW w:w="6236" w:type="dxa"/>
+          </w:tcPr>
+          <w:p>
+            <w:pPr>
+              <w:rPr>
+                <w:lang w:eastAsia="ko-KR"/>
+              </w:rPr>
+            </w:pPr>
+            <w:r>
+              <w:rPr>
+                <w:sz w:val="18"/>
+                <w:lang w:eastAsia="ko-KR"/>
+              </w:rPr>
+              <w:t>브레이크</w:t>
+            </w:r>
+            <w:r>
+              <w:rPr>
+                <w:sz w:val="18"/>
+                <w:lang w:eastAsia="ko-KR"/>
+              </w:rPr>
+              <w:t xml:space="preserve"> </w:t>
+            </w:r>
+            <w:r>
+              <w:rPr>
+                <w:sz w:val="18"/>
+                <w:lang w:eastAsia="ko-KR"/>
+              </w:rPr>
+              <w:t>스위치</w:t>
+            </w:r>
+            <w:r>
+              <w:rPr>
+                <w:sz w:val="18"/>
+                <w:lang w:eastAsia="ko-KR"/>
+              </w:rPr>
+              <w:t xml:space="preserve"> </w:t>
+            </w:r>
+            <w:r>
+              <w:rPr>
+                <w:sz w:val="18"/>
+                <w:lang w:eastAsia="ko-KR"/>
+              </w:rPr>
+              <w:t>신호</w:t>
+            </w:r>
+            <w:r>
+              <w:rPr>
+                <w:sz w:val="18"/>
+                <w:lang w:eastAsia="ko-KR"/>
+              </w:rPr>
+              <w:t xml:space="preserve"> </w:t>
+            </w:r>
+            <w:r>
+              <w:rPr>
+                <w:sz w:val="18"/>
+                <w:lang w:eastAsia="ko-KR"/>
+              </w:rPr>
+              <w:t>확인</w:t>
+            </w:r>
+          </w:p>
+        </w:tc>
+      </w:tr>
+      <w:tr>
+        <w:trPr>
+          <w:jc w:val="center"/>
+        </w:trPr>
+        <w:tc>
+          <w:tcPr>
+            <w:tcW w:w="567" w:type="dxa"/>
+            <w:shd w:val="clear" w:color="auto" w:fill="F2F2F2"/>
+          </w:tcPr>
+          <w:p>
+            <w:r>
+              <w:rPr>
+                <w:sz w:val="18"/>
+              </w:rPr>
+              <w:t>8</w:t>
+            </w:r>
+          </w:p>
+        </w:tc>
+        <w:tc>
+          <w:tcPr>
+            <w:tcW w:w="2268" w:type="dxa"/>
+            <w:shd w:val="clear" w:color="auto" w:fill="F2F2F2"/>
+          </w:tcPr>
+          <w:p>
+            <w:r>
+              <w:rPr>
+                <w:sz w:val="18"/>
+              </w:rPr>
+              <w:t>WSS_Test</w:t>
+            </w:r>
+          </w:p>
+        </w:tc>
+        <w:tc>
+          <w:tcPr>
+            <w:tcW w:w="6236" w:type="dxa"/>
+            <w:shd w:val="clear" w:color="auto" w:fill="F2F2F2"/>
+          </w:tcPr>
+          <w:p>
+            <w:r>
+              <w:rPr>
+                <w:sz w:val="18"/>
+              </w:rPr>
+              <w:t>4</w:t>
+            </w:r>
+            <w:r>
+              <w:rPr>
+                <w:sz w:val="18"/>
+              </w:rPr>
+              <w:t>륜</w:t>
+            </w:r>
+            <w:r>
+              <w:rPr>
+                <w:sz w:val="18"/>
+              </w:rPr>
+              <w:t xml:space="preserve"> </w:t>
+            </w:r>
+            <w:r>
+              <w:rPr>
+                <w:sz w:val="18"/>
+              </w:rPr>
+              <w:t>속도센서</w:t>
+            </w:r>
+            <w:r>
+              <w:rPr>
+                <w:sz w:val="18"/>
+              </w:rPr>
+              <w:t xml:space="preserve"> </w:t>
+            </w:r>
+            <w:r>
+              <w:rPr>
+                <w:sz w:val="18"/>
+              </w:rPr>
+              <w:t>값</w:t>
+            </w:r>
+            <w:r>
+              <w:rPr>
+                <w:sz w:val="18"/>
+              </w:rPr>
+              <w:t xml:space="preserve"> </w:t>
+            </w:r>
+            <w:r>
+              <w:rPr>
+                <w:sz w:val="18"/>
+              </w:rPr>
+              <w:t>읽기</w:t>
+            </w:r>
+          </w:p>
+        </w:tc>
+      </w:tr>
+      <w:tr>
+        <w:trPr>
+          <w:jc w:val="center"/>
+        </w:trPr>
+        <w:tc>
+          <w:tcPr>
+            <w:tcW w:w="567" w:type="dxa"/>
+          </w:tcPr>
+          <w:p>
+            <w:r>
+              <w:rPr>
+                <w:sz w:val="18"/>
+              </w:rPr>
+              <w:t>9</w:t>
+            </w:r>
+          </w:p>
+        </w:tc>
+        <w:tc>
+          <w:tcPr>
+            <w:tcW w:w="2268" w:type="dxa"/>
+          </w:tcPr>
+          <w:p>
+            <w:r>
+              <w:rPr>
+                <w:sz w:val="18"/>
+              </w:rPr>
+              <w:t>Tester_Present</w:t>
+            </w:r>
+          </w:p>
+        </w:tc>
+        <w:tc>
+          <w:tcPr>
+            <w:tcW w:w="6236" w:type="dxa"/>
+          </w:tcPr>
+          <w:p>
+            <w:r>
+              <w:rPr>
+                <w:sz w:val="18"/>
+              </w:rPr>
+              <w:t>세션</w:t>
+            </w:r>
+            <w:r>
+              <w:rPr>
+                <w:sz w:val="18"/>
+              </w:rPr>
+              <w:t xml:space="preserve"> </w:t>
+            </w:r>
+            <w:r>
+              <w:rPr>
+                <w:sz w:val="18"/>
+              </w:rPr>
+              <w:t>유지</w:t>
+            </w:r>
+            <w:r>
+              <w:rPr>
+                <w:sz w:val="18"/>
+              </w:rPr>
+              <w:t xml:space="preserve"> (Keep-alive)</w:t>
+            </w:r>
+          </w:p>
+        </w:tc>
+      </w:tr>
+      <w:tr>
+        <w:trPr>
+          <w:jc w:val="center"/>
+        </w:trPr>
+        <w:tc>
+          <w:tcPr>
+            <w:tcW w:w="567" w:type="dxa"/>
+            <w:shd w:val="clear" w:color="auto" w:fill="F2F2F2"/>
+          </w:tcPr>
+          <w:p>
+            <w:r>
+              <w:rPr>
+                <w:sz w:val="18"/>
+              </w:rPr>
+              <w:t>10</w:t>
+            </w:r>
+          </w:p>
+        </w:tc>
+        <w:tc>
+          <w:tcPr>
+            <w:tcW w:w="2268" w:type="dxa"/>
+            <w:shd w:val="clear" w:color="auto" w:fill="F2F2F2"/>
+          </w:tcPr>
+          <w:p>
+            <w:r>
+              <w:rPr>
+                <w:sz w:val="18"/>
+              </w:rPr>
+              <w:t>Message_Falg</w:t>
+            </w:r>
+          </w:p>
+        </w:tc>
+        <w:tc>
+          <w:tcPr>
+            <w:tcW w:w="6236" w:type="dxa"/>
+            <w:shd w:val="clear" w:color="auto" w:fill="F2F2F2"/>
+          </w:tcPr>
+          <w:p>
+            <w:pPr>
+              <w:rPr>
+                <w:lang w:eastAsia="ko-KR"/>
+              </w:rPr>
+            </w:pPr>
+            <w:r>
+              <w:rPr>
+                <w:sz w:val="18"/>
+                <w:lang w:eastAsia="ko-KR"/>
+              </w:rPr>
+              <w:t xml:space="preserve">ECU </w:t>
+            </w:r>
+            <w:r>
+              <w:rPr>
+                <w:sz w:val="18"/>
+                <w:lang w:eastAsia="ko-KR"/>
+              </w:rPr>
+              <w:t>메시지</w:t>
+            </w:r>
+            <w:r>
+              <w:rPr>
+                <w:sz w:val="18"/>
+                <w:lang w:eastAsia="ko-KR"/>
+              </w:rPr>
+              <w:t xml:space="preserve"> </w:t>
+            </w:r>
+            <w:r>
+              <w:rPr>
+                <w:sz w:val="18"/>
+                <w:lang w:eastAsia="ko-KR"/>
+              </w:rPr>
+              <w:t>플래그</w:t>
+            </w:r>
+            <w:r>
+              <w:rPr>
+                <w:sz w:val="18"/>
+                <w:lang w:eastAsia="ko-KR"/>
+              </w:rPr>
+              <w:t xml:space="preserve"> </w:t>
+            </w:r>
+            <w:r>
+              <w:rPr>
+                <w:sz w:val="18"/>
+                <w:lang w:eastAsia="ko-KR"/>
+              </w:rPr>
+              <w:t>확인</w:t>
+            </w:r>
+          </w:p>
+        </w:tc>
+      </w:tr>
+      <w:tr>
+        <w:trPr>
+          <w:jc w:val="center"/>
+        </w:trPr>
+        <w:tc>
+          <w:tcPr>
+            <w:tcW w:w="567" w:type="dxa"/>
+          </w:tcPr>
+          <w:p>
+            <w:r>
+              <w:rPr>
+                <w:sz w:val="18"/>
+              </w:rPr>
+              <w:t>11</w:t>
+            </w:r>
+          </w:p>
+        </w:tc>
+        <w:tc>
+          <w:tcPr>
+            <w:tcW w:w="2268" w:type="dxa"/>
+          </w:tcPr>
+          <w:p>
+            <w:r>
+              <w:rPr>
+                <w:sz w:val="18"/>
+              </w:rPr>
+              <w:t>Dynamic_Step</w:t>
+            </w:r>
+          </w:p>
+        </w:tc>
+        <w:tc>
+          <w:tcPr>
+            <w:tcW w:w="6236" w:type="dxa"/>
+          </w:tcPr>
+          <w:p>
+            <w:r>
+              <w:rPr>
+                <w:sz w:val="18"/>
+              </w:rPr>
+              <w:t xml:space="preserve">ABS Dynamic </w:t>
+            </w:r>
+            <w:r>
+              <w:rPr>
+                <w:sz w:val="18"/>
+              </w:rPr>
+              <w:t>단계별</w:t>
+            </w:r>
+            <w:r>
+              <w:rPr>
+                <w:sz w:val="18"/>
+              </w:rPr>
+              <w:t xml:space="preserve"> </w:t>
+            </w:r>
+            <w:r>
+              <w:rPr>
+                <w:sz w:val="18"/>
+              </w:rPr>
+              <w:t>제어</w:t>
+            </w:r>
+          </w:p>
+        </w:tc>
+      </w:tr>
+      <w:tr>
+        <w:trPr>
+          <w:jc w:val="center"/>
+        </w:trPr>
+        <w:tc>
+          <w:tcPr>
+            <w:tcW w:w="567" w:type="dxa"/>
+            <w:shd w:val="clear" w:color="auto" w:fill="F2F2F2"/>
+          </w:tcPr>
+          <w:p>
+            <w:r>
+              <w:rPr>
+                <w:sz w:val="18"/>
+              </w:rPr>
+              <w:t>12</w:t>
+            </w:r>
+          </w:p>
+        </w:tc>
+        <w:tc>
+          <w:tcPr>
+            <w:tcW w:w="2268" w:type="dxa"/>
+            <w:shd w:val="clear" w:color="auto" w:fill="F2F2F2"/>
+          </w:tcPr>
+          <w:p>
+            <w:r>
+              <w:rPr>
+                <w:sz w:val="18"/>
+              </w:rPr>
+              <w:t>Dynamic_Auto</w:t>
+            </w:r>
+          </w:p>
+        </w:tc>
+        <w:tc>
+          <w:tcPr>
+            <w:tcW w:w="6236" w:type="dxa"/>
+            <w:shd w:val="clear" w:color="auto" w:fill="F2F2F2"/>
+          </w:tcPr>
+          <w:p>
+            <w:r>
+              <w:rPr>
+                <w:sz w:val="18"/>
+              </w:rPr>
+              <w:t xml:space="preserve">ABS Dynamic </w:t>
+            </w:r>
+            <w:r>
+              <w:rPr>
+                <w:sz w:val="18"/>
+              </w:rPr>
+              <w:t>자동</w:t>
+            </w:r>
+            <w:r>
+              <w:rPr>
+                <w:sz w:val="18"/>
+              </w:rPr>
+              <w:t xml:space="preserve"> </w:t>
+            </w:r>
+            <w:r>
+              <w:rPr>
+                <w:sz w:val="18"/>
+              </w:rPr>
+              <w:t>시퀀스</w:t>
+            </w:r>
+          </w:p>
+        </w:tc>
+      </w:tr>
+      <w:tr>
+        <w:trPr>
+          <w:jc w:val="center"/>
+        </w:trPr>
+        <w:tc>
+          <w:tcPr>
+            <w:tcW w:w="567" w:type="dxa"/>
+          </w:tcPr>
+          <w:p>
+            <w:r>
+              <w:rPr>
+                <w:sz w:val="18"/>
+              </w:rPr>
+              <w:lastRenderedPageBreak/>
+              <w:t>13</w:t>
+            </w:r>
+          </w:p>
+        </w:tc>
+        <w:tc>
+          <w:tcPr>
+            <w:tcW w:w="2268" w:type="dxa"/>
+          </w:tcPr>
+          <w:p>
+            <w:r>
+              <w:rPr>
+                <w:sz w:val="18"/>
+              </w:rPr>
+              <w:t>ESP_Step</w:t>
+            </w:r>
+          </w:p>
+        </w:tc>
+        <w:tc>
+          <w:tcPr>
+            <w:tcW w:w="6236" w:type="dxa"/>
+          </w:tcPr>
+          <w:p>
+            <w:pPr>
+              <w:rPr>
+                <w:lang w:eastAsia="ko-KR"/>
+              </w:rPr>
+            </w:pPr>
+            <w:r>
+              <w:rPr>
+                <w:sz w:val="18"/>
+                <w:lang w:eastAsia="ko-KR"/>
+              </w:rPr>
+              <w:t xml:space="preserve">ESC/ESP </w:t>
+            </w:r>
+            <w:r>
+              <w:rPr>
+                <w:sz w:val="18"/>
+                <w:lang w:eastAsia="ko-KR"/>
+              </w:rPr>
+              <w:t>단계별</w:t>
+            </w:r>
+            <w:r>
+              <w:rPr>
+                <w:sz w:val="18"/>
+                <w:lang w:eastAsia="ko-KR"/>
+              </w:rPr>
+              <w:t xml:space="preserve"> </w:t>
+            </w:r>
+            <w:r>
+              <w:rPr>
+                <w:sz w:val="18"/>
+                <w:lang w:eastAsia="ko-KR"/>
+              </w:rPr>
+              <w:t>제어</w:t>
+            </w:r>
+          </w:p>
+        </w:tc>
+      </w:tr>
+      <w:tr>
+        <w:trPr>
+          <w:jc w:val="center"/>
+        </w:trPr>
+        <w:tc>
+          <w:tcPr>
+            <w:tcW w:w="567" w:type="dxa"/>
+            <w:shd w:val="clear" w:color="auto" w:fill="F2F2F2"/>
+          </w:tcPr>
+          <w:p>
+            <w:r>
+              <w:rPr>
+                <w:sz w:val="18"/>
+              </w:rPr>
+              <w:t>14</w:t>
+            </w:r>
+          </w:p>
+        </w:tc>
+        <w:tc>
+          <w:tcPr>
+            <w:tcW w:w="2268" w:type="dxa"/>
+            <w:shd w:val="clear" w:color="auto" w:fill="F2F2F2"/>
+          </w:tcPr>
+          <w:p>
+            <w:r>
+              <w:rPr>
+                <w:sz w:val="18"/>
+              </w:rPr>
+              <w:t>ESS_LampTest</w:t>
+            </w:r>
+          </w:p>
+        </w:tc>
+        <w:tc>
+          <w:tcPr>
+            <w:tcW w:w="6236" w:type="dxa"/>
+            <w:shd w:val="clear" w:color="auto" w:fill="F2F2F2"/>
+          </w:tcPr>
+          <w:p>
+            <w:r>
+              <w:rPr>
+                <w:sz w:val="18"/>
+              </w:rPr>
+              <w:t xml:space="preserve">ESS </w:t>
+            </w:r>
+            <w:r>
+              <w:rPr>
+                <w:sz w:val="18"/>
+              </w:rPr>
+              <w:t>경고등</w:t>
+            </w:r>
+            <w:r>
+              <w:rPr>
+                <w:sz w:val="18"/>
+              </w:rPr>
+              <w:t xml:space="preserve"> </w:t>
+            </w:r>
+            <w:r>
+              <w:rPr>
+                <w:sz w:val="18"/>
+              </w:rPr>
+              <w:t>테스트</w:t>
+            </w:r>
+          </w:p>
+        </w:tc>
+      </w:tr>
+    </w:tbl>
+    <w:p>
+      <w:pPr>
+        <w:pStyle w:val="21"/>
+      </w:pPr>
+      <w:r>
+        <w:rPr>
+          <w:rFonts w:ascii="맑은 고딕" w:hAnsi="맑은 고딕"/>
+        </w:rPr>
+        <w:t xml:space="preserve">3.3 ECUs </w:t>
+      </w:r>
+      <w:r>
+        <w:rPr>
+          <w:rFonts w:ascii="맑은 고딕" w:hAnsi="맑은 고딕"/>
+        </w:rPr>
+        <w:t>라우팅</w:t>
+      </w:r>
+      <w:r>
+        <w:rPr>
+          <w:rFonts w:ascii="맑은 고딕" w:hAnsi="맑은 고딕"/>
+        </w:rPr>
+        <w:t xml:space="preserve"> </w:t>
+      </w:r>
+      <w:r>
+        <w:rPr>
+          <w:rFonts w:ascii="맑은 고딕" w:hAnsi="맑은 고딕"/>
+        </w:rPr>
+        <w:t>등록</w:t>
+      </w:r>
+      <w:r>
+        <w:rPr>
+          <w:rFonts w:ascii="맑은 고딕" w:hAnsi="맑은 고딕"/>
+        </w:rPr>
+        <w:t xml:space="preserve"> (cls_ECUs.cs)</w:t>
+      </w:r>
+    </w:p>
+    <w:p>
+      <w:r>
+        <w:t xml:space="preserve">ECUs </w:t>
+      </w:r>
+      <w:r>
+        <w:t>클래스의</w:t>
+      </w:r>
+      <w:r>
+        <w:t xml:space="preserve"> </w:t>
+      </w:r>
+      <w:r>
+        <w:t>각</w:t>
+      </w:r>
+      <w:r>
+        <w:t xml:space="preserve"> </w:t>
+      </w:r>
+      <w:r>
+        <w:t>메서드</w:t>
+      </w:r>
+      <w:r>
+        <w:t xml:space="preserve">(ECU_Setting, SecurityAccess, Start/Stop_Communication, ECU_Reset, </w:t>
+      </w:r>
+      <w:r>
+        <w:t>ECU_Identification, Read/Clear_DTC, Check_Signals, WSS_Test, Tester_Present, Message_Falg, Dynamic_Step/Auto, ESP_Step, ESS_LampTest)</w:t>
+      </w:r>
+      <w:r>
+        <w:t>에</w:t>
+      </w:r>
+      <w:r>
+        <w:t xml:space="preserve"> LX3 HEV/ICE case </w:t>
+      </w:r>
+      <w:r>
+        <w:t>분기를</w:t>
+      </w:r>
+      <w:r>
+        <w:t xml:space="preserve"> </w:t>
+      </w:r>
+      <w:r>
+        <w:t>추가하여</w:t>
+      </w:r>
+      <w:r>
+        <w:t xml:space="preserve"> </w:t>
+      </w:r>
+      <w:r>
+        <w:t>해당</w:t>
+      </w:r>
+      <w:r>
+        <w:t xml:space="preserve"> </w:t>
+      </w:r>
+      <w:r>
+        <w:t>클래스로</w:t>
+      </w:r>
+      <w:r>
+        <w:t xml:space="preserve"> </w:t>
+      </w:r>
+      <w:r>
+        <w:t>라우팅</w:t>
+      </w:r>
+      <w:r>
+        <w:t>.</w:t>
       </w:r>
     </w:p>
     <w:p>
@@ -1777,45 +3791,875 @@
         <w:rPr>
           <w:rFonts w:ascii="맑은 고딕" w:hAnsi="맑은 고딕"/>
         </w:rPr>
-        <w:t xml:space="preserve">3.1 Parse → TryParse </w:t>
+        <w:t xml:space="preserve">3.4 Driving Curve </w:t>
       </w:r>
       <w:r>
         <w:rPr>
           <w:rFonts w:ascii="맑은 고딕" w:hAnsi="맑은 고딕"/>
         </w:rPr>
-        <w:t>전환</w:t>
+        <w:t>파일</w:t>
       </w:r>
       <w:r>
         <w:rPr>
           <w:rFonts w:ascii="맑은 고딕" w:hAnsi="맑은 고딕"/>
         </w:rPr>
-        <w:t xml:space="preserve"> (1</w:t>
+        <w:t xml:space="preserve"> </w:t>
       </w:r>
       <w:r>
         <w:rPr>
           <w:rFonts w:ascii="맑은 고딕" w:hAnsi="맑은 고딕"/>
         </w:rPr>
-        <w:t>차</w:t>
-      </w:r>
+        <w:t>추가</w:t>
+      </w:r>
+    </w:p>
+    <w:tbl>
+      <w:tblPr>
+        <w:tblStyle w:val="af9"/>
+        <w:tblW w:w="0" w:type="auto"/>
+        <w:jc w:val="center"/>
+        <w:tblLook w:val="04A0" w:firstRow="1" w:lastRow="0" w:firstColumn="1" w:lastColumn="0" w:noHBand="0" w:noVBand="1"/>
+      </w:tblPr>
+      <w:tblGrid>
+        <w:gridCol w:w="2268"/>
+        <w:gridCol w:w="6803"/>
+      </w:tblGrid>
+      <w:tr>
+        <w:trPr>
+          <w:jc w:val="center"/>
+        </w:trPr>
+        <w:tc>
+          <w:tcPr>
+            <w:tcW w:w="2268" w:type="dxa"/>
+            <w:shd w:val="clear" w:color="auto" w:fill="2B579A"/>
+          </w:tcPr>
+          <w:p>
+            <w:pPr>
+              <w:jc w:val="center"/>
+            </w:pPr>
+            <w:r>
+              <w:rPr>
+                <w:b/>
+                <w:color w:val="FFFFFF"/>
+                <w:sz w:val="18"/>
+              </w:rPr>
+              <w:t>항목</w:t>
+            </w:r>
+          </w:p>
+        </w:tc>
+        <w:tc>
+          <w:tcPr>
+            <w:tcW w:w="6803" w:type="dxa"/>
+            <w:shd w:val="clear" w:color="auto" w:fill="2B579A"/>
+          </w:tcPr>
+          <w:p>
+            <w:pPr>
+              <w:jc w:val="center"/>
+            </w:pPr>
+            <w:r>
+              <w:rPr>
+                <w:b/>
+                <w:color w:val="FFFFFF"/>
+                <w:sz w:val="18"/>
+              </w:rPr>
+              <w:t>내용</w:t>
+            </w:r>
+          </w:p>
+        </w:tc>
+      </w:tr>
+      <w:tr>
+        <w:trPr>
+          <w:jc w:val="center"/>
+        </w:trPr>
+        <w:tc>
+          <w:tcPr>
+            <w:tcW w:w="2268" w:type="dxa"/>
+          </w:tcPr>
+          <w:p>
+            <w:r>
+              <w:rPr>
+                <w:sz w:val="18"/>
+              </w:rPr>
+              <w:t>파일명</w:t>
+            </w:r>
+          </w:p>
+        </w:tc>
+        <w:tc>
+          <w:tcPr>
+            <w:tcW w:w="6803" w:type="dxa"/>
+          </w:tcPr>
+          <w:p>
+            <w:r>
+              <w:rPr>
+                <w:sz w:val="18"/>
+              </w:rPr>
+              <w:t>Curve(LX3).crv</w:t>
+            </w:r>
+          </w:p>
+        </w:tc>
+      </w:tr>
+      <w:tr>
+        <w:trPr>
+          <w:jc w:val="center"/>
+        </w:trPr>
+        <w:tc>
+          <w:tcPr>
+            <w:tcW w:w="2268" w:type="dxa"/>
+            <w:shd w:val="clear" w:color="auto" w:fill="F2F2F2"/>
+          </w:tcPr>
+          <w:p>
+            <w:r>
+              <w:rPr>
+                <w:sz w:val="18"/>
+              </w:rPr>
+              <w:t>위치</w:t>
+            </w:r>
+          </w:p>
+        </w:tc>
+        <w:tc>
+          <w:tcPr>
+            <w:tcW w:w="6803" w:type="dxa"/>
+            <w:shd w:val="clear" w:color="auto" w:fill="F2F2F2"/>
+          </w:tcPr>
+          <w:p>
+            <w:r>
+              <w:rPr>
+                <w:sz w:val="18"/>
+              </w:rPr>
+              <w:t>bin\Debug\DCurve\</w:t>
+            </w:r>
+          </w:p>
+        </w:tc>
+      </w:tr>
+      <w:tr>
+        <w:trPr>
+          <w:jc w:val="center"/>
+        </w:trPr>
+        <w:tc>
+          <w:tcPr>
+            <w:tcW w:w="2268" w:type="dxa"/>
+          </w:tcPr>
+          <w:p>
+            <w:r>
+              <w:rPr>
+                <w:sz w:val="18"/>
+              </w:rPr>
+              <w:t>검사</w:t>
+            </w:r>
+            <w:r>
+              <w:rPr>
+                <w:sz w:val="18"/>
+              </w:rPr>
+              <w:t xml:space="preserve"> </w:t>
+            </w:r>
+            <w:r>
+              <w:rPr>
+                <w:sz w:val="18"/>
+              </w:rPr>
+              <w:t>스텝</w:t>
+            </w:r>
+          </w:p>
+        </w:tc>
+        <w:tc>
+          <w:tcPr>
+            <w:tcW w:w="6803" w:type="dxa"/>
+          </w:tcPr>
+          <w:p>
+            <w:r>
+              <w:rPr>
+                <w:sz w:val="18"/>
+              </w:rPr>
+              <w:t xml:space="preserve">33 </w:t>
+            </w:r>
+            <w:r>
+              <w:rPr>
+                <w:sz w:val="18"/>
+              </w:rPr>
+              <w:t>Steps</w:t>
+            </w:r>
+          </w:p>
+        </w:tc>
+      </w:tr>
+      <w:tr>
+        <w:trPr>
+          <w:jc w:val="center"/>
+        </w:trPr>
+        <w:tc>
+          <w:tcPr>
+            <w:tcW w:w="2268" w:type="dxa"/>
+            <w:shd w:val="clear" w:color="auto" w:fill="F2F2F2"/>
+          </w:tcPr>
+          <w:p>
+            <w:r>
+              <w:rPr>
+                <w:sz w:val="18"/>
+              </w:rPr>
+              <w:t>총</w:t>
+            </w:r>
+            <w:r>
+              <w:rPr>
+                <w:sz w:val="18"/>
+              </w:rPr>
+              <w:t xml:space="preserve"> </w:t>
+            </w:r>
+            <w:r>
+              <w:rPr>
+                <w:sz w:val="18"/>
+              </w:rPr>
+              <w:t>소요</w:t>
+            </w:r>
+            <w:r>
+              <w:rPr>
+                <w:sz w:val="18"/>
+              </w:rPr>
+              <w:t xml:space="preserve"> </w:t>
+            </w:r>
+            <w:r>
+              <w:rPr>
+                <w:sz w:val="18"/>
+              </w:rPr>
+              <w:t>시간</w:t>
+            </w:r>
+          </w:p>
+        </w:tc>
+        <w:tc>
+          <w:tcPr>
+            <w:tcW w:w="6803" w:type="dxa"/>
+            <w:shd w:val="clear" w:color="auto" w:fill="F2F2F2"/>
+          </w:tcPr>
+          <w:p>
+            <w:r>
+              <w:rPr>
+                <w:sz w:val="18"/>
+              </w:rPr>
+              <w:t>167</w:t>
+            </w:r>
+            <w:r>
+              <w:rPr>
+                <w:sz w:val="18"/>
+              </w:rPr>
+              <w:t>초</w:t>
+            </w:r>
+          </w:p>
+        </w:tc>
+      </w:tr>
+      <w:tr>
+        <w:trPr>
+          <w:jc w:val="center"/>
+        </w:trPr>
+        <w:tc>
+          <w:tcPr>
+            <w:tcW w:w="2268" w:type="dxa"/>
+          </w:tcPr>
+          <w:p>
+            <w:r>
+              <w:rPr>
+                <w:sz w:val="18"/>
+              </w:rPr>
+              <w:t>최대</w:t>
+            </w:r>
+            <w:r>
+              <w:rPr>
+                <w:sz w:val="18"/>
+              </w:rPr>
+              <w:t xml:space="preserve"> </w:t>
+            </w:r>
+            <w:r>
+              <w:rPr>
+                <w:sz w:val="18"/>
+              </w:rPr>
+              <w:t>속도</w:t>
+            </w:r>
+          </w:p>
+        </w:tc>
+        <w:tc>
+          <w:tcPr>
+            <w:tcW w:w="6803" w:type="dxa"/>
+          </w:tcPr>
+          <w:p>
+            <w:r>
+              <w:rPr>
+                <w:sz w:val="18"/>
+              </w:rPr>
+              <w:t>100 km/h</w:t>
+            </w:r>
+          </w:p>
+        </w:tc>
+      </w:tr>
+      <w:tr>
+        <w:trPr>
+          <w:jc w:val="center"/>
+        </w:trPr>
+        <w:tc>
+          <w:tcPr>
+            <w:tcW w:w="2268" w:type="dxa"/>
+            <w:shd w:val="clear" w:color="auto" w:fill="F2F2F2"/>
+          </w:tcPr>
+          <w:p>
+            <w:r>
+              <w:rPr>
+                <w:sz w:val="18"/>
+              </w:rPr>
+              <w:t>주요</w:t>
+            </w:r>
+            <w:r>
+              <w:rPr>
+                <w:sz w:val="18"/>
+              </w:rPr>
+              <w:t xml:space="preserve"> </w:t>
+            </w:r>
+            <w:r>
+              <w:rPr>
+                <w:sz w:val="18"/>
+              </w:rPr>
+              <w:t>검사</w:t>
+            </w:r>
+            <w:r>
+              <w:rPr>
+                <w:sz w:val="18"/>
+              </w:rPr>
+              <w:t xml:space="preserve"> </w:t>
+            </w:r>
+            <w:r>
+              <w:rPr>
+                <w:sz w:val="18"/>
+              </w:rPr>
+              <w:t>항목</w:t>
+            </w:r>
+          </w:p>
+        </w:tc>
+        <w:tc>
+          <w:tcPr>
+            <w:tcW w:w="6803" w:type="dxa"/>
+            <w:shd w:val="clear" w:color="auto" w:fill="F2F2F2"/>
+          </w:tcPr>
+          <w:p>
+            <w:r>
+              <w:rPr>
+                <w:sz w:val="18"/>
+              </w:rPr>
+              <w:t>WSS, Speedometer, Cruise, Drag, Brake, ABS Dynamic, Parking</w:t>
+            </w:r>
+          </w:p>
+        </w:tc>
+      </w:tr>
+    </w:tbl>
+    <w:p>
+      <w:pPr>
+        <w:pStyle w:val="21"/>
+      </w:pPr>
       <w:r>
         <w:rPr>
           <w:rFonts w:ascii="맑은 고딕" w:hAnsi="맑은 고딕"/>
         </w:rPr>
-        <w:t>)</w:t>
+        <w:t xml:space="preserve">3.5 UI </w:t>
+      </w:r>
+      <w:r>
+        <w:rPr>
+          <w:rFonts w:ascii="맑은 고딕" w:hAnsi="맑은 고딕"/>
+        </w:rPr>
+        <w:t>등록</w:t>
+      </w:r>
+    </w:p>
+    <w:tbl>
+      <w:tblPr>
+        <w:tblStyle w:val="af9"/>
+        <w:tblW w:w="0" w:type="auto"/>
+        <w:jc w:val="center"/>
+        <w:tblLook w:val="04A0" w:firstRow="1" w:lastRow="0" w:firstColumn="1" w:lastColumn="0" w:noHBand="0" w:noVBand="1"/>
+      </w:tblPr>
+      <w:tblGrid>
+        <w:gridCol w:w="2835"/>
+        <w:gridCol w:w="6236"/>
+      </w:tblGrid>
+      <w:tr>
+        <w:trPr>
+          <w:jc w:val="center"/>
+        </w:trPr>
+        <w:tc>
+          <w:tcPr>
+            <w:tcW w:w="2835" w:type="dxa"/>
+            <w:shd w:val="clear" w:color="auto" w:fill="2B579A"/>
+          </w:tcPr>
+          <w:p>
+            <w:pPr>
+              <w:jc w:val="center"/>
+            </w:pPr>
+            <w:r>
+              <w:rPr>
+                <w:b/>
+                <w:color w:val="FFFFFF"/>
+                <w:sz w:val="18"/>
+              </w:rPr>
+              <w:t>파일</w:t>
+            </w:r>
+          </w:p>
+        </w:tc>
+        <w:tc>
+          <w:tcPr>
+            <w:tcW w:w="6236" w:type="dxa"/>
+            <w:shd w:val="clear" w:color="auto" w:fill="2B579A"/>
+          </w:tcPr>
+          <w:p>
+            <w:pPr>
+              <w:jc w:val="center"/>
+            </w:pPr>
+            <w:r>
+              <w:rPr>
+                <w:b/>
+                <w:color w:val="FFFFFF"/>
+                <w:sz w:val="18"/>
+              </w:rPr>
+              <w:t>내용</w:t>
+            </w:r>
+          </w:p>
+        </w:tc>
+      </w:tr>
+      <w:tr>
+        <w:trPr>
+          <w:jc w:val="center"/>
+        </w:trPr>
+        <w:tc>
+          <w:tcPr>
+            <w:tcW w:w="2835" w:type="dxa"/>
+          </w:tcPr>
+          <w:p>
+            <w:r>
+              <w:rPr>
+                <w:sz w:val="18"/>
+              </w:rPr>
+              <w:t>fomSetup.cs (line 257~258)</w:t>
+            </w:r>
+          </w:p>
+        </w:tc>
+        <w:tc>
+          <w:tcPr>
+            <w:tcW w:w="6236" w:type="dxa"/>
+          </w:tcPr>
+          <w:p>
+            <w:r>
+              <w:rPr>
+                <w:sz w:val="18"/>
+              </w:rPr>
+              <w:t xml:space="preserve">cbo_ECUs </w:t>
+            </w:r>
+            <w:r>
+              <w:rPr>
+                <w:sz w:val="18"/>
+              </w:rPr>
+              <w:t>콤보박스에</w:t>
+            </w:r>
+            <w:r>
+              <w:rPr>
+                <w:sz w:val="18"/>
+              </w:rPr>
+              <w:t xml:space="preserve"> MOBIS LX3 HEV/ICE </w:t>
+            </w:r>
+            <w:r>
+              <w:rPr>
+                <w:sz w:val="18"/>
+              </w:rPr>
+              <w:t>항목</w:t>
+            </w:r>
+            <w:r>
+              <w:rPr>
+                <w:sz w:val="18"/>
+              </w:rPr>
+              <w:t xml:space="preserve"> </w:t>
+            </w:r>
+            <w:r>
+              <w:rPr>
+                <w:sz w:val="18"/>
+              </w:rPr>
+              <w:t>추가</w:t>
+            </w:r>
+          </w:p>
+        </w:tc>
+      </w:tr>
+      <w:tr>
+        <w:trPr>
+          <w:jc w:val="center"/>
+        </w:trPr>
+        <w:tc>
+          <w:tcPr>
+            <w:tcW w:w="2835" w:type="dxa"/>
+            <w:shd w:val="clear" w:color="auto" w:fill="F2F2F2"/>
+          </w:tcPr>
+          <w:p>
+            <w:r>
+              <w:rPr>
+                <w:sz w:val="18"/>
+              </w:rPr>
+              <w:t>fomDebug.cs (line 231~232)</w:t>
+            </w:r>
+          </w:p>
+        </w:tc>
+        <w:tc>
+          <w:tcPr>
+            <w:tcW w:w="6236" w:type="dxa"/>
+            <w:shd w:val="clear" w:color="auto" w:fill="F2F2F2"/>
+          </w:tcPr>
+          <w:p>
+            <w:r>
+              <w:rPr>
+                <w:sz w:val="18"/>
+              </w:rPr>
+              <w:t xml:space="preserve">cbo_ECUs </w:t>
+            </w:r>
+            <w:r>
+              <w:rPr>
+                <w:sz w:val="18"/>
+              </w:rPr>
+              <w:t>콤보박스에</w:t>
+            </w:r>
+            <w:r>
+              <w:rPr>
+                <w:sz w:val="18"/>
+              </w:rPr>
+              <w:t xml:space="preserve"> MOBIS LX3 HEV/ICE </w:t>
+            </w:r>
+            <w:r>
+              <w:rPr>
+                <w:sz w:val="18"/>
+              </w:rPr>
+              <w:t>항목</w:t>
+            </w:r>
+            <w:r>
+              <w:rPr>
+                <w:sz w:val="18"/>
+              </w:rPr>
+              <w:t xml:space="preserve"> </w:t>
+            </w:r>
+            <w:r>
+              <w:rPr>
+                <w:sz w:val="18"/>
+              </w:rPr>
+              <w:t>추가</w:t>
+            </w:r>
+          </w:p>
+        </w:tc>
+      </w:tr>
+      <w:tr>
+        <w:trPr>
+          <w:jc w:val="center"/>
+        </w:trPr>
+        <w:tc>
+          <w:tcPr>
+            <w:tcW w:w="2835" w:type="dxa"/>
+          </w:tcPr>
+          <w:p>
+            <w:r>
+              <w:rPr>
+                <w:sz w:val="18"/>
+              </w:rPr>
+              <w:t>fomDebug.cs (line 1541~1552)</w:t>
+            </w:r>
+          </w:p>
+        </w:tc>
+        <w:tc>
+          <w:tcPr>
+            <w:tcW w:w="6236" w:type="dxa"/>
+          </w:tcPr>
+          <w:p>
+            <w:r>
+              <w:rPr>
+                <w:sz w:val="18"/>
+              </w:rPr>
+              <w:t xml:space="preserve">ESP Step </w:t>
+            </w:r>
+            <w:r>
+              <w:rPr>
+                <w:sz w:val="18"/>
+              </w:rPr>
+              <w:t>처리에</w:t>
+            </w:r>
+            <w:r>
+              <w:rPr>
+                <w:sz w:val="18"/>
+              </w:rPr>
+              <w:t xml:space="preserve"> LX3 HEV/ICE case </w:t>
+            </w:r>
+            <w:r>
+              <w:rPr>
+                <w:sz w:val="18"/>
+              </w:rPr>
+              <w:t>분기</w:t>
+            </w:r>
+            <w:r>
+              <w:rPr>
+                <w:sz w:val="18"/>
+              </w:rPr>
+              <w:t xml:space="preserve"> </w:t>
+            </w:r>
+            <w:r>
+              <w:rPr>
+                <w:sz w:val="18"/>
+              </w:rPr>
+              <w:t>추가</w:t>
+            </w:r>
+          </w:p>
+        </w:tc>
+      </w:tr>
+      <w:tr>
+        <w:trPr>
+          <w:jc w:val="center"/>
+        </w:trPr>
+        <w:tc>
+          <w:tcPr>
+            <w:tcW w:w="2835" w:type="dxa"/>
+            <w:shd w:val="clear" w:color="auto" w:fill="F2F2F2"/>
+          </w:tcPr>
+          <w:p>
+            <w:r>
+              <w:rPr>
+                <w:sz w:val="18"/>
+              </w:rPr>
+              <w:t>DB (KI-RnB.mdb)</w:t>
+            </w:r>
+          </w:p>
+        </w:tc>
+        <w:tc>
+          <w:tcPr>
+            <w:tcW w:w="6236" w:type="dxa"/>
+            <w:shd w:val="clear" w:color="auto" w:fill="F2F2F2"/>
+          </w:tcPr>
+          <w:p>
+            <w:pPr>
+              <w:rPr>
+                <w:lang w:eastAsia="ko-KR"/>
+              </w:rPr>
+            </w:pPr>
+            <w:proofErr w:type="spellStart"/>
+            <w:r>
+              <w:rPr>
+                <w:sz w:val="18"/>
+                <w:lang w:eastAsia="ko-KR"/>
+              </w:rPr>
+              <w:t>tbl_CarModel</w:t>
+            </w:r>
+            <w:proofErr w:type="spellEnd"/>
+            <w:r>
+              <w:rPr>
+                <w:sz w:val="18"/>
+                <w:lang w:eastAsia="ko-KR"/>
+              </w:rPr>
+              <w:t xml:space="preserve"> </w:t>
+            </w:r>
+            <w:r>
+              <w:rPr>
+                <w:sz w:val="18"/>
+                <w:lang w:eastAsia="ko-KR"/>
+              </w:rPr>
+              <w:t>테이블에</w:t>
+            </w:r>
+            <w:r>
+              <w:rPr>
+                <w:sz w:val="18"/>
+                <w:lang w:eastAsia="ko-KR"/>
+              </w:rPr>
+              <w:t xml:space="preserve"> LX3 HEV/ICE </w:t>
+            </w:r>
+            <w:r>
+              <w:rPr>
+                <w:sz w:val="18"/>
+                <w:lang w:eastAsia="ko-KR"/>
+              </w:rPr>
+              <w:t>모델</w:t>
+            </w:r>
+            <w:r>
+              <w:rPr>
+                <w:sz w:val="18"/>
+                <w:lang w:eastAsia="ko-KR"/>
+              </w:rPr>
+              <w:t xml:space="preserve"> </w:t>
+            </w:r>
+            <w:r>
+              <w:rPr>
+                <w:sz w:val="18"/>
+                <w:lang w:eastAsia="ko-KR"/>
+              </w:rPr>
+              <w:t>데이터</w:t>
+            </w:r>
+            <w:r>
+              <w:rPr>
+                <w:sz w:val="18"/>
+                <w:lang w:eastAsia="ko-KR"/>
+              </w:rPr>
+              <w:t xml:space="preserve"> </w:t>
+            </w:r>
+            <w:r>
+              <w:rPr>
+                <w:sz w:val="18"/>
+                <w:lang w:eastAsia="ko-KR"/>
+              </w:rPr>
+              <w:t>등록</w:t>
+            </w:r>
+          </w:p>
+        </w:tc>
+      </w:tr>
+    </w:tbl>
+    <w:p>
+      <w:pPr>
+        <w:rPr>
+          <w:lang w:eastAsia="ko-KR"/>
+        </w:rPr>
+      </w:pPr>
+      <w:r>
+        <w:rPr>
+          <w:lang w:eastAsia="ko-KR"/>
+        </w:rPr>
+        <w:br w:type="page"/>
       </w:r>
     </w:p>
     <w:p>
+      <w:pPr>
+        <w:pStyle w:val="1"/>
+        <w:rPr>
+          <w:lang w:eastAsia="ko-KR"/>
+        </w:rPr>
+      </w:pPr>
+      <w:r>
+        <w:rPr>
+          <w:rFonts w:ascii="맑은 고딕" w:hAnsi="맑은 고딕"/>
+          <w:lang w:eastAsia="ko-KR"/>
+        </w:rPr>
+        <w:lastRenderedPageBreak/>
+        <w:t xml:space="preserve">4. </w:t>
+      </w:r>
+      <w:r>
+        <w:rPr>
+          <w:rFonts w:ascii="맑은 고딕" w:hAnsi="맑은 고딕"/>
+          <w:lang w:eastAsia="ko-KR"/>
+        </w:rPr>
+        <w:t>에러</w:t>
+      </w:r>
+      <w:r>
+        <w:rPr>
+          <w:rFonts w:ascii="맑은 고딕" w:hAnsi="맑은 고딕"/>
+          <w:lang w:eastAsia="ko-KR"/>
+        </w:rPr>
+        <w:t xml:space="preserve"> </w:t>
+      </w:r>
+      <w:r>
+        <w:rPr>
+          <w:rFonts w:ascii="맑은 고딕" w:hAnsi="맑은 고딕"/>
+          <w:lang w:eastAsia="ko-KR"/>
+        </w:rPr>
+        <w:t>방어</w:t>
+      </w:r>
+      <w:r>
+        <w:rPr>
+          <w:rFonts w:ascii="맑은 고딕" w:hAnsi="맑은 고딕"/>
+          <w:lang w:eastAsia="ko-KR"/>
+        </w:rPr>
+        <w:t xml:space="preserve"> </w:t>
+      </w:r>
+      <w:r>
+        <w:rPr>
+          <w:rFonts w:ascii="맑은 고딕" w:hAnsi="맑은 고딕"/>
+          <w:lang w:eastAsia="ko-KR"/>
+        </w:rPr>
+        <w:t>코드</w:t>
+      </w:r>
+      <w:r>
+        <w:rPr>
+          <w:rFonts w:ascii="맑은 고딕" w:hAnsi="맑은 고딕"/>
+          <w:lang w:eastAsia="ko-KR"/>
+        </w:rPr>
+        <w:t xml:space="preserve"> </w:t>
+      </w:r>
+      <w:r>
+        <w:rPr>
+          <w:rFonts w:ascii="맑은 고딕" w:hAnsi="맑은 고딕"/>
+          <w:lang w:eastAsia="ko-KR"/>
+        </w:rPr>
+        <w:t>상세</w:t>
+      </w:r>
+    </w:p>
+    <w:p>
+      <w:pPr>
+        <w:pStyle w:val="21"/>
+        <w:rPr>
+          <w:lang w:eastAsia="ko-KR"/>
+        </w:rPr>
+      </w:pPr>
+      <w:r>
+        <w:rPr>
+          <w:rFonts w:ascii="맑은 고딕" w:hAnsi="맑은 고딕"/>
+          <w:lang w:eastAsia="ko-KR"/>
+        </w:rPr>
+        <w:t xml:space="preserve">4.1 Parse → </w:t>
+      </w:r>
+      <w:proofErr w:type="spellStart"/>
+      <w:r>
+        <w:rPr>
+          <w:rFonts w:ascii="맑은 고딕" w:hAnsi="맑은 고딕"/>
+          <w:lang w:eastAsia="ko-KR"/>
+        </w:rPr>
+        <w:t>TryParse</w:t>
+      </w:r>
+      <w:proofErr w:type="spellEnd"/>
+      <w:r>
+        <w:rPr>
+          <w:rFonts w:ascii="맑은 고딕" w:hAnsi="맑은 고딕"/>
+          <w:lang w:eastAsia="ko-KR"/>
+        </w:rPr>
+        <w:t xml:space="preserve"> </w:t>
+      </w:r>
+      <w:r>
+        <w:rPr>
+          <w:rFonts w:ascii="맑은 고딕" w:hAnsi="맑은 고딕"/>
+          <w:lang w:eastAsia="ko-KR"/>
+        </w:rPr>
+        <w:t>전환</w:t>
+      </w:r>
+      <w:r>
+        <w:rPr>
+          <w:rFonts w:ascii="맑은 고딕" w:hAnsi="맑은 고딕"/>
+          <w:lang w:eastAsia="ko-KR"/>
+        </w:rPr>
+        <w:t xml:space="preserve"> (1</w:t>
+      </w:r>
+      <w:r>
+        <w:rPr>
+          <w:rFonts w:ascii="맑은 고딕" w:hAnsi="맑은 고딕"/>
+          <w:lang w:eastAsia="ko-KR"/>
+        </w:rPr>
+        <w:t>차</w:t>
+      </w:r>
+      <w:r>
+        <w:rPr>
+          <w:rFonts w:ascii="맑은 고딕" w:hAnsi="맑은 고딕"/>
+          <w:lang w:eastAsia="ko-KR"/>
+        </w:rPr>
+        <w:t>)</w:t>
+      </w:r>
+    </w:p>
+    <w:p>
+      <w:proofErr w:type="spellStart"/>
       <w:r>
         <w:t>사용자</w:t>
       </w:r>
+      <w:proofErr w:type="spellEnd"/>
       <w:r>
         <w:t xml:space="preserve"> </w:t>
       </w:r>
+      <w:proofErr w:type="spellStart"/>
+      <w:proofErr w:type="gramStart"/>
       <w:r>
         <w:t>입력</w:t>
       </w:r>
-      <w:r>
-        <w:t xml:space="preserve">(TextBox) </w:t>
+      <w:proofErr w:type="spellEnd"/>
+      <w:r>
+        <w:t>(</w:t>
+      </w:r>
+      <w:proofErr w:type="spellStart"/>
+      <w:proofErr w:type="gramEnd"/>
+      <w:r>
+        <w:t>TextBox</w:t>
+      </w:r>
+      <w:proofErr w:type="spellEnd"/>
+      <w:r>
+        <w:t xml:space="preserve">) </w:t>
       </w:r>
       <w:r>
         <w:t>및</w:t>
@@ -1823,9 +4667,11 @@
       <w:r>
         <w:t xml:space="preserve"> </w:t>
       </w:r>
+      <w:proofErr w:type="spellStart"/>
       <w:r>
         <w:t>외부</w:t>
       </w:r>
+      <w:proofErr w:type="spellEnd"/>
       <w:r>
         <w:t xml:space="preserve"> </w:t>
       </w:r>
@@ -2148,13 +4994,7 @@
               <w:rPr>
                 <w:sz w:val="18"/>
               </w:rPr>
-              <w:t xml:space="preserve">Convert.ToSingle(txtXXX.Text) → </w:t>
-            </w:r>
-            <w:r>
-              <w:rPr>
-                <w:sz w:val="18"/>
-              </w:rPr>
-              <w:t>float.TryParse</w:t>
+              <w:t>Convert.ToSingle(txtXXX.Text) → float.TryParse</w:t>
             </w:r>
           </w:p>
         </w:tc>
@@ -2254,7 +5094,13 @@
         <w:rPr>
           <w:rFonts w:ascii="맑은 고딕" w:hAnsi="맑은 고딕"/>
         </w:rPr>
-        <w:t xml:space="preserve">3.2 SelectedIndex / SelectedItem </w:t>
+        <w:t xml:space="preserve">4.2 SelectedIndex / </w:t>
+      </w:r>
+      <w:r>
+        <w:rPr>
+          <w:rFonts w:ascii="맑은 고딕" w:hAnsi="맑은 고딕"/>
+        </w:rPr>
+        <w:t xml:space="preserve">SelectedItem </w:t>
       </w:r>
       <w:r>
         <w:rPr>
@@ -2483,13 +5329,7 @@
               <w:rPr>
                 <w:sz w:val="18"/>
               </w:rPr>
-              <w:t xml:space="preserve">lst_Step, cboIndex, cboIdent SelectedIndex </w:t>
-            </w:r>
-            <w:r>
-              <w:rPr>
-                <w:sz w:val="18"/>
-              </w:rPr>
-              <w:t xml:space="preserve">&gt;= 0 </w:t>
+              <w:t xml:space="preserve">lst_Step, cboIndex, cboIdent SelectedIndex &gt;= 0 </w:t>
             </w:r>
             <w:r>
               <w:rPr>
@@ -2604,7 +5444,13 @@
               <w:rPr>
                 <w:sz w:val="18"/>
               </w:rPr>
-              <w:t xml:space="preserve">dgvCurve.CurrentRow null </w:t>
+              <w:t xml:space="preserve">dgvCurve.CurrentRow </w:t>
+            </w:r>
+            <w:r>
+              <w:rPr>
+                <w:sz w:val="18"/>
+              </w:rPr>
+              <w:t xml:space="preserve">null </w:t>
             </w:r>
             <w:r>
               <w:rPr>
@@ -2624,7 +5470,7 @@
         <w:rPr>
           <w:rFonts w:ascii="맑은 고딕" w:hAnsi="맑은 고딕"/>
         </w:rPr>
-        <w:t xml:space="preserve">3.3 CrossThread </w:t>
+        <w:t xml:space="preserve">4.3 CrossThread </w:t>
       </w:r>
       <w:r>
         <w:rPr>
@@ -3164,13 +6010,7 @@
               <w:rPr>
                 <w:sz w:val="18"/>
               </w:rPr>
-              <w:t xml:space="preserve">InvokeRequired + BeginInvoke. </w:t>
-            </w:r>
-            <w:r>
-              <w:rPr>
-                <w:sz w:val="18"/>
-              </w:rPr>
-              <w:t xml:space="preserve">catch </w:t>
+              <w:t xml:space="preserve">InvokeRequired + BeginInvoke. catch </w:t>
             </w:r>
             <w:r>
               <w:rPr>
@@ -3396,7 +6236,7 @@
           <w:rFonts w:ascii="맑은 고딕" w:hAnsi="맑은 고딕"/>
         </w:rPr>
         <w:lastRenderedPageBreak/>
-        <w:t xml:space="preserve">3.4 NullReference </w:t>
+        <w:t xml:space="preserve">4.4 NullReference </w:t>
       </w:r>
       <w:r>
         <w:rPr>
@@ -3669,7 +6509,13 @@
               <w:rPr>
                 <w:sz w:val="18"/>
               </w:rPr>
-              <w:t xml:space="preserve">DBs_Conn == null </w:t>
+              <w:t>DBs_Conn ==</w:t>
+            </w:r>
+            <w:r>
+              <w:rPr>
+                <w:sz w:val="18"/>
+              </w:rPr>
+              <w:t xml:space="preserve"> null </w:t>
             </w:r>
             <w:r>
               <w:rPr>
@@ -3758,7 +6604,7 @@
           <w:rFonts w:ascii="맑은 고딕" w:hAnsi="맑은 고딕"/>
           <w:lang w:eastAsia="ko-KR"/>
         </w:rPr>
-        <w:t xml:space="preserve">3.5 </w:t>
+        <w:t xml:space="preserve">4.5 </w:t>
       </w:r>
       <w:r>
         <w:rPr>
@@ -3967,13 +6813,7 @@
         <w:rPr>
           <w:lang w:eastAsia="ko-KR"/>
         </w:rPr>
-        <w:t>ex.M</w:t>
-      </w:r>
-      <w:r>
-        <w:rPr>
-          <w:lang w:eastAsia="ko-KR"/>
-        </w:rPr>
-        <w:t>essage</w:t>
+        <w:t>ex.Message</w:t>
       </w:r>
       <w:proofErr w:type="spellEnd"/>
       <w:r>
@@ -4233,7 +7073,14 @@
                 <w:sz w:val="18"/>
                 <w:lang w:eastAsia="ko-KR"/>
               </w:rPr>
-              <w:t xml:space="preserve"> (</w:t>
+              <w:t xml:space="preserve"> </w:t>
+            </w:r>
+            <w:r>
+              <w:rPr>
+                <w:sz w:val="18"/>
+                <w:lang w:eastAsia="ko-KR"/>
+              </w:rPr>
+              <w:t>(</w:t>
             </w:r>
             <w:r>
               <w:rPr>
@@ -4616,7 +7463,7 @@
           <w:rFonts w:ascii="맑은 고딕" w:hAnsi="맑은 고딕"/>
           <w:lang w:eastAsia="ko-KR"/>
         </w:rPr>
-        <w:t xml:space="preserve">3.6 </w:t>
+        <w:t xml:space="preserve">4.6 </w:t>
       </w:r>
       <w:proofErr w:type="spellStart"/>
       <w:r>
@@ -5382,13 +8229,7 @@
         <w:rPr>
           <w:lang w:eastAsia="ko-KR"/>
         </w:rPr>
-        <w:t>(Log</w:t>
-      </w:r>
-      <w:r>
-        <w:rPr>
-          <w:lang w:eastAsia="ko-KR"/>
-        </w:rPr>
-        <w:t xml:space="preserve"> File.log)</w:t>
+        <w:t>(Log File.log)</w:t>
       </w:r>
       <w:r>
         <w:rPr>
@@ -5490,7 +8331,7 @@
           <w:lang w:eastAsia="ko-KR"/>
         </w:rPr>
         <w:lastRenderedPageBreak/>
-        <w:t xml:space="preserve">4. </w:t>
+        <w:t xml:space="preserve">5. </w:t>
       </w:r>
       <w:r>
         <w:rPr>
@@ -5526,7 +8367,7 @@
           <w:rFonts w:ascii="맑은 고딕" w:hAnsi="맑은 고딕"/>
           <w:lang w:eastAsia="ko-KR"/>
         </w:rPr>
-        <w:t xml:space="preserve">4.1 </w:t>
+        <w:t xml:space="preserve">5.1 </w:t>
       </w:r>
       <w:proofErr w:type="spellStart"/>
       <w:r>
@@ -5935,13 +8776,7 @@
         <w:rPr>
           <w:b/>
         </w:rPr>
-        <w:t>드롭</w:t>
-      </w:r>
-      <w:r>
-        <w:rPr>
-          <w:b/>
-        </w:rPr>
-        <w:t>다운</w:t>
+        <w:t>드롭다운</w:t>
       </w:r>
       <w:r>
         <w:rPr>
@@ -6299,7 +9134,7 @@
           <w:rFonts w:ascii="맑은 고딕" w:hAnsi="맑은 고딕"/>
           <w:lang w:eastAsia="ko-KR"/>
         </w:rPr>
-        <w:t xml:space="preserve">4.2 </w:t>
+        <w:t xml:space="preserve">5.2 </w:t>
       </w:r>
       <w:proofErr w:type="spellStart"/>
       <w:r>
@@ -6596,7 +9431,7 @@
         <w:rPr>
           <w:rFonts w:ascii="맑은 고딕" w:hAnsi="맑은 고딕"/>
         </w:rPr>
-        <w:t xml:space="preserve">4.3 </w:t>
+        <w:t xml:space="preserve">5.3 </w:t>
       </w:r>
       <w:proofErr w:type="spellStart"/>
       <w:r>
@@ -6610,13 +9445,7 @@
         <w:rPr>
           <w:rFonts w:ascii="맑은 고딕" w:hAnsi="맑은 고딕"/>
         </w:rPr>
-        <w:t xml:space="preserve"> ca</w:t>
-      </w:r>
-      <w:r>
-        <w:rPr>
-          <w:rFonts w:ascii="맑은 고딕" w:hAnsi="맑은 고딕"/>
-        </w:rPr>
-        <w:t xml:space="preserve">tch </w:t>
+        <w:t xml:space="preserve"> catch </w:t>
       </w:r>
       <w:proofErr w:type="spellStart"/>
       <w:r>
@@ -6677,7 +9506,10 @@
         <w:t>것을</w:t>
       </w:r>
       <w:r>
-        <w:t xml:space="preserve"> System.OverflowException</w:t>
+        <w:t xml:space="preserve"> System</w:t>
+      </w:r>
+      <w:r>
+        <w:t>.OverflowException</w:t>
       </w:r>
       <w:r>
         <w:t>으로</w:t>
@@ -6742,7 +9574,7 @@
         <w:rPr>
           <w:rFonts w:ascii="맑은 고딕" w:hAnsi="맑은 고딕"/>
         </w:rPr>
-        <w:t xml:space="preserve">4.4 </w:t>
+        <w:t xml:space="preserve">5.4 </w:t>
       </w:r>
       <w:r>
         <w:rPr>
@@ -7003,7 +9835,7 @@
         <w:rPr>
           <w:rFonts w:ascii="맑은 고딕" w:hAnsi="맑은 고딕"/>
         </w:rPr>
-        <w:t xml:space="preserve">5. </w:t>
+        <w:t xml:space="preserve">6. </w:t>
       </w:r>
       <w:r>
         <w:rPr>
@@ -7151,7 +9983,13 @@
               <w:rPr>
                 <w:sz w:val="18"/>
               </w:rPr>
-              <w:t>Invoke → BeginInvoke (4</w:t>
+              <w:t xml:space="preserve">Invoke → </w:t>
+            </w:r>
+            <w:r>
+              <w:rPr>
+                <w:sz w:val="18"/>
+              </w:rPr>
+              <w:t>BeginInvoke (4</w:t>
             </w:r>
             <w:r>
               <w:rPr>
@@ -8284,7 +11122,7 @@
         <w:rPr>
           <w:rFonts w:ascii="맑은 고딕" w:hAnsi="맑은 고딕"/>
         </w:rPr>
-        <w:t xml:space="preserve">6. </w:t>
+        <w:t xml:space="preserve">7. </w:t>
       </w:r>
       <w:proofErr w:type="spellStart"/>
       <w:r>
@@ -9426,13 +12264,7 @@
               <w:rPr>
                 <w:sz w:val="18"/>
               </w:rPr>
-              <w:t xml:space="preserve">TryParse + </w:t>
-            </w:r>
-            <w:r>
-              <w:rPr>
-                <w:sz w:val="18"/>
-              </w:rPr>
-              <w:t xml:space="preserve">CurrentRow null </w:t>
+              <w:t xml:space="preserve">TryParse + CurrentRow null </w:t>
             </w:r>
             <w:r>
               <w:rPr>
@@ -9542,7 +12374,13 @@
               <w:rPr>
                 <w:sz w:val="18"/>
               </w:rPr>
-              <w:t xml:space="preserve"> + SelectedIndex </w:t>
+              <w:t xml:space="preserve"> + </w:t>
+            </w:r>
+            <w:r>
+              <w:rPr>
+                <w:sz w:val="18"/>
+              </w:rPr>
+              <w:t xml:space="preserve">SelectedIndex </w:t>
             </w:r>
             <w:r>
               <w:rPr>
@@ -10056,7 +12894,13 @@
               <w:rPr>
                 <w:sz w:val="18"/>
               </w:rPr>
-              <w:t xml:space="preserve"> + ListBox </w:t>
+              <w:t xml:space="preserve"> + </w:t>
+            </w:r>
+            <w:r>
+              <w:rPr>
+                <w:sz w:val="18"/>
+              </w:rPr>
+              <w:t xml:space="preserve">ListBox </w:t>
             </w:r>
             <w:r>
               <w:rPr>
@@ -10534,7 +13378,7 @@
         <w:rPr>
           <w:rFonts w:ascii="맑은 고딕" w:hAnsi="맑은 고딕"/>
         </w:rPr>
-        <w:t xml:space="preserve">7. </w:t>
+        <w:t xml:space="preserve">8. </w:t>
       </w:r>
       <w:proofErr w:type="spellStart"/>
       <w:r>
@@ -34497,7 +37341,7 @@
 </file>
 
 <file path=customXml/itemProps1.xml><?xml version="1.0" encoding="utf-8"?>
-<ds:datastoreItem xmlns:ds="http://schemas.openxmlformats.org/officeDocument/2006/customXml" ds:itemID="{085F5364-4FFC-4BD6-B305-5829389CCA65}">
+<ds:datastoreItem xmlns:ds="http://schemas.openxmlformats.org/officeDocument/2006/customXml" ds:itemID="{2AEFA136-B054-4D72-B18E-3018AEB58BFA}">
   <ds:schemaRefs>
     <ds:schemaRef ds:uri="http://schemas.openxmlformats.org/officeDocument/2006/bibliography"/>
   </ds:schemaRefs>

--- a/KI-RnB_작업보고서_20260815.docx
+++ b/KI-RnB_작업보고서_20260815.docx
@@ -4604,7 +4604,148 @@
         <w:rPr>
           <w:rFonts w:ascii="맑은 고딕" w:hAnsi="맑은 고딕"/>
         </w:rPr>
-        <w:t>6.1 cboModel 드롭다운 닫힘 방지</w:t>
+        <w:t>6.1 바코드 VIN 우선 적용</w:t>
+      </w:r>
+    </w:p>
+    <w:p>
+      <w:r>
+        <w:t>결과 목록(dgv_List)을 클릭하면 SelectResult()에서 txtVinNo에 이전 VIN이 표시된다. 이 상태에서 바코드를 스캔하면 타이밍에 따라 이전 VIN으로 검사가 시작되는 문제 수정.</w:t>
+      </w:r>
+    </w:p>
+    <w:p>
+      <w:pPr>
+        <w:pStyle w:val="ListBullet"/>
+      </w:pPr>
+      <w:r>
+        <w:rPr>
+          <w:rFonts w:ascii="맑은 고딕" w:hAnsi="맑은 고딕"/>
+          <w:b/>
+          <w:sz w:val="20"/>
+        </w:rPr>
+        <w:t>OrderStarted()에서 TSet.Vin___No = txtVinNo.Text로 읽는데, txtVinNo에 이전 결과의 VIN이 남아있음</w:t>
+      </w:r>
+      <w:r>
+        <w:rPr>
+          <w:rFonts w:ascii="맑은 고딕" w:hAnsi="맑은 고딕"/>
+          <w:sz w:val="20"/>
+        </w:rPr>
+        <w:t xml:space="preserve">원인: </w:t>
+      </w:r>
+    </w:p>
+    <w:p>
+      <w:pPr>
+        <w:pStyle w:val="ListBullet"/>
+      </w:pPr>
+      <w:r>
+        <w:rPr>
+          <w:rFonts w:ascii="맑은 고딕" w:hAnsi="맑은 고딕"/>
+          <w:b/>
+          <w:sz w:val="20"/>
+        </w:rPr>
+        <w:t>SelModelList()에서 TSet.Vin___No = pVinNo로 직접 설정. OrderStarted()에서는 이미 설정된 값이 있으면 유지</w:t>
+      </w:r>
+      <w:r>
+        <w:rPr>
+          <w:rFonts w:ascii="맑은 고딕" w:hAnsi="맑은 고딕"/>
+          <w:sz w:val="20"/>
+        </w:rPr>
+        <w:t xml:space="preserve">수정: </w:t>
+      </w:r>
+    </w:p>
+    <w:p>
+      <w:pPr>
+        <w:pStyle w:val="ListBullet"/>
+      </w:pPr>
+      <w:r>
+        <w:rPr>
+          <w:rFonts w:ascii="맑은 고딕" w:hAnsi="맑은 고딕"/>
+          <w:b/>
+          <w:sz w:val="20"/>
+        </w:rPr>
+        <w:t>바코드 스캔 VIN이 항상 우선 적용. 결과 목록 표시 기능은 유지</w:t>
+      </w:r>
+      <w:r>
+        <w:rPr>
+          <w:rFonts w:ascii="맑은 고딕" w:hAnsi="맑은 고딕"/>
+          <w:sz w:val="20"/>
+        </w:rPr>
+        <w:t xml:space="preserve">결과: </w:t>
+      </w:r>
+    </w:p>
+    <w:p>
+      <w:pPr>
+        <w:pStyle w:val="Heading2"/>
+      </w:pPr>
+      <w:r>
+        <w:rPr>
+          <w:rFonts w:ascii="맑은 고딕" w:hAnsi="맑은 고딕"/>
+        </w:rPr>
+        <w:t>6.2 WSS 파싱 오프셋 수정</w:t>
+      </w:r>
+    </w:p>
+    <w:p>
+      <w:r>
+        <w:t>LX3 iMEB2 ECU의 WSS DID(01 04) 응답 포맷이 다른 MOBIS ECU와 1바이트 차이. Ident[15~18] → Ident[14~17]로 수정. (FL=6,FR=8,RL=12,RR=255 → FL=3,FR=6,RL=8,RR=12)</w:t>
+      </w:r>
+    </w:p>
+    <w:p>
+      <w:pPr>
+        <w:pStyle w:val="Heading2"/>
+      </w:pPr>
+      <w:r>
+        <w:rPr>
+          <w:rFonts w:ascii="맑은 고딕" w:hAnsi="맑은 고딕"/>
+        </w:rPr>
+        <w:t>6.3 DB 컬럼명 수정 및 기타</w:t>
+      </w:r>
+    </w:p>
+    <w:p>
+      <w:pPr>
+        <w:pStyle w:val="ListBullet"/>
+      </w:pPr>
+      <w:r>
+        <w:rPr>
+          <w:rFonts w:ascii="맑은 고딕" w:hAnsi="맑은 고딕"/>
+          <w:b/>
+          <w:sz w:val="20"/>
+        </w:rPr>
+        <w:t>dbBalance → dbCarBalance: DB 컬럼명과 코드 일치시킴</w:t>
+      </w:r>
+      <w:r>
+        <w:rPr>
+          <w:rFonts w:ascii="맑은 고딕" w:hAnsi="맑은 고딕"/>
+          <w:sz w:val="20"/>
+        </w:rPr>
+      </w:r>
+    </w:p>
+    <w:p>
+      <w:pPr>
+        <w:pStyle w:val="ListBullet"/>
+      </w:pPr>
+      <w:r>
+        <w:rPr>
+          <w:rFonts w:ascii="맑은 고딕" w:hAnsi="맑은 고딕"/>
+          <w:b/>
+          <w:sz w:val="20"/>
+        </w:rPr>
+        <w:t>dgvModel CurrentRow null 체크 추가 (fomSetup dgvModel_CurrentCellChanged)</w:t>
+      </w:r>
+      <w:r>
+        <w:rPr>
+          <w:rFonts w:ascii="맑은 고딕" w:hAnsi="맑은 고딕"/>
+          <w:sz w:val="20"/>
+        </w:rPr>
+      </w:r>
+    </w:p>
+    <w:p>
+      <w:pPr>
+        <w:pStyle w:val="Heading2"/>
+      </w:pPr>
+      <w:r>
+        <w:rPr>
+          <w:rFonts w:ascii="맑은 고딕" w:hAnsi="맑은 고딕"/>
+        </w:rPr>
+        <w:t>6.4 cboModel 드롭다운 닫힘 방지</w:t>
       </w:r>
     </w:p>
     <w:p>
@@ -4680,7 +4821,7 @@
         <w:rPr>
           <w:rFonts w:ascii="맑은 고딕" w:hAnsi="맑은 고딕"/>
         </w:rPr>
-        <w:t>6.2 fomCurve 새 커브 타이틀 표시</w:t>
+        <w:t>6.5 fomCurve 새 커브 타이틀 표시</w:t>
       </w:r>
     </w:p>
     <w:p>
@@ -4696,7 +4837,7 @@
         <w:rPr>
           <w:rFonts w:ascii="맑은 고딕" w:hAnsi="맑은 고딕"/>
         </w:rPr>
-        <w:t>6.3 icsNeoClass catch 타입 복원</w:t>
+        <w:t>6.6 icsNeoClass catch 타입 복원</w:t>
       </w:r>
     </w:p>
     <w:p>
@@ -4712,7 +4853,7 @@
         <w:rPr>
           <w:rFonts w:ascii="맑은 고딕" w:hAnsi="맑은 고딕"/>
         </w:rPr>
-        <w:t>6.4 배포용 원복 (2건)</w:t>
+        <w:t>6.7 배포용 원복 (2건)</w:t>
       </w:r>
     </w:p>
     <w:tbl>

--- a/KI-RnB_작업보고서_20260815.docx
+++ b/KI-RnB_작업보고서_20260815.docx
@@ -4609,7 +4609,7 @@
     </w:p>
     <w:p>
       <w:r>
-        <w:t>결과 목록(dgv_List)을 클릭하면 SelectResult()에서 txtVinNo에 이전 VIN이 표시된다. 이 상태에서 바코드를 스캔하면 타이밍에 따라 이전 VIN으로 검사가 시작되는 문제 수정.</w:t>
+        <w:t>txtVinNo를 Key_Vehicles 호출 전에 설정하여 H2Y.Sleep 중 DoEvents 경쟁 방지. 바코드 스캔 시 새 VIN이 항상 우선 적용.</w:t>
       </w:r>
     </w:p>
     <w:p>
@@ -4622,7 +4622,7 @@
           <w:b/>
           <w:sz w:val="20"/>
         </w:rPr>
-        <w:t>OrderStarted()에서 TSet.Vin___No = txtVinNo.Text로 읽는데, txtVinNo에 이전 결과의 VIN이 남아있음</w:t>
+        <w:t>Key_Vehicles → Sel_Vehicles → H2Y.Sleep(DoEvents) 중 타이머 틱이 끼어들어 이전 VIN으로 검사 시작</w:t>
       </w:r>
       <w:r>
         <w:rPr>
@@ -4642,7 +4642,7 @@
           <w:b/>
           <w:sz w:val="20"/>
         </w:rPr>
-        <w:t>SelModelList()에서 TSet.Vin___No = pVinNo로 직접 설정. OrderStarted()에서는 이미 설정된 값이 있으면 유지</w:t>
+        <w:t>txtVinNo.Text = pVinNo를 Key_Vehicles 호출 전에 배치</w:t>
       </w:r>
       <w:r>
         <w:rPr>
@@ -4650,26 +4650,6 @@
           <w:sz w:val="20"/>
         </w:rPr>
         <w:t xml:space="preserve">수정: </w:t>
-      </w:r>
-    </w:p>
-    <w:p>
-      <w:pPr>
-        <w:pStyle w:val="ListBullet"/>
-      </w:pPr>
-      <w:r>
-        <w:rPr>
-          <w:rFonts w:ascii="맑은 고딕" w:hAnsi="맑은 고딕"/>
-          <w:b/>
-          <w:sz w:val="20"/>
-        </w:rPr>
-        <w:t>바코드 스캔 VIN이 항상 우선 적용. 결과 목록 표시 기능은 유지</w:t>
-      </w:r>
-      <w:r>
-        <w:rPr>
-          <w:rFonts w:ascii="맑은 고딕" w:hAnsi="맑은 고딕"/>
-          <w:sz w:val="20"/>
-        </w:rPr>
-        <w:t xml:space="preserve">결과: </w:t>
       </w:r>
     </w:p>
     <w:p>
@@ -4685,7 +4665,7 @@
     </w:p>
     <w:p>
       <w:r>
-        <w:t>LX3 iMEB2 ECU의 WSS DID(01 04) 응답 포맷이 다른 MOBIS ECU와 1바이트 차이. Ident[15~18] → Ident[14~17]로 수정. (FL=6,FR=8,RL=12,RR=255 → FL=3,FR=6,RL=8,RR=12)</w:t>
+        <w:t>LX3 HEV(iMEB2)와 ICE(MEB5_1)의 WSS DID(01 04) 응답 길이가 다름. HEV: 0x2E(46바이트) → Ident[14~17], ICE: 0x2C(44바이트) → Ident[15~18].</w:t>
       </w:r>
     </w:p>
     <w:p>
@@ -4696,7 +4676,55 @@
         <w:rPr>
           <w:rFonts w:ascii="맑은 고딕" w:hAnsi="맑은 고딕"/>
         </w:rPr>
-        <w:t>6.3 DB 컬럼명 수정 및 기타</w:t>
+        <w:t>6.3 NRC 0x78 pending 처리</w:t>
+      </w:r>
+    </w:p>
+    <w:p>
+      <w:r>
+        <w:t>clsNeoVI.cs에서 ECU 응답 7F XX 78 (requestCorrectlyReceivedResponsePending)을 실패 대신 다음 응답 대기로 처리. LX3 DTC Clear 시 X 판정되던 문제 해결. NeoVI 공통 코드이므로 모든 ECU에 적용.</w:t>
+      </w:r>
+    </w:p>
+    <w:p>
+      <w:pPr>
+        <w:pStyle w:val="Heading2"/>
+      </w:pPr>
+      <w:r>
+        <w:rPr>
+          <w:rFonts w:ascii="맑은 고딕" w:hAnsi="맑은 고딕"/>
+        </w:rPr>
+        <w:t>6.4 PLC Cancel/Stop 시 VIN 숨김</w:t>
+      </w:r>
+    </w:p>
+    <w:p>
+      <w:r>
+        <w:t>검사 시작 전 PLC Cancel/Stop 시 FomFlash.VinNo_Hide() 호출. OrderStopped()와 타이머 틱에 추가.</w:t>
+      </w:r>
+    </w:p>
+    <w:p>
+      <w:pPr>
+        <w:pStyle w:val="Heading2"/>
+      </w:pPr>
+      <w:r>
+        <w:rPr>
+          <w:rFonts w:ascii="맑은 고딕" w:hAnsi="맑은 고딕"/>
+        </w:rPr>
+        <w:t>6.5 dgv_List 더블클릭 에러 수정</w:t>
+      </w:r>
+    </w:p>
+    <w:p>
+      <w:r>
+        <w:t>CellDoubleClick과 CurrentCellChanged 이벤트가 동시에 SelectResult를 호출하여 SetCurrentCellAddressCore 재진입 에러 발생. CellDoubleClick 이벤트 등록 제거.</w:t>
+      </w:r>
+    </w:p>
+    <w:p>
+      <w:pPr>
+        <w:pStyle w:val="Heading2"/>
+      </w:pPr>
+      <w:r>
+        <w:rPr>
+          <w:rFonts w:ascii="맑은 고딕" w:hAnsi="맑은 고딕"/>
+        </w:rPr>
+        <w:t>6.6 DB 컬럼명 수정 및 기타</w:t>
       </w:r>
     </w:p>
     <w:p>
@@ -4745,7 +4773,7 @@
         <w:rPr>
           <w:rFonts w:ascii="맑은 고딕" w:hAnsi="맑은 고딕"/>
         </w:rPr>
-        <w:t>6.4 cboModel 드롭다운 닫힘 방지</w:t>
+        <w:t>6.7 cboModel 드롭다운 닫힘 방지</w:t>
       </w:r>
     </w:p>
     <w:p>
@@ -4821,7 +4849,7 @@
         <w:rPr>
           <w:rFonts w:ascii="맑은 고딕" w:hAnsi="맑은 고딕"/>
         </w:rPr>
-        <w:t>6.5 fomCurve 새 커브 타이틀 표시</w:t>
+        <w:t>6.8 fomCurve 새 커브 타이틀 표시</w:t>
       </w:r>
     </w:p>
     <w:p>
@@ -4837,7 +4865,7 @@
         <w:rPr>
           <w:rFonts w:ascii="맑은 고딕" w:hAnsi="맑은 고딕"/>
         </w:rPr>
-        <w:t>6.6 icsNeoClass catch 타입 복원</w:t>
+        <w:t>6.9 icsNeoClass catch 타입 복원</w:t>
       </w:r>
     </w:p>
     <w:p>
@@ -4853,7 +4881,7 @@
         <w:rPr>
           <w:rFonts w:ascii="맑은 고딕" w:hAnsi="맑은 고딕"/>
         </w:rPr>
-        <w:t>6.7 배포용 원복 (2건)</w:t>
+        <w:t>6.10 배포용 원복 (2건)</w:t>
       </w:r>
     </w:p>
     <w:tbl>

--- a/KI-RnB_작업보고서_20260815.docx
+++ b/KI-RnB_작업보고서_20260815.docx
@@ -4708,12 +4708,12 @@
         <w:rPr>
           <w:rFonts w:ascii="맑은 고딕" w:hAnsi="맑은 고딕"/>
         </w:rPr>
-        <w:t>6.5 dgv_List 더블클릭 에러 수정</w:t>
+        <w:t>6.5 dgv_List 더블클릭 에러 및 재진입 방지</w:t>
       </w:r>
     </w:p>
     <w:p>
       <w:r>
-        <w:t>CellDoubleClick과 CurrentCellChanged 이벤트가 동시에 SelectResult를 호출하여 SetCurrentCellAddressCore 재진입 에러 발생. CellDoubleClick 이벤트 등록 제거.</w:t>
+        <w:t>CellDoubleClick과 CurrentCellChanged 이벤트가 동시에 SelectResult를 호출하여 SetCurrentCellAddressCore 재진입 에러 발생. CellDoubleClick 이벤트 등록 제거 및 SelectResult를 BeginInvoke로 감싸서 DataGridView 셀 변경 완료 후 실행되도록 수정.</w:t>
       </w:r>
     </w:p>
     <w:p>
@@ -4724,7 +4724,23 @@
         <w:rPr>
           <w:rFonts w:ascii="맑은 고딕" w:hAnsi="맑은 고딕"/>
         </w:rPr>
-        <w:t>6.6 DB 컬럼명 수정 및 기타</w:t>
+        <w:t>6.6 Cancel/Stop 행 표시 (dbStopFlag)</w:t>
+      </w:r>
+    </w:p>
+    <w:p>
+      <w:r>
+        <w:t>tbl_InfoData에 dbStopFlag 컬럼 추가. 검사 종료 시 TSet.StopFlag 값을 DB에 저장. dgv_List에서 StopFlag &gt; 0인 행의 VINNO 텍스트를 빨간색으로 표시. 첫 번째 Info_DataAdd 호출 전 TSet.StopFlag = 0 초기화 추가.</w:t>
+      </w:r>
+    </w:p>
+    <w:p>
+      <w:pPr>
+        <w:pStyle w:val="Heading2"/>
+      </w:pPr>
+      <w:r>
+        <w:rPr>
+          <w:rFonts w:ascii="맑은 고딕" w:hAnsi="맑은 고딕"/>
+        </w:rPr>
+        <w:t>6.8 DB 컬럼명 수정 및 기타</w:t>
       </w:r>
     </w:p>
     <w:p>
@@ -4773,7 +4789,7 @@
         <w:rPr>
           <w:rFonts w:ascii="맑은 고딕" w:hAnsi="맑은 고딕"/>
         </w:rPr>
-        <w:t>6.7 cboModel 드롭다운 닫힘 방지</w:t>
+        <w:t>6.9 cboModel 드롭다운 닫힘 방지</w:t>
       </w:r>
     </w:p>
     <w:p>
@@ -4849,7 +4865,7 @@
         <w:rPr>
           <w:rFonts w:ascii="맑은 고딕" w:hAnsi="맑은 고딕"/>
         </w:rPr>
-        <w:t>6.8 fomCurve 새 커브 타이틀 표시</w:t>
+        <w:t>6.10 fomCurve 새 커브 타이틀 표시</w:t>
       </w:r>
     </w:p>
     <w:p>
@@ -4865,7 +4881,7 @@
         <w:rPr>
           <w:rFonts w:ascii="맑은 고딕" w:hAnsi="맑은 고딕"/>
         </w:rPr>
-        <w:t>6.9 icsNeoClass catch 타입 복원</w:t>
+        <w:t>6.11 icsNeoClass catch 타입 복원</w:t>
       </w:r>
     </w:p>
     <w:p>
@@ -4881,7 +4897,7 @@
         <w:rPr>
           <w:rFonts w:ascii="맑은 고딕" w:hAnsi="맑은 고딕"/>
         </w:rPr>
-        <w:t>6.10 배포용 원복 (2건)</w:t>
+        <w:t>6.12 배포용 원복 (2건)</w:t>
       </w:r>
     </w:p>
     <w:tbl>

--- a/KI-RnB_작업보고서_20260815.docx
+++ b/KI-RnB_작업보고서_20260815.docx
@@ -4891,183 +4891,6 @@
     </w:p>
     <w:p>
       <w:pPr>
-        <w:pStyle w:val="Heading2"/>
-      </w:pPr>
-      <w:r>
-        <w:rPr>
-          <w:rFonts w:ascii="맑은 고딕" w:hAnsi="맑은 고딕"/>
-        </w:rPr>
-        <w:t>6.12 배포용 원복 (2건)</w:t>
-      </w:r>
-    </w:p>
-    <w:tbl>
-      <w:tblPr>
-        <w:tblStyle w:val="TableGrid"/>
-        <w:tblW w:type="auto" w:w="0"/>
-        <w:jc w:val="center"/>
-        <w:tblLook w:firstColumn="1" w:firstRow="1" w:lastColumn="0" w:lastRow="0" w:noHBand="0" w:noVBand="1" w:val="04A0"/>
-      </w:tblPr>
-      <w:tblGrid>
-        <w:gridCol w:w="3135"/>
-        <w:gridCol w:w="3135"/>
-        <w:gridCol w:w="3135"/>
-      </w:tblGrid>
-      <w:tr>
-        <w:tc>
-          <w:tcPr>
-            <w:tcW w:type="dxa" w:w="2268"/>
-            <w:shd w:fill="2B579A" w:val="clear"/>
-          </w:tcPr>
-          <w:p>
-            <w:pPr>
-              <w:jc w:val="center"/>
-            </w:pPr>
-            <w:r>
-              <w:rPr>
-                <w:rFonts w:ascii="맑은 고딕" w:hAnsi="맑은 고딕"/>
-                <w:b/>
-                <w:color w:val="FFFFFF"/>
-                <w:sz w:val="18"/>
-              </w:rPr>
-              <w:t>항목</w:t>
-            </w:r>
-          </w:p>
-        </w:tc>
-        <w:tc>
-          <w:tcPr>
-            <w:tcW w:type="dxa" w:w="2835"/>
-            <w:shd w:fill="2B579A" w:val="clear"/>
-          </w:tcPr>
-          <w:p>
-            <w:pPr>
-              <w:jc w:val="center"/>
-            </w:pPr>
-            <w:r>
-              <w:rPr>
-                <w:rFonts w:ascii="맑은 고딕" w:hAnsi="맑은 고딕"/>
-                <w:b/>
-                <w:color w:val="FFFFFF"/>
-                <w:sz w:val="18"/>
-              </w:rPr>
-              <w:t>개발 PC</w:t>
-            </w:r>
-          </w:p>
-        </w:tc>
-        <w:tc>
-          <w:tcPr>
-            <w:tcW w:type="dxa" w:w="2835"/>
-            <w:shd w:fill="2B579A" w:val="clear"/>
-          </w:tcPr>
-          <w:p>
-            <w:pPr>
-              <w:jc w:val="center"/>
-            </w:pPr>
-            <w:r>
-              <w:rPr>
-                <w:rFonts w:ascii="맑은 고딕" w:hAnsi="맑은 고딕"/>
-                <w:b/>
-                <w:color w:val="FFFFFF"/>
-                <w:sz w:val="18"/>
-              </w:rPr>
-              <w:t>현장 배포</w:t>
-            </w:r>
-          </w:p>
-        </w:tc>
-      </w:tr>
-      <w:tr>
-        <w:tc>
-          <w:tcPr>
-            <w:tcW w:type="dxa" w:w="2268"/>
-          </w:tcPr>
-          <w:p>
-            <w:r>
-              <w:rPr>
-                <w:rFonts w:ascii="맑은 고딕" w:hAnsi="맑은 고딕"/>
-                <w:sz w:val="18"/>
-              </w:rPr>
-              <w:t>fom_Main.cs:322</w:t>
-            </w:r>
-          </w:p>
-        </w:tc>
-        <w:tc>
-          <w:tcPr>
-            <w:tcW w:type="dxa" w:w="2835"/>
-          </w:tcPr>
-          <w:p>
-            <w:r>
-              <w:rPr>
-                <w:rFonts w:ascii="맑은 고딕" w:hAnsi="맑은 고딕"/>
-                <w:sz w:val="18"/>
-              </w:rPr>
-              <w:t>//ABSBoard.Setting(...) 주석</w:t>
-            </w:r>
-          </w:p>
-        </w:tc>
-        <w:tc>
-          <w:tcPr>
-            <w:tcW w:type="dxa" w:w="2835"/>
-          </w:tcPr>
-          <w:p>
-            <w:r>
-              <w:rPr>
-                <w:rFonts w:ascii="맑은 고딕" w:hAnsi="맑은 고딕"/>
-                <w:sz w:val="18"/>
-              </w:rPr>
-              <w:t>ABSBoard.Setting(...) 주석 해제</w:t>
-            </w:r>
-          </w:p>
-        </w:tc>
-      </w:tr>
-      <w:tr>
-        <w:tc>
-          <w:tcPr>
-            <w:tcW w:type="dxa" w:w="2268"/>
-            <w:shd w:fill="F2F2F2" w:val="clear"/>
-          </w:tcPr>
-          <w:p>
-            <w:r>
-              <w:rPr>
-                <w:rFonts w:ascii="맑은 고딕" w:hAnsi="맑은 고딕"/>
-                <w:sz w:val="18"/>
-              </w:rPr>
-              <w:t>MachineSet.def:125</w:t>
-            </w:r>
-          </w:p>
-        </w:tc>
-        <w:tc>
-          <w:tcPr>
-            <w:tcW w:type="dxa" w:w="2835"/>
-            <w:shd w:fill="F2F2F2" w:val="clear"/>
-          </w:tcPr>
-          <w:p>
-            <w:r>
-              <w:rPr>
-                <w:rFonts w:ascii="맑은 고딕" w:hAnsi="맑은 고딕"/>
-                <w:sz w:val="18"/>
-              </w:rPr>
-              <w:t>OnwerDrv=0</w:t>
-            </w:r>
-          </w:p>
-        </w:tc>
-        <w:tc>
-          <w:tcPr>
-            <w:tcW w:type="dxa" w:w="2835"/>
-            <w:shd w:fill="F2F2F2" w:val="clear"/>
-          </w:tcPr>
-          <w:p>
-            <w:r>
-              <w:rPr>
-                <w:rFonts w:ascii="맑은 고딕" w:hAnsi="맑은 고딕"/>
-                <w:sz w:val="18"/>
-              </w:rPr>
-              <w:t>OnwerDrv=1</w:t>
-            </w:r>
-          </w:p>
-        </w:tc>
-      </w:tr>
-    </w:tbl>
-    <w:p>
-      <w:pPr>
         <w:pStyle w:val="Heading1"/>
       </w:pPr>
       <w:r>
@@ -6733,291 +6556,6 @@
                 <w:sz w:val="18"/>
               </w:rPr>
               <w:t>PPT 생성 스크립트 (신규)</w:t>
-            </w:r>
-          </w:p>
-        </w:tc>
-      </w:tr>
-    </w:tbl>
-    <w:p>
-      <w:pPr>
-        <w:pStyle w:val="Heading1"/>
-      </w:pPr>
-      <w:r>
-        <w:rPr>
-          <w:rFonts w:ascii="맑은 고딕" w:hAnsi="맑은 고딕"/>
-        </w:rPr>
-        <w:t>9. 현장 확인 필요 사항</w:t>
-      </w:r>
-    </w:p>
-    <w:tbl>
-      <w:tblPr>
-        <w:tblStyle w:val="TableGrid"/>
-        <w:tblW w:type="auto" w:w="0"/>
-        <w:jc w:val="center"/>
-        <w:tblLook w:firstColumn="1" w:firstRow="1" w:lastColumn="0" w:lastRow="0" w:noHBand="0" w:noVBand="1" w:val="04A0"/>
-      </w:tblPr>
-      <w:tblGrid>
-        <w:gridCol w:w="2351"/>
-        <w:gridCol w:w="2351"/>
-        <w:gridCol w:w="2351"/>
-        <w:gridCol w:w="2351"/>
-      </w:tblGrid>
-      <w:tr>
-        <w:tc>
-          <w:tcPr>
-            <w:tcW w:type="dxa" w:w="567"/>
-            <w:shd w:fill="2B579A" w:val="clear"/>
-          </w:tcPr>
-          <w:p>
-            <w:pPr>
-              <w:jc w:val="center"/>
-            </w:pPr>
-            <w:r>
-              <w:rPr>
-                <w:rFonts w:ascii="맑은 고딕" w:hAnsi="맑은 고딕"/>
-                <w:b/>
-                <w:color w:val="FFFFFF"/>
-                <w:sz w:val="18"/>
-              </w:rPr>
-              <w:t>#</w:t>
-            </w:r>
-          </w:p>
-        </w:tc>
-        <w:tc>
-          <w:tcPr>
-            <w:tcW w:type="dxa" w:w="2835"/>
-            <w:shd w:fill="2B579A" w:val="clear"/>
-          </w:tcPr>
-          <w:p>
-            <w:pPr>
-              <w:jc w:val="center"/>
-            </w:pPr>
-            <w:r>
-              <w:rPr>
-                <w:rFonts w:ascii="맑은 고딕" w:hAnsi="맑은 고딕"/>
-                <w:b/>
-                <w:color w:val="FFFFFF"/>
-                <w:sz w:val="18"/>
-              </w:rPr>
-              <w:t>항목</w:t>
-            </w:r>
-          </w:p>
-        </w:tc>
-        <w:tc>
-          <w:tcPr>
-            <w:tcW w:type="dxa" w:w="2835"/>
-            <w:shd w:fill="2B579A" w:val="clear"/>
-          </w:tcPr>
-          <w:p>
-            <w:pPr>
-              <w:jc w:val="center"/>
-            </w:pPr>
-            <w:r>
-              <w:rPr>
-                <w:rFonts w:ascii="맑은 고딕" w:hAnsi="맑은 고딕"/>
-                <w:b/>
-                <w:color w:val="FFFFFF"/>
-                <w:sz w:val="18"/>
-              </w:rPr>
-              <w:t>확인 방법</w:t>
-            </w:r>
-          </w:p>
-        </w:tc>
-        <w:tc>
-          <w:tcPr>
-            <w:tcW w:type="dxa" w:w="2835"/>
-            <w:shd w:fill="2B579A" w:val="clear"/>
-          </w:tcPr>
-          <w:p>
-            <w:pPr>
-              <w:jc w:val="center"/>
-            </w:pPr>
-            <w:r>
-              <w:rPr>
-                <w:rFonts w:ascii="맑은 고딕" w:hAnsi="맑은 고딕"/>
-                <w:b/>
-                <w:color w:val="FFFFFF"/>
-                <w:sz w:val="18"/>
-              </w:rPr>
-              <w:t>비고</w:t>
-            </w:r>
-          </w:p>
-        </w:tc>
-      </w:tr>
-      <w:tr>
-        <w:tc>
-          <w:tcPr>
-            <w:tcW w:type="dxa" w:w="567"/>
-          </w:tcPr>
-          <w:p>
-            <w:r>
-              <w:rPr>
-                <w:rFonts w:ascii="맑은 고딕" w:hAnsi="맑은 고딕"/>
-                <w:sz w:val="18"/>
-              </w:rPr>
-              <w:t>1</w:t>
-            </w:r>
-          </w:p>
-        </w:tc>
-        <w:tc>
-          <w:tcPr>
-            <w:tcW w:type="dxa" w:w="2835"/>
-          </w:tcPr>
-          <w:p>
-            <w:r>
-              <w:rPr>
-                <w:rFonts w:ascii="맑은 고딕" w:hAnsi="맑은 고딕"/>
-                <w:sz w:val="18"/>
-              </w:rPr>
-              <w:t>바코드 100대 후 미인식 해소 여부</w:t>
-            </w:r>
-          </w:p>
-        </w:tc>
-        <w:tc>
-          <w:tcPr>
-            <w:tcW w:type="dxa" w:w="2835"/>
-          </w:tcPr>
-          <w:p>
-            <w:r>
-              <w:rPr>
-                <w:rFonts w:ascii="맑은 고딕" w:hAnsi="맑은 고딕"/>
-                <w:sz w:val="18"/>
-              </w:rPr>
-              <w:t>ListBox 500개 제한 적용 후 100대 이상 연속 검사</w:t>
-            </w:r>
-          </w:p>
-        </w:tc>
-        <w:tc>
-          <w:tcPr>
-            <w:tcW w:type="dxa" w:w="2835"/>
-          </w:tcPr>
-          <w:p>
-            <w:r>
-              <w:rPr>
-                <w:rFonts w:ascii="맑은 고딕" w:hAnsi="맑은 고딕"/>
-                <w:sz w:val="18"/>
-              </w:rPr>
-              <w:t>ListBox 누적이 원인이 아닐 경우 로그 파일 분석 필요</w:t>
-            </w:r>
-          </w:p>
-        </w:tc>
-      </w:tr>
-      <w:tr>
-        <w:tc>
-          <w:tcPr>
-            <w:tcW w:type="dxa" w:w="567"/>
-            <w:shd w:fill="F2F2F2" w:val="clear"/>
-          </w:tcPr>
-          <w:p>
-            <w:r>
-              <w:rPr>
-                <w:rFonts w:ascii="맑은 고딕" w:hAnsi="맑은 고딕"/>
-                <w:sz w:val="18"/>
-              </w:rPr>
-              <w:t>2</w:t>
-            </w:r>
-          </w:p>
-        </w:tc>
-        <w:tc>
-          <w:tcPr>
-            <w:tcW w:type="dxa" w:w="2835"/>
-            <w:shd w:fill="F2F2F2" w:val="clear"/>
-          </w:tcPr>
-          <w:p>
-            <w:r>
-              <w:rPr>
-                <w:rFonts w:ascii="맑은 고딕" w:hAnsi="맑은 고딕"/>
-                <w:sz w:val="18"/>
-              </w:rPr>
-              <w:t>cboModel 드롭다운 닫힘 해소 여부</w:t>
-            </w:r>
-          </w:p>
-        </w:tc>
-        <w:tc>
-          <w:tcPr>
-            <w:tcW w:type="dxa" w:w="2835"/>
-            <w:shd w:fill="F2F2F2" w:val="clear"/>
-          </w:tcPr>
-          <w:p>
-            <w:r>
-              <w:rPr>
-                <w:rFonts w:ascii="맑은 고딕" w:hAnsi="맑은 고딕"/>
-                <w:sz w:val="18"/>
-              </w:rPr>
-              <w:t>현장에서 드롭다운 수동 선택 시도</w:t>
-            </w:r>
-          </w:p>
-        </w:tc>
-        <w:tc>
-          <w:tcPr>
-            <w:tcW w:type="dxa" w:w="2835"/>
-            <w:shd w:fill="F2F2F2" w:val="clear"/>
-          </w:tcPr>
-          <w:p>
-            <w:r>
-              <w:rPr>
-                <w:rFonts w:ascii="맑은 고딕" w:hAnsi="맑은 고딕"/>
-                <w:sz w:val="18"/>
-              </w:rPr>
-              <w:t>DroppedDown 체크 적용됨. PLC 신호 패턴에 따라 다를 수 있음</w:t>
-            </w:r>
-          </w:p>
-        </w:tc>
-      </w:tr>
-      <w:tr>
-        <w:tc>
-          <w:tcPr>
-            <w:tcW w:type="dxa" w:w="567"/>
-          </w:tcPr>
-          <w:p>
-            <w:r>
-              <w:rPr>
-                <w:rFonts w:ascii="맑은 고딕" w:hAnsi="맑은 고딕"/>
-                <w:sz w:val="18"/>
-              </w:rPr>
-              <w:t>3</w:t>
-            </w:r>
-          </w:p>
-        </w:tc>
-        <w:tc>
-          <w:tcPr>
-            <w:tcW w:type="dxa" w:w="2835"/>
-          </w:tcPr>
-          <w:p>
-            <w:r>
-              <w:rPr>
-                <w:rFonts w:ascii="맑은 고딕" w:hAnsi="맑은 고딕"/>
-                <w:sz w:val="18"/>
-              </w:rPr>
-              <w:t>에러 로그 확인</w:t>
-            </w:r>
-          </w:p>
-        </w:tc>
-        <w:tc>
-          <w:tcPr>
-            <w:tcW w:type="dxa" w:w="2835"/>
-          </w:tcPr>
-          <w:p>
-            <w:r>
-              <w:rPr>
-                <w:rFonts w:ascii="맑은 고딕" w:hAnsi="맑은 고딕"/>
-                <w:sz w:val="18"/>
-              </w:rPr>
-              <w:t>검사 후 Log File.log 파일의 Error 항목 확인</w:t>
-            </w:r>
-          </w:p>
-        </w:tc>
-        <w:tc>
-          <w:tcPr>
-            <w:tcW w:type="dxa" w:w="2835"/>
-          </w:tcPr>
-          <w:p>
-            <w:r>
-              <w:rPr>
-                <w:rFonts w:ascii="맑은 고딕" w:hAnsi="맑은 고딕"/>
-                <w:sz w:val="18"/>
-              </w:rPr>
-              <w:t>36개 빈 catch에 로그 추가됨. 숨겨진 에러 발견 가능</w:t>
             </w:r>
           </w:p>
         </w:tc>

--- a/KI-RnB_작업보고서_20260815.docx
+++ b/KI-RnB_작업보고서_20260815.docx
@@ -4881,7 +4881,39 @@
         <w:rPr>
           <w:rFonts w:ascii="맑은 고딕" w:hAnsi="맑은 고딕"/>
         </w:rPr>
-        <w:t>6.11 icsNeoClass catch 타입 복원</w:t>
+        <w:t>6.11 CAN 멀티프레임 Return 설정</w:t>
+      </w:r>
+    </w:p>
+    <w:p>
+      <w:r>
+        <w:t>STD_CAN_Read() First Frame 핸들러에서 긍정응답(GetD[2] != "7F") 시 Return = true 설정 누락 수정. HEV DTC Read가 멀티프레임으로 수신되면서 Return이 미설정되어 X 판정되던 문제 해결. ICE는 싱글프레임이라 영향 없었음.</w:t>
+      </w:r>
+    </w:p>
+    <w:p>
+      <w:pPr>
+        <w:pStyle w:val="Heading2"/>
+      </w:pPr>
+      <w:r>
+        <w:rPr>
+          <w:rFonts w:ascii="맑은 고딕" w:hAnsi="맑은 고딕"/>
+        </w:rPr>
+        <w:t>6.12 바코드 자릿수 검증</w:t>
+      </w:r>
+    </w:p>
+    <w:p>
+      <w:r>
+        <w:t>바코드 스캔 시 자릿수 검증 및 DB 매칭 실패 시 팝업 표시 추가. 9자리 미만: too short 팝업, 17자리 초과: too long 팝업, DB 매칭 실패(Count=0): 스캔값 표시 및 Setting 확인 안내.</w:t>
+      </w:r>
+    </w:p>
+    <w:p>
+      <w:pPr>
+        <w:pStyle w:val="Heading2"/>
+      </w:pPr>
+      <w:r>
+        <w:rPr>
+          <w:rFonts w:ascii="맑은 고딕" w:hAnsi="맑은 고딕"/>
+        </w:rPr>
+        <w:t>6.13 icsNeoClass catch 타입 복원</w:t>
       </w:r>
     </w:p>
     <w:p>

--- a/KI-RnB_작업보고서_20260815.docx
+++ b/KI-RnB_작업보고서_20260815.docx
@@ -6593,6 +6593,615 @@
         </w:tc>
       </w:tr>
     </w:tbl>
+    <w:p>
+      <w:r>
+        <w:br w:type="page"/>
+      </w:r>
+    </w:p>
+    <w:p>
+      <w:pPr>
+        <w:pStyle w:val="Heading1"/>
+      </w:pPr>
+      <w:r>
+        <w:t>2026-08-19 추가 수정 사항</w:t>
+      </w:r>
+    </w:p>
+    <w:p>
+      <w:pPr>
+        <w:pStyle w:val="Heading2"/>
+      </w:pPr>
+      <w:r>
+        <w:t>1. CAN 멀티프레임 Get_Data 인덱스 밀림 수정 (clsNeoVI.cs)</w:t>
+      </w:r>
+    </w:p>
+    <w:p>
+      <w:r>
+        <w:t>Ret_SendMsgs에서 multi-frame 응답 수신 시, First Frame에서 Return = true로 즉시 탈출하면서 CF(Consecutive Frame)가 NeoVI 버퍼에 잔류. 다음 호출 시 ECU_Clear()가 FF_0 = ""로 초기화한 상태에서 잔류 CF가 먼저 처리되어 Get_Data 인덱스가 6칸 밀리는 문제 수정.</w:t>
+      </w:r>
+    </w:p>
+    <w:tbl>
+      <w:tblPr>
+        <w:tblStyle w:val="TableGrid"/>
+        <w:tblW w:type="auto" w:w="0"/>
+        <w:tblLook w:firstColumn="1" w:firstRow="1" w:lastColumn="0" w:lastRow="0" w:noHBand="0" w:noVBand="1" w:val="04A0"/>
+      </w:tblPr>
+      <w:tblGrid>
+        <w:gridCol w:w="4703"/>
+        <w:gridCol w:w="4703"/>
+      </w:tblGrid>
+      <w:tr>
+        <w:tc>
+          <w:tcPr>
+            <w:tcW w:type="dxa" w:w="4703"/>
+          </w:tcPr>
+          <w:p>
+            <w:r>
+              <w:t>증상</w:t>
+            </w:r>
+          </w:p>
+        </w:tc>
+        <w:tc>
+          <w:tcPr>
+            <w:tcW w:type="dxa" w:w="4703"/>
+          </w:tcPr>
+          <w:p>
+            <w:r>
+              <w:t>WSS 값이 255, 203, 127, 255로 표시 (실제 속도값 대신 다른 센서 데이터가 읽힘)</w:t>
+            </w:r>
+          </w:p>
+        </w:tc>
+      </w:tr>
+      <w:tr>
+        <w:tc>
+          <w:tcPr>
+            <w:tcW w:type="dxa" w:w="4703"/>
+          </w:tcPr>
+          <w:p>
+            <w:r>
+              <w:t>원인</w:t>
+            </w:r>
+          </w:p>
+        </w:tc>
+        <w:tc>
+          <w:tcPr>
+            <w:tcW w:type="dxa" w:w="4703"/>
+          </w:tcPr>
+          <w:p>
+            <w:r>
+              <w:t>First Frame 처리(case "1")에서 FF_0 세팅 후 Get_Data를 재조립하지 않음</w:t>
+            </w:r>
+          </w:p>
+        </w:tc>
+      </w:tr>
+      <w:tr>
+        <w:tc>
+          <w:tcPr>
+            <w:tcW w:type="dxa" w:w="4703"/>
+          </w:tcPr>
+          <w:p>
+            <w:r>
+              <w:t>수정</w:t>
+            </w:r>
+          </w:p>
+        </w:tc>
+        <w:tc>
+          <w:tcPr>
+            <w:tcW w:type="dxa" w:w="4703"/>
+          </w:tcPr>
+          <w:p>
+            <w:r>
+              <w:t>First Frame 처리 시 FF_0 세팅 직후 Get_Data 재조립 코드 추가</w:t>
+            </w:r>
+          </w:p>
+        </w:tc>
+      </w:tr>
+      <w:tr>
+        <w:tc>
+          <w:tcPr>
+            <w:tcW w:type="dxa" w:w="4703"/>
+          </w:tcPr>
+          <w:p>
+            <w:r>
+              <w:t>파일</w:t>
+            </w:r>
+          </w:p>
+        </w:tc>
+        <w:tc>
+          <w:tcPr>
+            <w:tcW w:type="dxa" w:w="4703"/>
+          </w:tcPr>
+          <w:p>
+            <w:r>
+              <w:t>clsNeoVI.cs - STD_CAN_Read() First Frame handler</w:t>
+            </w:r>
+          </w:p>
+        </w:tc>
+      </w:tr>
+      <w:tr>
+        <w:tc>
+          <w:tcPr>
+            <w:tcW w:type="dxa" w:w="4703"/>
+          </w:tcPr>
+          <w:p>
+            <w:r>
+              <w:t>영향</w:t>
+            </w:r>
+          </w:p>
+        </w:tc>
+        <w:tc>
+          <w:tcPr>
+            <w:tcW w:type="dxa" w:w="4703"/>
+          </w:tcPr>
+          <w:p>
+            <w:r>
+              <w:t>전 차종 공통 (AD, DN8, TL, TM, HEV, LX3 등)</w:t>
+            </w:r>
+          </w:p>
+        </w:tc>
+      </w:tr>
+    </w:tbl>
+    <w:p>
+      <w:pPr>
+        <w:pStyle w:val="Heading2"/>
+      </w:pPr>
+      <w:r>
+        <w:t>2. Load 교정 방어 코드 (fom_Load.cs)</w:t>
+      </w:r>
+    </w:p>
+    <w:tbl>
+      <w:tblPr>
+        <w:tblStyle w:val="TableGrid"/>
+        <w:tblW w:type="auto" w:w="0"/>
+        <w:tblLook w:firstColumn="1" w:firstRow="1" w:lastColumn="0" w:lastRow="0" w:noHBand="0" w:noVBand="1" w:val="04A0"/>
+      </w:tblPr>
+      <w:tblGrid>
+        <w:gridCol w:w="3135"/>
+        <w:gridCol w:w="3135"/>
+        <w:gridCol w:w="3135"/>
+      </w:tblGrid>
+      <w:tr>
+        <w:tc>
+          <w:tcPr>
+            <w:tcW w:type="dxa" w:w="3135"/>
+          </w:tcPr>
+          <w:p>
+            <w:r>
+              <w:rPr>
+                <w:b/>
+              </w:rPr>
+              <w:t>위치</w:t>
+            </w:r>
+          </w:p>
+        </w:tc>
+        <w:tc>
+          <w:tcPr>
+            <w:tcW w:type="dxa" w:w="3135"/>
+          </w:tcPr>
+          <w:p>
+            <w:r>
+              <w:rPr>
+                <w:b/>
+              </w:rPr>
+              <w:t>조건</w:t>
+            </w:r>
+          </w:p>
+        </w:tc>
+        <w:tc>
+          <w:tcPr>
+            <w:tcW w:type="dxa" w:w="3135"/>
+          </w:tcPr>
+          <w:p>
+            <w:r>
+              <w:rPr>
+                <w:b/>
+              </w:rPr>
+              <w:t>처리</w:t>
+            </w:r>
+          </w:p>
+        </w:tc>
+      </w:tr>
+      <w:tr>
+        <w:tc>
+          <w:tcPr>
+            <w:tcW w:type="dxa" w:w="3135"/>
+          </w:tcPr>
+          <w:p>
+            <w:r>
+              <w:t>tmr_Cals_Tick</w:t>
+            </w:r>
+          </w:p>
+        </w:tc>
+        <w:tc>
+          <w:tcPr>
+            <w:tcW w:type="dxa" w:w="3135"/>
+          </w:tcPr>
+          <w:p>
+            <w:r>
+              <w:t>Pedal.IsOpen == false</w:t>
+            </w:r>
+          </w:p>
+        </w:tc>
+        <w:tc>
+          <w:tcPr>
+            <w:tcW w:type="dxa" w:w="3135"/>
+          </w:tcPr>
+          <w:p>
+            <w:r>
+              <w:t>MessageBox: Indicator is not connected</w:t>
+            </w:r>
+          </w:p>
+        </w:tc>
+      </w:tr>
+      <w:tr>
+        <w:tc>
+          <w:tcPr>
+            <w:tcW w:type="dxa" w:w="3135"/>
+          </w:tcPr>
+          <w:p>
+            <w:r>
+              <w:t>tmr_Cals_Tick</w:t>
+            </w:r>
+          </w:p>
+        </w:tc>
+        <w:tc>
+          <w:tcPr>
+            <w:tcW w:type="dxa" w:w="3135"/>
+          </w:tcPr>
+          <w:p>
+            <w:r>
+              <w:t>TSet.Bongshin == 0</w:t>
+            </w:r>
+          </w:p>
+        </w:tc>
+        <w:tc>
+          <w:tcPr>
+            <w:tcW w:type="dxa" w:w="3135"/>
+          </w:tcPr>
+          <w:p>
+            <w:r>
+              <w:t>MessageBox: Indicator value is 0</w:t>
+            </w:r>
+          </w:p>
+        </w:tc>
+      </w:tr>
+      <w:tr>
+        <w:tc>
+          <w:tcPr>
+            <w:tcW w:type="dxa" w:w="3135"/>
+          </w:tcPr>
+          <w:p>
+            <w:r>
+              <w:t>LoadDataSave</w:t>
+            </w:r>
+          </w:p>
+        </w:tc>
+        <w:tc>
+          <w:tcPr>
+            <w:tcW w:type="dxa" w:w="3135"/>
+          </w:tcPr>
+          <w:p>
+            <w:r>
+              <w:t>time * (DiaM/2) == 0</w:t>
+            </w:r>
+          </w:p>
+        </w:tc>
+        <w:tc>
+          <w:tcPr>
+            <w:tcW w:type="dxa" w:w="3135"/>
+          </w:tcPr>
+          <w:p>
+            <w:r>
+              <w:t>Calc = 0 처리</w:t>
+            </w:r>
+          </w:p>
+        </w:tc>
+      </w:tr>
+    </w:tbl>
+    <w:p>
+      <w:pPr>
+        <w:pStyle w:val="Heading2"/>
+      </w:pPr>
+      <w:r>
+        <w:t>3. Loss 교정 방어 코드 (fom_Loss.cs)</w:t>
+      </w:r>
+    </w:p>
+    <w:tbl>
+      <w:tblPr>
+        <w:tblStyle w:val="TableGrid"/>
+        <w:tblW w:type="auto" w:w="0"/>
+        <w:tblLook w:firstColumn="1" w:firstRow="1" w:lastColumn="0" w:lastRow="0" w:noHBand="0" w:noVBand="1" w:val="04A0"/>
+      </w:tblPr>
+      <w:tblGrid>
+        <w:gridCol w:w="3135"/>
+        <w:gridCol w:w="3135"/>
+        <w:gridCol w:w="3135"/>
+      </w:tblGrid>
+      <w:tr>
+        <w:tc>
+          <w:tcPr>
+            <w:tcW w:type="dxa" w:w="3135"/>
+          </w:tcPr>
+          <w:p>
+            <w:r>
+              <w:rPr>
+                <w:b/>
+              </w:rPr>
+              <w:t>위치</w:t>
+            </w:r>
+          </w:p>
+        </w:tc>
+        <w:tc>
+          <w:tcPr>
+            <w:tcW w:type="dxa" w:w="3135"/>
+          </w:tcPr>
+          <w:p>
+            <w:r>
+              <w:rPr>
+                <w:b/>
+              </w:rPr>
+              <w:t>조건</w:t>
+            </w:r>
+          </w:p>
+        </w:tc>
+        <w:tc>
+          <w:tcPr>
+            <w:tcW w:type="dxa" w:w="3135"/>
+          </w:tcPr>
+          <w:p>
+            <w:r>
+              <w:rPr>
+                <w:b/>
+              </w:rPr>
+              <w:t>처리</w:t>
+            </w:r>
+          </w:p>
+        </w:tc>
+      </w:tr>
+      <w:tr>
+        <w:tc>
+          <w:tcPr>
+            <w:tcW w:type="dxa" w:w="3135"/>
+          </w:tcPr>
+          <w:p>
+            <w:r>
+              <w:t>Set2_Point</w:t>
+            </w:r>
+          </w:p>
+        </w:tc>
+        <w:tc>
+          <w:tcPr>
+            <w:tcW w:type="dxa" w:w="3135"/>
+          </w:tcPr>
+          <w:p>
+            <w:r>
+              <w:t>RPM__1 == RPM__2</w:t>
+            </w:r>
+          </w:p>
+        </w:tc>
+        <w:tc>
+          <w:tcPr>
+            <w:tcW w:type="dxa" w:w="3135"/>
+          </w:tcPr>
+          <w:p>
+            <w:r>
+              <w:t>MessageBox 1회 + return (0 나누기 방지)</w:t>
+            </w:r>
+          </w:p>
+        </w:tc>
+      </w:tr>
+      <w:tr>
+        <w:tc>
+          <w:tcPr>
+            <w:tcW w:type="dxa" w:w="3135"/>
+          </w:tcPr>
+          <w:p>
+            <w:r>
+              <w:t>Calibrations</w:t>
+            </w:r>
+          </w:p>
+        </w:tc>
+        <w:tc>
+          <w:tcPr>
+            <w:tcW w:type="dxa" w:w="3135"/>
+          </w:tcPr>
+          <w:p>
+            <w:r>
+              <w:t>-</w:t>
+            </w:r>
+          </w:p>
+        </w:tc>
+        <w:tc>
+          <w:tcPr>
+            <w:tcW w:type="dxa" w:w="3135"/>
+          </w:tcPr>
+          <w:p>
+            <w:r>
+              <w:t>rpmErrorShown = false 초기화 (재교정 시 리셋)</w:t>
+            </w:r>
+          </w:p>
+        </w:tc>
+      </w:tr>
+      <w:tr>
+        <w:tc>
+          <w:tcPr>
+            <w:tcW w:type="dxa" w:w="3135"/>
+          </w:tcPr>
+          <w:p>
+            <w:r>
+              <w:t>Aver_LogLoss</w:t>
+            </w:r>
+          </w:p>
+        </w:tc>
+        <w:tc>
+          <w:tcPr>
+            <w:tcW w:type="dxa" w:w="3135"/>
+          </w:tcPr>
+          <w:p>
+            <w:r>
+              <w:t>count++ 누락</w:t>
+            </w:r>
+          </w:p>
+        </w:tc>
+        <w:tc>
+          <w:tcPr>
+            <w:tcW w:type="dxa" w:w="3135"/>
+          </w:tcPr>
+          <w:p>
+            <w:r>
+              <w:t>버그 수정 + SpdS &gt; 0 조건으로 유효 항목만 카운트</w:t>
+            </w:r>
+          </w:p>
+        </w:tc>
+      </w:tr>
+    </w:tbl>
+    <w:p>
+      <w:pPr>
+        <w:pStyle w:val="Heading2"/>
+      </w:pPr>
+      <w:r>
+        <w:t>4. 실시간 측정 방어 코드 (clsDAQmx.cs)</w:t>
+      </w:r>
+    </w:p>
+    <w:p>
+      <w:r>
+        <w:t>Wheel_Loss는 백그라운드 스레드(NIDAQmx_Run)에서 호출되므로 BeginInvoke로 UI 스레드에 위임.</w:t>
+      </w:r>
+    </w:p>
+    <w:tbl>
+      <w:tblPr>
+        <w:tblStyle w:val="TableGrid"/>
+        <w:tblW w:type="auto" w:w="0"/>
+        <w:tblLook w:firstColumn="1" w:firstRow="1" w:lastColumn="0" w:lastRow="0" w:noHBand="0" w:noVBand="1" w:val="04A0"/>
+      </w:tblPr>
+      <w:tblGrid>
+        <w:gridCol w:w="3135"/>
+        <w:gridCol w:w="3135"/>
+        <w:gridCol w:w="3135"/>
+      </w:tblGrid>
+      <w:tr>
+        <w:tc>
+          <w:tcPr>
+            <w:tcW w:type="dxa" w:w="3135"/>
+          </w:tcPr>
+          <w:p>
+            <w:r>
+              <w:rPr>
+                <w:b/>
+              </w:rPr>
+              <w:t>위치</w:t>
+            </w:r>
+          </w:p>
+        </w:tc>
+        <w:tc>
+          <w:tcPr>
+            <w:tcW w:type="dxa" w:w="3135"/>
+          </w:tcPr>
+          <w:p>
+            <w:r>
+              <w:rPr>
+                <w:b/>
+              </w:rPr>
+              <w:t>조건</w:t>
+            </w:r>
+          </w:p>
+        </w:tc>
+        <w:tc>
+          <w:tcPr>
+            <w:tcW w:type="dxa" w:w="3135"/>
+          </w:tcPr>
+          <w:p>
+            <w:r>
+              <w:rPr>
+                <w:b/>
+              </w:rPr>
+              <w:t>처리</w:t>
+            </w:r>
+          </w:p>
+        </w:tc>
+      </w:tr>
+      <w:tr>
+        <w:tc>
+          <w:tcPr>
+            <w:tcW w:type="dxa" w:w="3135"/>
+          </w:tcPr>
+          <w:p>
+            <w:r>
+              <w:t>Wheel_Loss</w:t>
+            </w:r>
+          </w:p>
+        </w:tc>
+        <w:tc>
+          <w:tcPr>
+            <w:tcW w:type="dxa" w:w="3135"/>
+          </w:tcPr>
+          <w:p>
+            <w:r>
+              <w:t>Dia / 2 == 0</w:t>
+            </w:r>
+          </w:p>
+        </w:tc>
+        <w:tc>
+          <w:tcPr>
+            <w:tcW w:type="dxa" w:w="3135"/>
+          </w:tcPr>
+          <w:p>
+            <w:r>
+              <w:t>BeginInvoke MessageBox 1회 + return</w:t>
+            </w:r>
+          </w:p>
+        </w:tc>
+      </w:tr>
+      <w:tr>
+        <w:tc>
+          <w:tcPr>
+            <w:tcW w:type="dxa" w:w="3135"/>
+          </w:tcPr>
+          <w:p>
+            <w:r>
+              <w:t>Wheel_Loss</w:t>
+            </w:r>
+          </w:p>
+        </w:tc>
+        <w:tc>
+          <w:tcPr>
+            <w:tcW w:type="dxa" w:w="3135"/>
+          </w:tcPr>
+          <w:p>
+            <w:r>
+              <w:t>Load.Indi == 0</w:t>
+            </w:r>
+          </w:p>
+        </w:tc>
+        <w:tc>
+          <w:tcPr>
+            <w:tcW w:type="dxa" w:w="3135"/>
+          </w:tcPr>
+          <w:p>
+            <w:r>
+              <w:t>BeginInvoke MessageBox 1회 + 무보정 처리 (add=0)</w:t>
+            </w:r>
+          </w:p>
+        </w:tc>
+      </w:tr>
+    </w:tbl>
+    <w:p>
+      <w:pPr>
+        <w:pStyle w:val="Heading2"/>
+      </w:pPr>
+      <w:r>
+        <w:t>5. 기타</w:t>
+      </w:r>
+    </w:p>
+    <w:p>
+      <w:r>
+        <w:t>clsBS205.cs: Main?.Prog_LogData null-conditional 연산자 적용</w:t>
+      </w:r>
+    </w:p>
+    <w:p>
+      <w:r>
+        <w:t>배포용 원복: ABSBoard.Setting 주석 해제, OnwerDrv=1</w:t>
+      </w:r>
+    </w:p>
     <w:sectPr>
       <w:pgSz w:w="12240" w:h="15840"/>
       <w:pgMar w:top="1134" w:right="1417" w:bottom="1134" w:left="1417" w:header="720" w:footer="720" w:gutter="0"/>

--- a/KI-RnB_작업보고서_20260815.docx
+++ b/KI-RnB_작업보고서_20260815.docx
@@ -7202,6 +7202,628 @@
         <w:t>배포용 원복: ABSBoard.Setting 주석 해제, OnwerDrv=1</w:t>
       </w:r>
     </w:p>
+    <w:p>
+      <w:pPr>
+        <w:pStyle w:val="Heading1"/>
+      </w:pPr>
+      <w:r>
+        <w:t>2026-08-20 — ISO-TP 멀티프레임 CF 버퍼 구조 개선</w:t>
+      </w:r>
+    </w:p>
+    <w:p>
+      <w:pPr>
+        <w:pStyle w:val="Heading2"/>
+      </w:pPr>
+      <w:r>
+        <w:t>1. 증상 (2건)</w:t>
+      </w:r>
+    </w:p>
+    <w:p>
+      <w:r>
+        <w:rPr>
+          <w:b/>
+        </w:rPr>
+        <w:t>증상 A — NX4 PE HEV, IDB2(7E7/7EF), ECU Identification 에러 (간헐)</w:t>
+      </w:r>
+    </w:p>
+    <w:p>
+      <w:r>
+        <w:t>멀티프레임 응답 수신이 끝나기 전에 다음 요청이 버스에 실림. ECU가 세그먼트 송신 중 새 요청을 받아 무시 → 응답 없음 → 타임아웃 → 에러.</w:t>
+      </w:r>
+    </w:p>
+    <w:p>
+      <w:r>
+        <w:rPr>
+          <w:b/>
+        </w:rPr>
+        <w:t>증상 B — LX3 HEV, DTC Read 화면 X</w:t>
+      </w:r>
+    </w:p>
+    <w:p>
+      <w:r>
+        <w:t>통신 자체는 정상인데 프로그램이 응답을 조립하지 못해 완료 판정이 안 됨.</w:t>
+      </w:r>
+    </w:p>
+    <w:p>
+      <w:pPr>
+        <w:pStyle w:val="Heading2"/>
+      </w:pPr>
+      <w:r>
+        <w:t>2. 원인</w:t>
+      </w:r>
+    </w:p>
+    <w:p>
+      <w:r>
+        <w:t>CF(Consecutive Frame) 버퍼가 CF_1~CF_F 15칸 고정이고, switch에 case "20"이 없었음.</w:t>
+        <w:br/>
+        <w:t>ISO-TP SN(Sequence Number)은 4비트(0~F)라 21…2F 다음 20으로 순환. 16번째 CF(SN=0)가 어느 case에도 안 걸려 폐기 → 17번째 CF(SN=1)가 CF_1을 덮어씀 → 응답이 약 111바이트(DTC 27개)를 넘으면 Get_Data가 CAN_Len에 도달 불가 → 증상 B.</w:t>
+        <w:br/>
+        <w:br/>
+        <w:t>이를 우회하려고 FF 분기에 else { Return = true; } 추가 → FF만 받으면 성공 판정 → CF 수신 전 대기 루프 탈출 → 증상 A.</w:t>
+      </w:r>
+    </w:p>
+    <w:p>
+      <w:r>
+        <w:rPr>
+          <w:b/>
+        </w:rPr>
+        <w:t>부수 결함 2건:</w:t>
+      </w:r>
+    </w:p>
+    <w:p>
+      <w:pPr>
+        <w:pStyle w:val="ListBullet"/>
+      </w:pPr>
+      <w:r>
+        <w:t>완료 판정 off-by-one: Get_Buf 첫 토큰이 FF_DL 하위바이트라 토큰 수가 실제 데이터보다 항상 1 많음. 기존 CAN_Len &lt;= Ret_Length(Get_Data)는 마지막 CF를 버리고 완료 처리.</w:t>
+      </w:r>
+    </w:p>
+    <w:p>
+      <w:pPr>
+        <w:pStyle w:val="ListBullet"/>
+      </w:pPr>
+      <w:r>
+        <w:t>Gap_Ofst 미사용: 타임아웃이 "요청 후 1초" 고정. LX3 HEV는 응답에 2초가 걸려 조립이 되더라도 시간에서 잘림.</w:t>
+      </w:r>
+    </w:p>
+    <w:p>
+      <w:pPr>
+        <w:pStyle w:val="Heading2"/>
+      </w:pPr>
+      <w:r>
+        <w:t>3. 수정 내용 (clsNeoVI.cs)</w:t>
+      </w:r>
+    </w:p>
+    <w:tbl>
+      <w:tblPr>
+        <w:tblStyle w:val="TableGrid"/>
+        <w:tblW w:type="auto" w:w="0"/>
+        <w:tblLook w:firstColumn="1" w:firstRow="1" w:lastColumn="0" w:lastRow="0" w:noHBand="0" w:noVBand="1" w:val="04A0"/>
+      </w:tblPr>
+      <w:tblGrid>
+        <w:gridCol w:w="3135"/>
+        <w:gridCol w:w="3135"/>
+        <w:gridCol w:w="3135"/>
+      </w:tblGrid>
+      <w:tr>
+        <w:tc>
+          <w:tcPr>
+            <w:tcW w:type="dxa" w:w="3135"/>
+          </w:tcPr>
+          <w:p>
+            <w:r>
+              <w:rPr>
+                <w:b/>
+              </w:rPr>
+              <w:t>#</w:t>
+            </w:r>
+          </w:p>
+        </w:tc>
+        <w:tc>
+          <w:tcPr>
+            <w:tcW w:type="dxa" w:w="3135"/>
+          </w:tcPr>
+          <w:p>
+            <w:r>
+              <w:rPr>
+                <w:b/>
+              </w:rPr>
+              <w:t>내용</w:t>
+            </w:r>
+          </w:p>
+        </w:tc>
+        <w:tc>
+          <w:tcPr>
+            <w:tcW w:type="dxa" w:w="3135"/>
+          </w:tcPr>
+          <w:p>
+            <w:r>
+              <w:rPr>
+                <w:b/>
+              </w:rPr>
+              <w:t>상세</w:t>
+            </w:r>
+          </w:p>
+        </w:tc>
+      </w:tr>
+      <w:tr>
+        <w:tc>
+          <w:tcPr>
+            <w:tcW w:type="dxa" w:w="3135"/>
+          </w:tcPr>
+          <w:p>
+            <w:r>
+              <w:t>①</w:t>
+            </w:r>
+          </w:p>
+        </w:tc>
+        <w:tc>
+          <w:tcPr>
+            <w:tcW w:type="dxa" w:w="3135"/>
+          </w:tcPr>
+          <w:p>
+            <w:r>
+              <w:t>CF 버퍼 구조 변경</w:t>
+            </w:r>
+          </w:p>
+        </w:tc>
+        <w:tc>
+          <w:tcPr>
+            <w:tcW w:type="dxa" w:w="3135"/>
+          </w:tcPr>
+          <w:p>
+            <w:r>
+              <w:t>FF_0/CF_1~CF_F 16개 필드 → StringBuilder Get_Buf 1개. SN 인덱스 없이 순서대로 Append. CF 개수 제한과 SN 순환 문제 동시 해소</w:t>
+            </w:r>
+          </w:p>
+        </w:tc>
+      </w:tr>
+      <w:tr>
+        <w:tc>
+          <w:tcPr>
+            <w:tcW w:type="dxa" w:w="3135"/>
+          </w:tcPr>
+          <w:p>
+            <w:r>
+              <w:t>②</w:t>
+            </w:r>
+          </w:p>
+        </w:tc>
+        <w:tc>
+          <w:tcPr>
+            <w:tcW w:type="dxa" w:w="3135"/>
+          </w:tcPr>
+          <w:p>
+            <w:r>
+              <w:t>FF 분기 수정</w:t>
+            </w:r>
+          </w:p>
+        </w:tc>
+        <w:tc>
+          <w:tcPr>
+            <w:tcW w:type="dxa" w:w="3135"/>
+          </w:tcPr>
+          <w:p>
+            <w:r>
+              <w:t>else { Return = true; } 제거. FF는 수신 시작일 뿐, 완료 판정은 CF 분기로 단일화. 부정응답(7F)만 즉시 종료</w:t>
+            </w:r>
+          </w:p>
+        </w:tc>
+      </w:tr>
+      <w:tr>
+        <w:tc>
+          <w:tcPr>
+            <w:tcW w:type="dxa" w:w="3135"/>
+          </w:tcPr>
+          <w:p>
+            <w:r>
+              <w:t>③</w:t>
+            </w:r>
+          </w:p>
+        </w:tc>
+        <w:tc>
+          <w:tcPr>
+            <w:tcW w:type="dxa" w:w="3135"/>
+          </w:tcPr>
+          <w:p>
+            <w:r>
+              <w:t>CF 분기 수정</w:t>
+            </w:r>
+          </w:p>
+        </w:tc>
+        <w:tc>
+          <w:tcPr>
+            <w:tcW w:type="dxa" w:w="3135"/>
+          </w:tcPr>
+          <w:p>
+            <w:r>
+              <w:t>SN별 switch 15줄 제거 → 무조건 Append. Ret_Length(Get_Data) - 1 &gt;= CAN_Len으로 완료 판정 (-1은 FF_DL 토큰 보정). FF 없이 온 CF는 잔재로 폐기</w:t>
+            </w:r>
+          </w:p>
+        </w:tc>
+      </w:tr>
+      <w:tr>
+        <w:tc>
+          <w:tcPr>
+            <w:tcW w:type="dxa" w:w="3135"/>
+          </w:tcPr>
+          <w:p>
+            <w:r>
+              <w:t>④</w:t>
+            </w:r>
+          </w:p>
+        </w:tc>
+        <w:tc>
+          <w:tcPr>
+            <w:tcW w:type="dxa" w:w="3135"/>
+          </w:tcPr>
+          <w:p>
+            <w:r>
+              <w:t>ECU_Clear()</w:t>
+            </w:r>
+          </w:p>
+        </w:tc>
+        <w:tc>
+          <w:tcPr>
+            <w:tcW w:type="dxa" w:w="3135"/>
+          </w:tcPr>
+          <w:p>
+            <w:r>
+              <w:t>CAN_Len = 0 추가. Get_Buf.Length = 0으로 버퍼 초기화 (FF_0/CF_1~CF_F 대체)</w:t>
+            </w:r>
+          </w:p>
+        </w:tc>
+      </w:tr>
+      <w:tr>
+        <w:tc>
+          <w:tcPr>
+            <w:tcW w:type="dxa" w:w="3135"/>
+          </w:tcPr>
+          <w:p>
+            <w:r>
+              <w:t>⑤</w:t>
+            </w:r>
+          </w:p>
+        </w:tc>
+        <w:tc>
+          <w:tcPr>
+            <w:tcW w:type="dxa" w:w="3135"/>
+          </w:tcPr>
+          <w:p>
+            <w:r>
+              <w:t>Ret_SendMsgs() 타임아웃</w:t>
+            </w:r>
+          </w:p>
+        </w:tc>
+        <w:tc>
+          <w:tcPr>
+            <w:tcW w:type="dxa" w:w="3135"/>
+          </w:tcPr>
+          <w:p>
+            <w:r>
+              <w:t>Gap_Ofst를 Get_Buf.Length 변화 시마다 갱신 → "마지막 프레임 후 1초"로 변경 (N_Cr 개념). 무응답 시 기존과 동일(1초), 수신 중 끊김 시 마지막 프레임 후 1초에 종료</w:t>
+            </w:r>
+          </w:p>
+        </w:tc>
+      </w:tr>
+    </w:tbl>
+    <w:p>
+      <w:pPr>
+        <w:pStyle w:val="Heading2"/>
+      </w:pPr>
+      <w:r>
+        <w:t>4. 실측 데이터</w:t>
+      </w:r>
+    </w:p>
+    <w:tbl>
+      <w:tblPr>
+        <w:tblStyle w:val="TableGrid"/>
+        <w:tblW w:type="auto" w:w="0"/>
+        <w:tblLook w:firstColumn="1" w:firstRow="1" w:lastColumn="0" w:lastRow="0" w:noHBand="0" w:noVBand="1" w:val="04A0"/>
+      </w:tblPr>
+      <w:tblGrid>
+        <w:gridCol w:w="1881"/>
+        <w:gridCol w:w="1881"/>
+        <w:gridCol w:w="1881"/>
+        <w:gridCol w:w="1881"/>
+        <w:gridCol w:w="1881"/>
+      </w:tblGrid>
+      <w:tr>
+        <w:tc>
+          <w:tcPr>
+            <w:tcW w:type="dxa" w:w="1881"/>
+          </w:tcPr>
+          <w:p>
+            <w:r>
+              <w:rPr>
+                <w:b/>
+              </w:rPr>
+              <w:t>차종</w:t>
+            </w:r>
+          </w:p>
+        </w:tc>
+        <w:tc>
+          <w:tcPr>
+            <w:tcW w:type="dxa" w:w="1881"/>
+          </w:tcPr>
+          <w:p>
+            <w:r>
+              <w:rPr>
+                <w:b/>
+              </w:rPr>
+              <w:t>응답 크기</w:t>
+            </w:r>
+          </w:p>
+        </w:tc>
+        <w:tc>
+          <w:tcPr>
+            <w:tcW w:type="dxa" w:w="1881"/>
+          </w:tcPr>
+          <w:p>
+            <w:r>
+              <w:rPr>
+                <w:b/>
+              </w:rPr>
+              <w:t>CF 개수</w:t>
+            </w:r>
+          </w:p>
+        </w:tc>
+        <w:tc>
+          <w:tcPr>
+            <w:tcW w:type="dxa" w:w="1881"/>
+          </w:tcPr>
+          <w:p>
+            <w:r>
+              <w:rPr>
+                <w:b/>
+              </w:rPr>
+              <w:t>DTC 개수</w:t>
+            </w:r>
+          </w:p>
+        </w:tc>
+        <w:tc>
+          <w:tcPr>
+            <w:tcW w:type="dxa" w:w="1881"/>
+          </w:tcPr>
+          <w:p>
+            <w:r>
+              <w:rPr>
+                <w:b/>
+              </w:rPr>
+              <w:t>소요 시간</w:t>
+            </w:r>
+          </w:p>
+        </w:tc>
+      </w:tr>
+      <w:tr>
+        <w:tc>
+          <w:tcPr>
+            <w:tcW w:type="dxa" w:w="1881"/>
+          </w:tcPr>
+          <w:p>
+            <w:r>
+              <w:t>LX3 ICE</w:t>
+            </w:r>
+          </w:p>
+        </w:tc>
+        <w:tc>
+          <w:tcPr>
+            <w:tcW w:type="dxa" w:w="1881"/>
+          </w:tcPr>
+          <w:p>
+            <w:r>
+              <w:t>151 byte</w:t>
+            </w:r>
+          </w:p>
+        </w:tc>
+        <w:tc>
+          <w:tcPr>
+            <w:tcW w:type="dxa" w:w="1881"/>
+          </w:tcPr>
+          <w:p>
+            <w:r>
+              <w:t>21개</w:t>
+            </w:r>
+          </w:p>
+        </w:tc>
+        <w:tc>
+          <w:tcPr>
+            <w:tcW w:type="dxa" w:w="1881"/>
+          </w:tcPr>
+          <w:p>
+            <w:r>
+              <w:t>37개</w:t>
+            </w:r>
+          </w:p>
+        </w:tc>
+        <w:tc>
+          <w:tcPr>
+            <w:tcW w:type="dxa" w:w="1881"/>
+          </w:tcPr>
+          <w:p>
+            <w:r>
+              <w:t>—</w:t>
+            </w:r>
+          </w:p>
+        </w:tc>
+      </w:tr>
+      <w:tr>
+        <w:tc>
+          <w:tcPr>
+            <w:tcW w:type="dxa" w:w="1881"/>
+          </w:tcPr>
+          <w:p>
+            <w:r>
+              <w:t>LX3 HEV</w:t>
+            </w:r>
+          </w:p>
+        </w:tc>
+        <w:tc>
+          <w:tcPr>
+            <w:tcW w:type="dxa" w:w="1881"/>
+          </w:tcPr>
+          <w:p>
+            <w:r>
+              <w:t>1,159 byte (FF_DL 0x487)</w:t>
+            </w:r>
+          </w:p>
+        </w:tc>
+        <w:tc>
+          <w:tcPr>
+            <w:tcW w:type="dxa" w:w="1881"/>
+          </w:tcPr>
+          <w:p>
+            <w:r>
+              <w:t>165개</w:t>
+            </w:r>
+          </w:p>
+        </w:tc>
+        <w:tc>
+          <w:tcPr>
+            <w:tcW w:type="dxa" w:w="1881"/>
+          </w:tcPr>
+          <w:p>
+            <w:r>
+              <w:t>289개</w:t>
+            </w:r>
+          </w:p>
+        </w:tc>
+        <w:tc>
+          <w:tcPr>
+            <w:tcW w:type="dxa" w:w="1881"/>
+          </w:tcPr>
+          <w:p>
+            <w:r>
+              <w:t>2.0초</w:t>
+            </w:r>
+          </w:p>
+        </w:tc>
+      </w:tr>
+      <w:tr>
+        <w:tc>
+          <w:tcPr>
+            <w:tcW w:type="dxa" w:w="1881"/>
+          </w:tcPr>
+          <w:p>
+            <w:r>
+              <w:t>NX4 C101</w:t>
+            </w:r>
+          </w:p>
+        </w:tc>
+        <w:tc>
+          <w:tcPr>
+            <w:tcW w:type="dxa" w:w="1881"/>
+          </w:tcPr>
+          <w:p>
+            <w:r>
+              <w:t>42 byte</w:t>
+            </w:r>
+          </w:p>
+        </w:tc>
+        <w:tc>
+          <w:tcPr>
+            <w:tcW w:type="dxa" w:w="1881"/>
+          </w:tcPr>
+          <w:p>
+            <w:r>
+              <w:t>6개</w:t>
+            </w:r>
+          </w:p>
+        </w:tc>
+        <w:tc>
+          <w:tcPr>
+            <w:tcW w:type="dxa" w:w="1881"/>
+          </w:tcPr>
+          <w:p>
+            <w:r>
+              <w:t>—</w:t>
+            </w:r>
+          </w:p>
+        </w:tc>
+        <w:tc>
+          <w:tcPr>
+            <w:tcW w:type="dxa" w:w="1881"/>
+          </w:tcPr>
+          <w:p>
+            <w:r>
+              <w:t>0.1초</w:t>
+            </w:r>
+          </w:p>
+        </w:tc>
+      </w:tr>
+    </w:tbl>
+    <w:p>
+      <w:pPr>
+        <w:pStyle w:val="Heading2"/>
+      </w:pPr>
+      <w:r>
+        <w:t>5. 검증</w:t>
+      </w:r>
+    </w:p>
+    <w:p>
+      <w:pPr>
+        <w:pStyle w:val="ListBullet"/>
+      </w:pPr>
+      <w:r>
+        <w:t>NX4 PE HEV — 통과 (ECU 통신 전 항목 정상)</w:t>
+      </w:r>
+    </w:p>
+    <w:p>
+      <w:pPr>
+        <w:pStyle w:val="ListBullet"/>
+      </w:pPr>
+      <w:r>
+        <w:t>LX3 ICE / LX3 HEV — 미실시 (코드 리뷰 완료)</w:t>
+      </w:r>
+    </w:p>
+    <w:p>
+      <w:pPr>
+        <w:pStyle w:val="Heading2"/>
+      </w:pPr>
+      <w:r>
+        <w:t>6. 확인 완료 — 영향 없는 항목</w:t>
+      </w:r>
+    </w:p>
+    <w:p>
+      <w:pPr>
+        <w:pStyle w:val="ListBullet"/>
+      </w:pPr>
+      <w:r>
+        <w:t>DB 저장: Ret_ECU_Logs(ECUs.DTC_Read, 50)이 Substring(0, 50) + try/catch로 안전하게 자름</w:t>
+      </w:r>
+    </w:p>
+    <w:p>
+      <w:pPr>
+        <w:pStyle w:val="ListBullet"/>
+      </w:pPr>
+      <w:r>
+        <w:t>Read__DTC(): ECUs.DTC_Read = NeoVI.Get_Data 문자열 통째 대입만. 오버플로 위험 없음</w:t>
+      </w:r>
+    </w:p>
+    <w:p>
+      <w:pPr>
+        <w:pStyle w:val="ListBullet"/>
+      </w:pPr>
+      <w:r>
+        <w:t>Get_Data 포맷: 시작 위치, 구분자(공백), 패딩 AA 포함 여부 모두 기존과 동일</w:t>
+      </w:r>
+    </w:p>
+    <w:p>
+      <w:pPr>
+        <w:pStyle w:val="ListBullet"/>
+      </w:pPr>
+      <w:r>
+        <w:t>NRC 0x78 (responsePending): 실측 321ms/364ms로 1초 안에 도착. 별도 처리 불필요</w:t>
+      </w:r>
+    </w:p>
+    <w:p>
+      <w:pPr>
+        <w:pStyle w:val="ListBullet"/>
+      </w:pPr>
+      <w:r>
+        <w:t>tmr_Wait 재진입: DoEvents로 재진입해도 같은 Get_Buf에 쌓임. IsRead 가드 있음</w:t>
+      </w:r>
+    </w:p>
     <w:sectPr>
       <w:pgSz w:w="12240" w:h="15840"/>
       <w:pgMar w:top="1134" w:right="1417" w:bottom="1134" w:left="1417" w:header="720" w:footer="720" w:gutter="0"/>

--- a/KI-RnB_작업보고서_20260815.docx
+++ b/KI-RnB_작업보고서_20260815.docx
@@ -7824,6 +7824,984 @@
         <w:t>tmr_Wait 재진입: DoEvents로 재진입해도 같은 Get_Buf에 쌓임. IsRead 가드 있음</w:t>
       </w:r>
     </w:p>
+    <w:p>
+      <w:pPr>
+        <w:pStyle w:val="Heading1"/>
+      </w:pPr>
+      <w:r>
+        <w:rPr>
+          <w:sz w:val="28"/>
+        </w:rPr>
+        <w:t>2026-08-22 — TesterPresent 전 차종 적용 및 ABS 밸브 제어 실패 수정</w:t>
+      </w:r>
+    </w:p>
+    <w:p>
+      <w:pPr>
+        <w:pStyle w:val="Heading2"/>
+      </w:pPr>
+      <w:r>
+        <w:t>1. 증상</w:t>
+      </w:r>
+    </w:p>
+    <w:tbl>
+      <w:tblPr>
+        <w:tblStyle w:val="TableGrid"/>
+        <w:tblW w:type="auto" w:w="0"/>
+        <w:tblLook w:firstColumn="1" w:firstRow="1" w:lastColumn="0" w:lastRow="0" w:noHBand="0" w:noVBand="1" w:val="04A0"/>
+      </w:tblPr>
+      <w:tblGrid>
+        <w:gridCol w:w="3135"/>
+        <w:gridCol w:w="3135"/>
+        <w:gridCol w:w="3135"/>
+      </w:tblGrid>
+      <w:tr>
+        <w:tc>
+          <w:tcPr>
+            <w:tcW w:type="dxa" w:w="3135"/>
+          </w:tcPr>
+          <w:p>
+            <w:r>
+              <w:rPr>
+                <w:b/>
+              </w:rPr>
+              <w:t>증상</w:t>
+            </w:r>
+          </w:p>
+        </w:tc>
+        <w:tc>
+          <w:tcPr>
+            <w:tcW w:type="dxa" w:w="3135"/>
+          </w:tcPr>
+          <w:p>
+            <w:r>
+              <w:rPr>
+                <w:b/>
+              </w:rPr>
+              <w:t>차종</w:t>
+            </w:r>
+          </w:p>
+        </w:tc>
+        <w:tc>
+          <w:tcPr>
+            <w:tcW w:type="dxa" w:w="3135"/>
+          </w:tcPr>
+          <w:p>
+            <w:r>
+              <w:rPr>
+                <w:b/>
+              </w:rPr>
+              <w:t>내용</w:t>
+            </w:r>
+          </w:p>
+        </w:tc>
+      </w:tr>
+      <w:tr>
+        <w:tc>
+          <w:tcPr>
+            <w:tcW w:type="dxa" w:w="3135"/>
+          </w:tcPr>
+          <w:p>
+            <w:r>
+              <w:t>A</w:t>
+            </w:r>
+          </w:p>
+        </w:tc>
+        <w:tc>
+          <w:tcPr>
+            <w:tcW w:type="dxa" w:w="3135"/>
+          </w:tcPr>
+          <w:p>
+            <w:r>
+              <w:t>LX3 HEV / LX3 ICE</w:t>
+            </w:r>
+          </w:p>
+        </w:tc>
+        <w:tc>
+          <w:tcPr>
+            <w:tcW w:type="dxa" w:w="3135"/>
+          </w:tcPr>
+          <w:p>
+            <w:r>
+              <w:t>Dynamic Test 2F 밸브 제어가 5단계 중 2~3단계만 성공</w:t>
+            </w:r>
+          </w:p>
+        </w:tc>
+      </w:tr>
+      <w:tr>
+        <w:tc>
+          <w:tcPr>
+            <w:tcW w:type="dxa" w:w="3135"/>
+          </w:tcPr>
+          <w:p>
+            <w:r>
+              <w:t>B</w:t>
+            </w:r>
+          </w:p>
+        </w:tc>
+        <w:tc>
+          <w:tcPr>
+            <w:tcW w:type="dxa" w:w="3135"/>
+          </w:tcPr>
+          <w:p>
+            <w:r>
+              <w:t>LX3 / NX4 (TM)</w:t>
+            </w:r>
+          </w:p>
+        </w:tc>
+        <w:tc>
+          <w:tcPr>
+            <w:tcW w:type="dxa" w:w="3135"/>
+          </w:tcPr>
+          <w:p>
+            <w:r>
+              <w:t>Dynamic Test 후 주차 브레이크 동작 불가</w:t>
+            </w:r>
+          </w:p>
+        </w:tc>
+      </w:tr>
+    </w:tbl>
+    <w:p>
+      <w:pPr>
+        <w:pStyle w:val="Heading2"/>
+      </w:pPr>
+      <w:r>
+        <w:t>2. 원인</w:t>
+      </w:r>
+    </w:p>
+    <w:p>
+      <w:pPr>
+        <w:pStyle w:val="ListBullet"/>
+      </w:pPr>
+      <w:r>
+        <w:t>증상 A — ISO-TP PCI 누락 + FF↔CF 사이 TP 침입</w:t>
+      </w:r>
+    </w:p>
+    <w:p>
+      <w:r>
+        <w:t>TpTimer(500ms)가 CAN_Transmit("3E 80")을 직접 호출. ISO-TP Single Frame PCI(02)가 누락되어 ECU가 무시하는 동시에, Ret_SendMsgs와 배타 제어 없이 동시 실행되어 FF↔CF 사이에 TP 프레임이 끼어들어 ISO-TP 조립 깨짐.</w:t>
+      </w:r>
+    </w:p>
+    <w:p>
+      <w:pPr>
+        <w:pStyle w:val="ListBullet"/>
+      </w:pPr>
+      <w:r>
+        <w:t>증상 B — Dynamic Test 종료 시 IOControl 제어권 미반납</w:t>
+      </w:r>
+    </w:p>
+    <w:p>
+      <w:r>
+        <w:t>Dynamic Test 완료 후 Stop_Communication(Default Session 복귀)이 없어 ECU가 IOControl 제어 상태 유지. 이후 주차 브레이크 PLC 제어에 ECU가 개입하여 동작 불가.</w:t>
+      </w:r>
+    </w:p>
+    <w:p>
+      <w:pPr>
+        <w:pStyle w:val="Heading2"/>
+      </w:pPr>
+      <w:r>
+        <w:t>3. 수정 내용</w:t>
+      </w:r>
+    </w:p>
+    <w:p>
+      <w:pPr>
+        <w:pStyle w:val="Heading3"/>
+      </w:pPr>
+      <w:r>
+        <w:t>3.1 clsNeoVI.cs</w:t>
+      </w:r>
+    </w:p>
+    <w:tbl>
+      <w:tblPr>
+        <w:tblStyle w:val="TableGrid"/>
+        <w:tblW w:type="auto" w:w="0"/>
+        <w:tblLook w:firstColumn="1" w:firstRow="1" w:lastColumn="0" w:lastRow="0" w:noHBand="0" w:noVBand="1" w:val="04A0"/>
+      </w:tblPr>
+      <w:tblGrid>
+        <w:gridCol w:w="2351"/>
+        <w:gridCol w:w="2351"/>
+        <w:gridCol w:w="2351"/>
+        <w:gridCol w:w="2351"/>
+      </w:tblGrid>
+      <w:tr>
+        <w:tc>
+          <w:tcPr>
+            <w:tcW w:type="dxa" w:w="2351"/>
+          </w:tcPr>
+          <w:p>
+            <w:r>
+              <w:rPr>
+                <w:b/>
+              </w:rPr>
+              <w:t>#</w:t>
+            </w:r>
+          </w:p>
+        </w:tc>
+        <w:tc>
+          <w:tcPr>
+            <w:tcW w:type="dxa" w:w="2351"/>
+          </w:tcPr>
+          <w:p>
+            <w:r>
+              <w:rPr>
+                <w:b/>
+              </w:rPr>
+              <w:t>항목</w:t>
+            </w:r>
+          </w:p>
+        </w:tc>
+        <w:tc>
+          <w:tcPr>
+            <w:tcW w:type="dxa" w:w="2351"/>
+          </w:tcPr>
+          <w:p>
+            <w:r>
+              <w:rPr>
+                <w:b/>
+              </w:rPr>
+              <w:t>수정 전</w:t>
+            </w:r>
+          </w:p>
+        </w:tc>
+        <w:tc>
+          <w:tcPr>
+            <w:tcW w:type="dxa" w:w="2351"/>
+          </w:tcPr>
+          <w:p>
+            <w:r>
+              <w:rPr>
+                <w:b/>
+              </w:rPr>
+              <w:t>수정 후</w:t>
+            </w:r>
+          </w:p>
+        </w:tc>
+      </w:tr>
+      <w:tr>
+        <w:tc>
+          <w:tcPr>
+            <w:tcW w:type="dxa" w:w="2351"/>
+          </w:tcPr>
+          <w:p>
+            <w:r>
+              <w:t>①</w:t>
+            </w:r>
+          </w:p>
+        </w:tc>
+        <w:tc>
+          <w:tcPr>
+            <w:tcW w:type="dxa" w:w="2351"/>
+          </w:tcPr>
+          <w:p>
+            <w:r>
+              <w:t>TP 프레임</w:t>
+            </w:r>
+          </w:p>
+        </w:tc>
+        <w:tc>
+          <w:tcPr>
+            <w:tcW w:type="dxa" w:w="2351"/>
+          </w:tcPr>
+          <w:p>
+            <w:r>
+              <w:t>"3E 80" (PCI 없음)</w:t>
+            </w:r>
+          </w:p>
+        </w:tc>
+        <w:tc>
+          <w:tcPr>
+            <w:tcW w:type="dxa" w:w="2351"/>
+          </w:tcPr>
+          <w:p>
+            <w:r>
+              <w:t>"02 3E 80" (ISO-TP SF PCI 포함)</w:t>
+            </w:r>
+          </w:p>
+        </w:tc>
+      </w:tr>
+      <w:tr>
+        <w:tc>
+          <w:tcPr>
+            <w:tcW w:type="dxa" w:w="2351"/>
+          </w:tcPr>
+          <w:p>
+            <w:r>
+              <w:t>②</w:t>
+            </w:r>
+          </w:p>
+        </w:tc>
+        <w:tc>
+          <w:tcPr>
+            <w:tcW w:type="dxa" w:w="2351"/>
+          </w:tcPr>
+          <w:p>
+            <w:r>
+              <w:t>송신 배타 락</w:t>
+            </w:r>
+          </w:p>
+        </w:tc>
+        <w:tc>
+          <w:tcPr>
+            <w:tcW w:type="dxa" w:w="2351"/>
+          </w:tcPr>
+          <w:p>
+            <w:r>
+              <w:t>없음</w:t>
+            </w:r>
+          </w:p>
+        </w:tc>
+        <w:tc>
+          <w:tcPr>
+            <w:tcW w:type="dxa" w:w="2351"/>
+          </w:tcPr>
+          <w:p>
+            <w:r>
+              <w:t>TxLock + Ret_SendMsgs 전체 lock(TxLock)</w:t>
+            </w:r>
+          </w:p>
+        </w:tc>
+      </w:tr>
+      <w:tr>
+        <w:tc>
+          <w:tcPr>
+            <w:tcW w:type="dxa" w:w="2351"/>
+          </w:tcPr>
+          <w:p>
+            <w:r>
+              <w:t>③</w:t>
+            </w:r>
+          </w:p>
+        </w:tc>
+        <w:tc>
+          <w:tcPr>
+            <w:tcW w:type="dxa" w:w="2351"/>
+          </w:tcPr>
+          <w:p>
+            <w:r>
+              <w:t>TP 전용 함수</w:t>
+            </w:r>
+          </w:p>
+        </w:tc>
+        <w:tc>
+          <w:tcPr>
+            <w:tcW w:type="dxa" w:w="2351"/>
+          </w:tcPr>
+          <w:p>
+            <w:r>
+              <w:t>없음</w:t>
+            </w:r>
+          </w:p>
+        </w:tc>
+        <w:tc>
+          <w:tcPr>
+            <w:tcW w:type="dxa" w:w="2351"/>
+          </w:tcPr>
+          <w:p>
+            <w:r>
+              <w:t>Send_TesterPresent() — Monitor.TryEnter로 통신 중 skip</w:t>
+            </w:r>
+          </w:p>
+        </w:tc>
+      </w:tr>
+      <w:tr>
+        <w:tc>
+          <w:tcPr>
+            <w:tcW w:type="dxa" w:w="2351"/>
+          </w:tcPr>
+          <w:p>
+            <w:r>
+              <w:t>④</w:t>
+            </w:r>
+          </w:p>
+        </w:tc>
+        <w:tc>
+          <w:tcPr>
+            <w:tcW w:type="dxa" w:w="2351"/>
+          </w:tcPr>
+          <w:p>
+            <w:r>
+              <w:t>STD_CAN_Write 비Chery 지연</w:t>
+            </w:r>
+          </w:p>
+        </w:tc>
+        <w:tc>
+          <w:tcPr>
+            <w:tcW w:type="dxa" w:w="2351"/>
+          </w:tcPr>
+          <w:p>
+            <w:r>
+              <w:t>Sleep(500)</w:t>
+            </w:r>
+          </w:p>
+        </w:tc>
+        <w:tc>
+          <w:tcPr>
+            <w:tcW w:type="dxa" w:w="2351"/>
+          </w:tcPr>
+          <w:p>
+            <w:r>
+              <w:t>Sleep(30) (FF→CF 51ms)</w:t>
+            </w:r>
+          </w:p>
+        </w:tc>
+      </w:tr>
+    </w:tbl>
+    <w:p>
+      <w:pPr>
+        <w:pStyle w:val="Heading3"/>
+      </w:pPr>
+      <w:r>
+        <w:t>3.2 fom_Main.cs</w:t>
+      </w:r>
+    </w:p>
+    <w:tbl>
+      <w:tblPr>
+        <w:tblStyle w:val="TableGrid"/>
+        <w:tblW w:type="auto" w:w="0"/>
+        <w:tblLook w:firstColumn="1" w:firstRow="1" w:lastColumn="0" w:lastRow="0" w:noHBand="0" w:noVBand="1" w:val="04A0"/>
+      </w:tblPr>
+      <w:tblGrid>
+        <w:gridCol w:w="3135"/>
+        <w:gridCol w:w="3135"/>
+        <w:gridCol w:w="3135"/>
+      </w:tblGrid>
+      <w:tr>
+        <w:tc>
+          <w:tcPr>
+            <w:tcW w:type="dxa" w:w="3135"/>
+          </w:tcPr>
+          <w:p>
+            <w:r>
+              <w:rPr>
+                <w:b/>
+              </w:rPr>
+              <w:t>#</w:t>
+            </w:r>
+          </w:p>
+        </w:tc>
+        <w:tc>
+          <w:tcPr>
+            <w:tcW w:type="dxa" w:w="3135"/>
+          </w:tcPr>
+          <w:p>
+            <w:r>
+              <w:rPr>
+                <w:b/>
+              </w:rPr>
+              <w:t>항목</w:t>
+            </w:r>
+          </w:p>
+        </w:tc>
+        <w:tc>
+          <w:tcPr>
+            <w:tcW w:type="dxa" w:w="3135"/>
+          </w:tcPr>
+          <w:p>
+            <w:r>
+              <w:rPr>
+                <w:b/>
+              </w:rPr>
+              <w:t>내용</w:t>
+            </w:r>
+          </w:p>
+        </w:tc>
+      </w:tr>
+      <w:tr>
+        <w:tc>
+          <w:tcPr>
+            <w:tcW w:type="dxa" w:w="3135"/>
+          </w:tcPr>
+          <w:p>
+            <w:r>
+              <w:t>⑤</w:t>
+            </w:r>
+          </w:p>
+        </w:tc>
+        <w:tc>
+          <w:tcPr>
+            <w:tcW w:type="dxa" w:w="3135"/>
+          </w:tcPr>
+          <w:p>
+            <w:r>
+              <w:t>TpTimer 핸들러</w:t>
+            </w:r>
+          </w:p>
+        </w:tc>
+        <w:tc>
+          <w:tcPr>
+            <w:tcW w:type="dxa" w:w="3135"/>
+          </w:tcPr>
+          <w:p>
+            <w:r>
+              <w:t>CAN_Transmit("3E 80") → Send_TesterPresent()</w:t>
+            </w:r>
+          </w:p>
+        </w:tc>
+      </w:tr>
+      <w:tr>
+        <w:tc>
+          <w:tcPr>
+            <w:tcW w:type="dxa" w:w="3135"/>
+          </w:tcPr>
+          <w:p>
+            <w:r>
+              <w:t>⑥</w:t>
+            </w:r>
+          </w:p>
+        </w:tc>
+        <w:tc>
+          <w:tcPr>
+            <w:tcW w:type="dxa" w:w="3135"/>
+          </w:tcPr>
+          <w:p>
+            <w:r>
+              <w:t>SendTP(true) 위치</w:t>
+            </w:r>
+          </w:p>
+        </w:tc>
+        <w:tc>
+          <w:tcPr>
+            <w:tcW w:type="dxa" w:w="3135"/>
+          </w:tcPr>
+          <w:p>
+            <w:r>
+              <w:t>OrderStarted → Test_Running ECU_Selector 직후</w:t>
+            </w:r>
+          </w:p>
+        </w:tc>
+      </w:tr>
+      <w:tr>
+        <w:tc>
+          <w:tcPr>
+            <w:tcW w:type="dxa" w:w="3135"/>
+          </w:tcPr>
+          <w:p>
+            <w:r>
+              <w:t>⑦</w:t>
+            </w:r>
+          </w:p>
+        </w:tc>
+        <w:tc>
+          <w:tcPr>
+            <w:tcW w:type="dxa" w:w="3135"/>
+          </w:tcPr>
+          <w:p>
+            <w:r>
+              <w:t>SendTP(false) 보장</w:t>
+            </w:r>
+          </w:p>
+        </w:tc>
+        <w:tc>
+          <w:tcPr>
+            <w:tcW w:type="dxa" w:w="3135"/>
+          </w:tcPr>
+          <w:p>
+            <w:r>
+              <w:t>Test_Running 호출을 try/finally로 감싸 비정상 종료 시에도 TP 종료</w:t>
+            </w:r>
+          </w:p>
+        </w:tc>
+      </w:tr>
+    </w:tbl>
+    <w:p>
+      <w:pPr>
+        <w:pStyle w:val="Heading3"/>
+      </w:pPr>
+      <w:r>
+        <w:t>3.3 cls_Test.cs</w:t>
+      </w:r>
+    </w:p>
+    <w:tbl>
+      <w:tblPr>
+        <w:tblStyle w:val="TableGrid"/>
+        <w:tblW w:type="auto" w:w="0"/>
+        <w:tblLook w:firstColumn="1" w:firstRow="1" w:lastColumn="0" w:lastRow="0" w:noHBand="0" w:noVBand="1" w:val="04A0"/>
+      </w:tblPr>
+      <w:tblGrid>
+        <w:gridCol w:w="3135"/>
+        <w:gridCol w:w="3135"/>
+        <w:gridCol w:w="3135"/>
+      </w:tblGrid>
+      <w:tr>
+        <w:tc>
+          <w:tcPr>
+            <w:tcW w:type="dxa" w:w="3135"/>
+          </w:tcPr>
+          <w:p>
+            <w:r>
+              <w:rPr>
+                <w:b/>
+              </w:rPr>
+              <w:t>#</w:t>
+            </w:r>
+          </w:p>
+        </w:tc>
+        <w:tc>
+          <w:tcPr>
+            <w:tcW w:type="dxa" w:w="3135"/>
+          </w:tcPr>
+          <w:p>
+            <w:r>
+              <w:rPr>
+                <w:b/>
+              </w:rPr>
+              <w:t>항목</w:t>
+            </w:r>
+          </w:p>
+        </w:tc>
+        <w:tc>
+          <w:tcPr>
+            <w:tcW w:type="dxa" w:w="3135"/>
+          </w:tcPr>
+          <w:p>
+            <w:r>
+              <w:rPr>
+                <w:b/>
+              </w:rPr>
+              <w:t>내용</w:t>
+            </w:r>
+          </w:p>
+        </w:tc>
+      </w:tr>
+      <w:tr>
+        <w:tc>
+          <w:tcPr>
+            <w:tcW w:type="dxa" w:w="3135"/>
+          </w:tcPr>
+          <w:p>
+            <w:r>
+              <w:t>⑧</w:t>
+            </w:r>
+          </w:p>
+        </w:tc>
+        <w:tc>
+          <w:tcPr>
+            <w:tcW w:type="dxa" w:w="3135"/>
+          </w:tcPr>
+          <w:p>
+            <w:r>
+              <w:t>SendTP(true) 위치</w:t>
+            </w:r>
+          </w:p>
+        </w:tc>
+        <w:tc>
+          <w:tcPr>
+            <w:tcW w:type="dxa" w:w="3135"/>
+          </w:tcPr>
+          <w:p>
+            <w:r>
+              <w:t>Test_Running() — ECU_Selector 직후 (Chery 제외)</w:t>
+            </w:r>
+          </w:p>
+        </w:tc>
+      </w:tr>
+      <w:tr>
+        <w:tc>
+          <w:tcPr>
+            <w:tcW w:type="dxa" w:w="3135"/>
+          </w:tcPr>
+          <w:p>
+            <w:r>
+              <w:t>⑨</w:t>
+            </w:r>
+          </w:p>
+        </w:tc>
+        <w:tc>
+          <w:tcPr>
+            <w:tcW w:type="dxa" w:w="3135"/>
+          </w:tcPr>
+          <w:p>
+            <w:r>
+              <w:t>Dynamic_Close() 추가</w:t>
+            </w:r>
+          </w:p>
+        </w:tc>
+        <w:tc>
+          <w:tcPr>
+            <w:tcW w:type="dxa" w:w="3135"/>
+          </w:tcPr>
+          <w:p>
+            <w:r>
+              <w:t>Stop_Communication + SendTP(false) + ABS_Step=5 일괄 처리</w:t>
+            </w:r>
+          </w:p>
+        </w:tc>
+      </w:tr>
+      <w:tr>
+        <w:tc>
+          <w:tcPr>
+            <w:tcW w:type="dxa" w:w="3135"/>
+          </w:tcPr>
+          <w:p>
+            <w:r>
+              <w:t>⑩</w:t>
+            </w:r>
+          </w:p>
+        </w:tc>
+        <w:tc>
+          <w:tcPr>
+            <w:tcW w:type="dxa" w:w="3135"/>
+          </w:tcPr>
+          <w:p>
+            <w:r>
+              <w:t>LX3 Dynamic_Test 확장</w:t>
+            </w:r>
+          </w:p>
+        </w:tc>
+        <w:tc>
+          <w:tcPr>
+            <w:tcW w:type="dxa" w:w="3135"/>
+          </w:tcPr>
+          <w:p>
+            <w:r>
+              <w:t>step 6~9 (FL+RR 밸브 + Pump) 추가. LX3H/LX3I만 해당</w:t>
+            </w:r>
+          </w:p>
+        </w:tc>
+      </w:tr>
+    </w:tbl>
+    <w:p>
+      <w:pPr>
+        <w:pStyle w:val="Heading2"/>
+      </w:pPr>
+      <w:r>
+        <w:t>4. 실차 검증 결과</w:t>
+      </w:r>
+    </w:p>
+    <w:tbl>
+      <w:tblPr>
+        <w:tblStyle w:val="TableGrid"/>
+        <w:tblW w:type="auto" w:w="0"/>
+        <w:tblLook w:firstColumn="1" w:firstRow="1" w:lastColumn="0" w:lastRow="0" w:noHBand="0" w:noVBand="1" w:val="04A0"/>
+      </w:tblPr>
+      <w:tblGrid>
+        <w:gridCol w:w="2351"/>
+        <w:gridCol w:w="2351"/>
+        <w:gridCol w:w="2351"/>
+        <w:gridCol w:w="2351"/>
+      </w:tblGrid>
+      <w:tr>
+        <w:tc>
+          <w:tcPr>
+            <w:tcW w:type="dxa" w:w="2351"/>
+          </w:tcPr>
+          <w:p>
+            <w:r>
+              <w:rPr>
+                <w:b/>
+              </w:rPr>
+              <w:t>차종</w:t>
+            </w:r>
+          </w:p>
+        </w:tc>
+        <w:tc>
+          <w:tcPr>
+            <w:tcW w:type="dxa" w:w="2351"/>
+          </w:tcPr>
+          <w:p>
+            <w:r>
+              <w:rPr>
+                <w:b/>
+              </w:rPr>
+              <w:t>Dynamic</w:t>
+            </w:r>
+          </w:p>
+        </w:tc>
+        <w:tc>
+          <w:tcPr>
+            <w:tcW w:type="dxa" w:w="2351"/>
+          </w:tcPr>
+          <w:p>
+            <w:r>
+              <w:rPr>
+                <w:b/>
+              </w:rPr>
+              <w:t>주차 브레이크</w:t>
+            </w:r>
+          </w:p>
+        </w:tc>
+        <w:tc>
+          <w:tcPr>
+            <w:tcW w:type="dxa" w:w="2351"/>
+          </w:tcPr>
+          <w:p>
+            <w:r>
+              <w:rPr>
+                <w:b/>
+              </w:rPr>
+              <w:t>작업번호</w:t>
+            </w:r>
+          </w:p>
+        </w:tc>
+      </w:tr>
+      <w:tr>
+        <w:tc>
+          <w:tcPr>
+            <w:tcW w:type="dxa" w:w="2351"/>
+          </w:tcPr>
+          <w:p>
+            <w:r>
+              <w:t>NX4 PE HEV (TM)</w:t>
+            </w:r>
+          </w:p>
+        </w:tc>
+        <w:tc>
+          <w:tcPr>
+            <w:tcW w:type="dxa" w:w="2351"/>
+          </w:tcPr>
+          <w:p>
+            <w:r>
+              <w:t>5/5 성공</w:t>
+            </w:r>
+          </w:p>
+        </w:tc>
+        <w:tc>
+          <w:tcPr>
+            <w:tcW w:type="dxa" w:w="2351"/>
+          </w:tcPr>
+          <w:p>
+            <w:r>
+              <w:t>정상</w:t>
+            </w:r>
+          </w:p>
+        </w:tc>
+        <w:tc>
+          <w:tcPr>
+            <w:tcW w:type="dxa" w:w="2351"/>
+          </w:tcPr>
+          <w:p>
+            <w:r>
+              <w:t>2026082200017</w:t>
+            </w:r>
+          </w:p>
+        </w:tc>
+      </w:tr>
+      <w:tr>
+        <w:tc>
+          <w:tcPr>
+            <w:tcW w:type="dxa" w:w="2351"/>
+          </w:tcPr>
+          <w:p>
+            <w:r>
+              <w:t>LX3 HEV</w:t>
+            </w:r>
+          </w:p>
+        </w:tc>
+        <w:tc>
+          <w:tcPr>
+            <w:tcW w:type="dxa" w:w="2351"/>
+          </w:tcPr>
+          <w:p>
+            <w:r>
+              <w:t>9/9 성공</w:t>
+            </w:r>
+          </w:p>
+        </w:tc>
+        <w:tc>
+          <w:tcPr>
+            <w:tcW w:type="dxa" w:w="2351"/>
+          </w:tcPr>
+          <w:p>
+            <w:r>
+              <w:t>정상</w:t>
+            </w:r>
+          </w:p>
+        </w:tc>
+        <w:tc>
+          <w:tcPr>
+            <w:tcW w:type="dxa" w:w="2351"/>
+          </w:tcPr>
+          <w:p>
+            <w:r>
+              <w:t>2026082200019</w:t>
+            </w:r>
+          </w:p>
+        </w:tc>
+      </w:tr>
+      <w:tr>
+        <w:tc>
+          <w:tcPr>
+            <w:tcW w:type="dxa" w:w="2351"/>
+          </w:tcPr>
+          <w:p>
+            <w:r>
+              <w:t>LX3 ICE</w:t>
+            </w:r>
+          </w:p>
+        </w:tc>
+        <w:tc>
+          <w:tcPr>
+            <w:tcW w:type="dxa" w:w="2351"/>
+          </w:tcPr>
+          <w:p>
+            <w:r>
+              <w:t>9/9 성공</w:t>
+            </w:r>
+          </w:p>
+        </w:tc>
+        <w:tc>
+          <w:tcPr>
+            <w:tcW w:type="dxa" w:w="2351"/>
+          </w:tcPr>
+          <w:p>
+            <w:r>
+              <w:t>정상</w:t>
+            </w:r>
+          </w:p>
+        </w:tc>
+        <w:tc>
+          <w:tcPr>
+            <w:tcW w:type="dxa" w:w="2351"/>
+          </w:tcPr>
+          <w:p>
+            <w:r>
+              <w:t>2026082200020</w:t>
+            </w:r>
+          </w:p>
+        </w:tc>
+      </w:tr>
+      <w:tr>
+        <w:tc>
+          <w:tcPr>
+            <w:tcW w:type="dxa" w:w="2351"/>
+          </w:tcPr>
+          <w:p>
+            <w:r>
+              <w:t>FF↔CF TP 침입</w:t>
+            </w:r>
+          </w:p>
+        </w:tc>
+        <w:tc>
+          <w:tcPr>
+            <w:tcW w:type="dxa" w:w="2351"/>
+          </w:tcPr>
+          <w:p>
+            <w:r>
+              <w:t>0건</w:t>
+            </w:r>
+          </w:p>
+        </w:tc>
+        <w:tc>
+          <w:tcPr>
+            <w:tcW w:type="dxa" w:w="2351"/>
+          </w:tcPr>
+          <w:p>
+            <w:r>
+              <w:t>—</w:t>
+            </w:r>
+          </w:p>
+        </w:tc>
+        <w:tc>
+          <w:tcPr>
+            <w:tcW w:type="dxa" w:w="2351"/>
+          </w:tcPr>
+          <w:p>
+            <w:r>
+              <w:t>—</w:t>
+            </w:r>
+          </w:p>
+        </w:tc>
+      </w:tr>
+    </w:tbl>
     <w:sectPr>
       <w:pgSz w:w="12240" w:h="15840"/>
       <w:pgMar w:top="1134" w:right="1417" w:bottom="1134" w:left="1417" w:header="720" w:footer="720" w:gutter="0"/>
